--- a/docs/printable/GWS-ERP-User-Guide.docx
+++ b/docs/printable/GWS-ERP-User-Guide.docx
@@ -1138,6 +1138,71 @@
           <w:sz w:val="19"/>
           <w:szCs w:val="19"/>
         </w:rPr>
+        <w:t xml:space="preserve">Deleting an unfinished draft</w:t>
+      </w:r>
+    </w:p>
+    <w:p>
+      <w:pPr>
+        <w:spacing w:after="10" w:before="10"/>
+      </w:pPr>
+      <w:r>
+        <w:rPr>
+          <w:rFonts w:ascii="Arial" w:cs="Arial" w:eastAsia="Arial" w:hAnsi="Arial"/>
+          <w:sz w:val="19"/>
+          <w:szCs w:val="19"/>
+        </w:rPr>
+        <w:t xml:space="preserve">The forms behind a stock movement</w:t>
+      </w:r>
+    </w:p>
+    <w:p>
+      <w:pPr>
+        <w:spacing w:after="10" w:before="10"/>
+      </w:pPr>
+      <w:r>
+        <w:rPr>
+          <w:rFonts w:ascii="Arial" w:cs="Arial" w:eastAsia="Arial" w:hAnsi="Arial"/>
+          <w:sz w:val="19"/>
+          <w:szCs w:val="19"/>
+        </w:rPr>
+        <w:t xml:space="preserve">Printed forms: the checker's column</w:t>
+      </w:r>
+    </w:p>
+    <w:p>
+      <w:pPr>
+        <w:spacing w:after="10" w:before="10"/>
+      </w:pPr>
+      <w:r>
+        <w:rPr>
+          <w:rFonts w:ascii="Arial" w:cs="Arial" w:eastAsia="Arial" w:hAnsi="Arial"/>
+          <w:sz w:val="19"/>
+          <w:szCs w:val="19"/>
+        </w:rPr>
+        <w:t xml:space="preserve">Marketing and BO pull-outs</w:t>
+      </w:r>
+    </w:p>
+    <w:p>
+      <w:pPr>
+        <w:spacing w:after="10" w:before="10"/>
+      </w:pPr>
+      <w:r>
+        <w:rPr>
+          <w:rFonts w:ascii="Arial" w:cs="Arial" w:eastAsia="Arial" w:hAnsi="Arial"/>
+          <w:sz w:val="19"/>
+          <w:szCs w:val="19"/>
+        </w:rPr>
+        <w:t xml:space="preserve">Replacement tickets</w:t>
+      </w:r>
+    </w:p>
+    <w:p>
+      <w:pPr>
+        <w:spacing w:after="10" w:before="10"/>
+      </w:pPr>
+      <w:r>
+        <w:rPr>
+          <w:rFonts w:ascii="Arial" w:cs="Arial" w:eastAsia="Arial" w:hAnsi="Arial"/>
+          <w:sz w:val="19"/>
+          <w:szCs w:val="19"/>
+        </w:rPr>
         <w:t xml:space="preserve">Page names and what each page is for</w:t>
       </w:r>
     </w:p>
@@ -14819,6 +14884,603 @@
           <w:sz w:val="30"/>
           <w:szCs w:val="30"/>
         </w:rPr>
+        <w:t xml:space="preserve">Deleting an unfinished draft</w:t>
+      </w:r>
+    </w:p>
+    <w:p>
+      <w:pPr>
+        <w:spacing w:after="80" w:before="40" w:line="276"/>
+      </w:pPr>
+      <w:r>
+        <w:rPr>
+          <w:rFonts w:ascii="Arial" w:cs="Arial" w:eastAsia="Arial" w:hAnsi="Arial"/>
+          <w:sz w:val="20"/>
+          <w:szCs w:val="20"/>
+        </w:rPr>
+        <w:t xml:space="preserve">A draft that was not submitted (a transfer / pull-out, a supplier delivery, a count sheet or a store inspection report) can be deleted: open it and press </w:t>
+      </w:r>
+      <w:r>
+        <w:rPr>
+          <w:rFonts w:ascii="Arial" w:cs="Arial" w:eastAsia="Arial" w:hAnsi="Arial"/>
+          <w:b/>
+          <w:bCs/>
+          <w:sz w:val="20"/>
+          <w:szCs w:val="20"/>
+        </w:rPr>
+        <w:t xml:space="preserve">Delete draft</w:t>
+      </w:r>
+      <w:r>
+        <w:rPr>
+          <w:rFonts w:ascii="Arial" w:cs="Arial" w:eastAsia="Arial" w:hAnsi="Arial"/>
+          <w:sz w:val="20"/>
+          <w:szCs w:val="20"/>
+        </w:rPr>
+        <w:t xml:space="preserve">. Only the person who prepared it, the Warehouse In-Charge (warehouse forms), the Head Auditor (count sheets and inspections) or the Owner can. The </w:t>
+      </w:r>
+      <w:r>
+        <w:rPr>
+          <w:rFonts w:ascii="Arial" w:cs="Arial" w:eastAsia="Arial" w:hAnsi="Arial"/>
+          <w:b/>
+          <w:bCs/>
+          <w:sz w:val="20"/>
+          <w:szCs w:val="20"/>
+        </w:rPr>
+        <w:t xml:space="preserve">form numbers adjust by themselves</w:t>
+      </w:r>
+      <w:r>
+        <w:rPr>
+          <w:rFonts w:ascii="Arial" w:cs="Arial" w:eastAsia="Arial" w:hAnsi="Arial"/>
+          <w:sz w:val="20"/>
+          <w:szCs w:val="20"/>
+        </w:rPr>
+        <w:t xml:space="preserve">: the drafts after the deleted one move down one number (their owners are told; print them again if you already printed them), so there is no gap. A form that is already submitted or approved keeps its number; the number that cannot be closed up is used by the next new form. A sent or approved form is never deleted: it is cancelled (void) with a reason.</w:t>
+      </w:r>
+    </w:p>
+    <w:p>
+      <w:pPr>
+        <w:pStyle w:val="Heading2"/>
+        <w:keepNext/>
+        <w:spacing w:after="100" w:before="320"/>
+      </w:pPr>
+      <w:r>
+        <w:rPr>
+          <w:rFonts w:ascii="Arial" w:cs="Arial" w:eastAsia="Arial" w:hAnsi="Arial"/>
+          <w:b/>
+          <w:bCs/>
+          <w:color w:val="0B1F3A"/>
+          <w:sz w:val="30"/>
+          <w:szCs w:val="30"/>
+        </w:rPr>
+        <w:t xml:space="preserve">The forms behind a stock movement</w:t>
+      </w:r>
+    </w:p>
+    <w:p>
+      <w:pPr>
+        <w:spacing w:after="80" w:before="40" w:line="276"/>
+      </w:pPr>
+      <w:r>
+        <w:rPr>
+          <w:rFonts w:ascii="Arial" w:cs="Arial" w:eastAsia="Arial" w:hAnsi="Arial"/>
+          <w:sz w:val="20"/>
+          <w:szCs w:val="20"/>
+        </w:rPr>
+        <w:t xml:space="preserve">In </w:t>
+      </w:r>
+      <w:r>
+        <w:rPr>
+          <w:rFonts w:ascii="Arial" w:cs="Arial" w:eastAsia="Arial" w:hAnsi="Arial"/>
+          <w:b/>
+          <w:bCs/>
+          <w:sz w:val="20"/>
+          <w:szCs w:val="20"/>
+        </w:rPr>
+        <w:t xml:space="preserve">Inventory Reports → Daily Inventory Report</w:t>
+      </w:r>
+      <w:r>
+        <w:rPr>
+          <w:rFonts w:ascii="Arial" w:cs="Arial" w:eastAsia="Arial" w:hAnsi="Arial"/>
+          <w:sz w:val="20"/>
+          <w:szCs w:val="20"/>
+        </w:rPr>
+        <w:t xml:space="preserve">, the figures under </w:t>
+      </w:r>
+      <w:r>
+        <w:rPr>
+          <w:rFonts w:ascii="Arial" w:cs="Arial" w:eastAsia="Arial" w:hAnsi="Arial"/>
+          <w:b/>
+          <w:bCs/>
+          <w:sz w:val="20"/>
+          <w:szCs w:val="20"/>
+        </w:rPr>
+        <w:t xml:space="preserve">Receive, Transfer In, Returns, Pull Out, Other Out and Adj</w:t>
+      </w:r>
+      <w:r>
+        <w:rPr>
+          <w:rFonts w:ascii="Arial" w:cs="Arial" w:eastAsia="Arial" w:hAnsi="Arial"/>
+          <w:sz w:val="20"/>
+          <w:szCs w:val="20"/>
+        </w:rPr>
+        <w:t xml:space="preserve"> are links. Press one to see the forms that made that movement: the Pull-Out and Transfer-In forms (each side sees its own copy), the Supplier's Form with the supplier's delivery receipt, the count sheet, the write-off or the replacement ticket, each with its attachments. Sales has no such view; open the sale in Sales List.</w:t>
+      </w:r>
+    </w:p>
+    <w:p>
+      <w:pPr>
+        <w:pStyle w:val="Heading2"/>
+        <w:keepNext/>
+        <w:spacing w:after="100" w:before="320"/>
+      </w:pPr>
+      <w:r>
+        <w:rPr>
+          <w:rFonts w:ascii="Arial" w:cs="Arial" w:eastAsia="Arial" w:hAnsi="Arial"/>
+          <w:b/>
+          <w:bCs/>
+          <w:color w:val="0B1F3A"/>
+          <w:sz w:val="30"/>
+          <w:szCs w:val="30"/>
+        </w:rPr>
+        <w:t xml:space="preserve">Printed forms: the checker's column</w:t>
+      </w:r>
+    </w:p>
+    <w:p>
+      <w:pPr>
+        <w:spacing w:after="80" w:before="40" w:line="276"/>
+      </w:pPr>
+      <w:r>
+        <w:rPr>
+          <w:rFonts w:ascii="Arial" w:cs="Arial" w:eastAsia="Arial" w:hAnsi="Arial"/>
+          <w:sz w:val="20"/>
+          <w:szCs w:val="20"/>
+        </w:rPr>
+        <w:t xml:space="preserve">The printed Pull-Out, Transfer-In, DR (sales), Supplier's Form and Count sheet have a blank </w:t>
+      </w:r>
+      <w:r>
+        <w:rPr>
+          <w:rFonts w:ascii="Arial" w:cs="Arial" w:eastAsia="Arial" w:hAnsi="Arial"/>
+          <w:b/>
+          <w:bCs/>
+          <w:sz w:val="20"/>
+          <w:szCs w:val="20"/>
+        </w:rPr>
+        <w:t xml:space="preserve">Checker's qty (write by hand)</w:t>
+      </w:r>
+      <w:r>
+        <w:rPr>
+          <w:rFonts w:ascii="Arial" w:cs="Arial" w:eastAsia="Arial" w:hAnsi="Arial"/>
+          <w:sz w:val="20"/>
+          <w:szCs w:val="20"/>
+        </w:rPr>
+        <w:t xml:space="preserve"> column at the far right. The person who double-checks the goods writes the quantity counted there, then signs "Checked by".</w:t>
+      </w:r>
+    </w:p>
+    <w:p>
+      <w:pPr>
+        <w:pStyle w:val="Heading2"/>
+        <w:keepNext/>
+        <w:spacing w:after="100" w:before="320"/>
+      </w:pPr>
+      <w:r>
+        <w:rPr>
+          <w:rFonts w:ascii="Arial" w:cs="Arial" w:eastAsia="Arial" w:hAnsi="Arial"/>
+          <w:b/>
+          <w:bCs/>
+          <w:color w:val="0B1F3A"/>
+          <w:sz w:val="30"/>
+          <w:szCs w:val="30"/>
+        </w:rPr>
+        <w:t xml:space="preserve">Marketing and BO pull-outs</w:t>
+      </w:r>
+    </w:p>
+    <w:p>
+      <w:pPr>
+        <w:spacing w:after="80" w:before="40" w:line="276"/>
+      </w:pPr>
+      <w:r>
+        <w:rPr>
+          <w:rFonts w:ascii="Arial" w:cs="Arial" w:eastAsia="Arial" w:hAnsi="Arial"/>
+          <w:sz w:val="20"/>
+          <w:szCs w:val="20"/>
+        </w:rPr>
+        <w:t xml:space="preserve">Any branch (or the warehouse) with stock can give stock out to </w:t>
+      </w:r>
+      <w:r>
+        <w:rPr>
+          <w:rFonts w:ascii="Arial" w:cs="Arial" w:eastAsia="Arial" w:hAnsi="Arial"/>
+          <w:b/>
+          <w:bCs/>
+          <w:sz w:val="20"/>
+          <w:szCs w:val="20"/>
+        </w:rPr>
+        <w:t xml:space="preserve">Prothin Marketing</w:t>
+      </w:r>
+      <w:r>
+        <w:rPr>
+          <w:rFonts w:ascii="Arial" w:cs="Arial" w:eastAsia="Arial" w:hAnsi="Arial"/>
+          <w:sz w:val="20"/>
+          <w:szCs w:val="20"/>
+        </w:rPr>
+        <w:t xml:space="preserve">, </w:t>
+      </w:r>
+      <w:r>
+        <w:rPr>
+          <w:rFonts w:ascii="Arial" w:cs="Arial" w:eastAsia="Arial" w:hAnsi="Arial"/>
+          <w:b/>
+          <w:bCs/>
+          <w:sz w:val="20"/>
+          <w:szCs w:val="20"/>
+        </w:rPr>
+        <w:t xml:space="preserve">GWS Marketing</w:t>
+      </w:r>
+      <w:r>
+        <w:rPr>
+          <w:rFonts w:ascii="Arial" w:cs="Arial" w:eastAsia="Arial" w:hAnsi="Arial"/>
+          <w:sz w:val="20"/>
+          <w:szCs w:val="20"/>
+        </w:rPr>
+        <w:t xml:space="preserve"> or </w:t>
+      </w:r>
+      <w:r>
+        <w:rPr>
+          <w:rFonts w:ascii="Arial" w:cs="Arial" w:eastAsia="Arial" w:hAnsi="Arial"/>
+          <w:b/>
+          <w:bCs/>
+          <w:sz w:val="20"/>
+          <w:szCs w:val="20"/>
+        </w:rPr>
+        <w:t xml:space="preserve">BO</w:t>
+      </w:r>
+      <w:r>
+        <w:rPr>
+          <w:rFonts w:ascii="Arial" w:cs="Arial" w:eastAsia="Arial" w:hAnsi="Arial"/>
+          <w:sz w:val="20"/>
+          <w:szCs w:val="20"/>
+        </w:rPr>
+        <w:t xml:space="preserve"> (bad orders): in Transfers &amp; Pull-outs choose it under </w:t>
+      </w:r>
+      <w:r>
+        <w:rPr>
+          <w:rFonts w:ascii="Arial" w:cs="Arial" w:eastAsia="Arial" w:hAnsi="Arial"/>
+          <w:b/>
+          <w:bCs/>
+          <w:sz w:val="20"/>
+          <w:szCs w:val="20"/>
+        </w:rPr>
+        <w:t xml:space="preserve">To → Stock given out</w:t>
+      </w:r>
+      <w:r>
+        <w:rPr>
+          <w:rFonts w:ascii="Arial" w:cs="Arial" w:eastAsia="Arial" w:hAnsi="Arial"/>
+          <w:sz w:val="20"/>
+          <w:szCs w:val="20"/>
+        </w:rPr>
+        <w:t xml:space="preserve">. Tick </w:t>
+      </w:r>
+      <w:r>
+        <w:rPr>
+          <w:rFonts w:ascii="Arial" w:cs="Arial" w:eastAsia="Arial" w:hAnsi="Arial"/>
+          <w:b/>
+          <w:bCs/>
+          <w:sz w:val="20"/>
+          <w:szCs w:val="20"/>
+        </w:rPr>
+        <w:t xml:space="preserve">Endorse to Accounting as an expense</w:t>
+      </w:r>
+      <w:r>
+        <w:rPr>
+          <w:rFonts w:ascii="Arial" w:cs="Arial" w:eastAsia="Arial" w:hAnsi="Arial"/>
+          <w:sz w:val="20"/>
+          <w:szCs w:val="20"/>
+        </w:rPr>
+        <w:t xml:space="preserve"> if Accounting should book it. The </w:t>
+      </w:r>
+      <w:r>
+        <w:rPr>
+          <w:rFonts w:ascii="Arial" w:cs="Arial" w:eastAsia="Arial" w:hAnsi="Arial"/>
+          <w:b/>
+          <w:bCs/>
+          <w:sz w:val="20"/>
+          <w:szCs w:val="20"/>
+        </w:rPr>
+        <w:t xml:space="preserve">Head Auditor approves</w:t>
+      </w:r>
+      <w:r>
+        <w:rPr>
+          <w:rFonts w:ascii="Arial" w:cs="Arial" w:eastAsia="Arial" w:hAnsi="Arial"/>
+          <w:sz w:val="20"/>
+          <w:szCs w:val="20"/>
+        </w:rPr>
+        <w:t xml:space="preserve">; the stock then leaves your branch at once (nothing is confirmed at the other end). If it was endorsed, Accounting accepts it in My Approvals and books it at cost (BO as spoilage, marketing as marketing expense). Not endorsed at the start? On the approved form press </w:t>
+      </w:r>
+      <w:r>
+        <w:rPr>
+          <w:rFonts w:ascii="Arial" w:cs="Arial" w:eastAsia="Arial" w:hAnsi="Arial"/>
+          <w:b/>
+          <w:bCs/>
+          <w:sz w:val="20"/>
+          <w:szCs w:val="20"/>
+        </w:rPr>
+        <w:t xml:space="preserve">Endorse to Accounting as expense</w:t>
+      </w:r>
+      <w:r>
+        <w:rPr>
+          <w:rFonts w:ascii="Arial" w:cs="Arial" w:eastAsia="Arial" w:hAnsi="Arial"/>
+          <w:sz w:val="20"/>
+          <w:szCs w:val="20"/>
+        </w:rPr>
+        <w:t xml:space="preserve"> later. </w:t>
+      </w:r>
+      <w:r>
+        <w:rPr>
+          <w:rFonts w:ascii="Arial" w:cs="Arial" w:eastAsia="Arial" w:hAnsi="Arial"/>
+          <w:b/>
+          <w:bCs/>
+          <w:sz w:val="20"/>
+          <w:szCs w:val="20"/>
+        </w:rPr>
+        <w:t xml:space="preserve">Marketing &amp; BO Pull-outs</w:t>
+      </w:r>
+      <w:r>
+        <w:rPr>
+          <w:rFonts w:ascii="Arial" w:cs="Arial" w:eastAsia="Arial" w:hAnsi="Arial"/>
+          <w:sz w:val="20"/>
+          <w:szCs w:val="20"/>
+        </w:rPr>
+        <w:t xml:space="preserve"> (auditors, Accounting, Owner; a branch sees its own) lists everything given out per destination, item by item, with the units already expensed and those waiting for Accounting.</w:t>
+      </w:r>
+    </w:p>
+    <w:p>
+      <w:pPr>
+        <w:pStyle w:val="Heading2"/>
+        <w:keepNext/>
+        <w:spacing w:after="100" w:before="320"/>
+      </w:pPr>
+      <w:r>
+        <w:rPr>
+          <w:rFonts w:ascii="Arial" w:cs="Arial" w:eastAsia="Arial" w:hAnsi="Arial"/>
+          <w:b/>
+          <w:bCs/>
+          <w:color w:val="0B1F3A"/>
+          <w:sz w:val="30"/>
+          <w:szCs w:val="30"/>
+        </w:rPr>
+        <w:t xml:space="preserve">Replacement tickets</w:t>
+      </w:r>
+    </w:p>
+    <w:p>
+      <w:pPr>
+        <w:spacing w:after="80" w:before="40" w:line="276"/>
+      </w:pPr>
+      <w:r>
+        <w:rPr>
+          <w:rFonts w:ascii="Arial" w:cs="Arial" w:eastAsia="Arial" w:hAnsi="Arial"/>
+          <w:b/>
+          <w:bCs/>
+          <w:sz w:val="20"/>
+          <w:szCs w:val="20"/>
+        </w:rPr>
+        <w:t xml:space="preserve">A customer returned an item.</w:t>
+      </w:r>
+      <w:r>
+        <w:rPr>
+          <w:rFonts w:ascii="Arial" w:cs="Arial" w:eastAsia="Arial" w:hAnsi="Arial"/>
+          <w:sz w:val="20"/>
+          <w:szCs w:val="20"/>
+        </w:rPr>
+        <w:t xml:space="preserve"> Open </w:t>
+      </w:r>
+      <w:r>
+        <w:rPr>
+          <w:rFonts w:ascii="Arial" w:cs="Arial" w:eastAsia="Arial" w:hAnsi="Arial"/>
+          <w:b/>
+          <w:bCs/>
+          <w:sz w:val="20"/>
+          <w:szCs w:val="20"/>
+        </w:rPr>
+        <w:t xml:space="preserve">Replacement Tickets → Customer returned an item</w:t>
+      </w:r>
+      <w:r>
+        <w:rPr>
+          <w:rFonts w:ascii="Arial" w:cs="Arial" w:eastAsia="Arial" w:hAnsi="Arial"/>
+          <w:sz w:val="20"/>
+          <w:szCs w:val="20"/>
+        </w:rPr>
+        <w:t xml:space="preserve"> (or press the link on the sale's page): find the </w:t>
+      </w:r>
+      <w:r>
+        <w:rPr>
+          <w:rFonts w:ascii="Arial" w:cs="Arial" w:eastAsia="Arial" w:hAnsi="Arial"/>
+          <w:b/>
+          <w:bCs/>
+          <w:sz w:val="20"/>
+          <w:szCs w:val="20"/>
+        </w:rPr>
+        <w:t xml:space="preserve">DR / SI</w:t>
+      </w:r>
+      <w:r>
+        <w:rPr>
+          <w:rFonts w:ascii="Arial" w:cs="Arial" w:eastAsia="Arial" w:hAnsi="Arial"/>
+          <w:sz w:val="20"/>
+          <w:szCs w:val="20"/>
+        </w:rPr>
+        <w:t xml:space="preserve"> it was sold on (DR number, customer name or mobile), choose the item, the quantity (not more than was sold and not already returned) and the reason, and attach a photo. The ticket (RT number) names the DR, the customer and the sales associate. The auditors, Accounting, the Owner, the sales associate of that DR and every branch are told. </w:t>
+      </w:r>
+      <w:r>
+        <w:rPr>
+          <w:rFonts w:ascii="Arial" w:cs="Arial" w:eastAsia="Arial" w:hAnsi="Arial"/>
+          <w:b/>
+          <w:bCs/>
+          <w:sz w:val="20"/>
+          <w:szCs w:val="20"/>
+        </w:rPr>
+        <w:t xml:space="preserve">Any branch except a franchise</w:t>
+      </w:r>
+      <w:r>
+        <w:rPr>
+          <w:rFonts w:ascii="Arial" w:cs="Arial" w:eastAsia="Arial" w:hAnsi="Arial"/>
+          <w:sz w:val="20"/>
+          <w:szCs w:val="20"/>
+        </w:rPr>
+        <w:t xml:space="preserve"> gives the customer the replacement and presses </w:t>
+      </w:r>
+      <w:r>
+        <w:rPr>
+          <w:rFonts w:ascii="Arial" w:cs="Arial" w:eastAsia="Arial" w:hAnsi="Arial"/>
+          <w:b/>
+          <w:bCs/>
+          <w:sz w:val="20"/>
+          <w:szCs w:val="20"/>
+        </w:rPr>
+        <w:t xml:space="preserve">We gave the replacement</w:t>
+      </w:r>
+      <w:r>
+        <w:rPr>
+          <w:rFonts w:ascii="Arial" w:cs="Arial" w:eastAsia="Arial" w:hAnsi="Arial"/>
+          <w:sz w:val="20"/>
+          <w:szCs w:val="20"/>
+        </w:rPr>
+        <w:t xml:space="preserve"> on the ticket: the same product or another one, the quantity and the price (the price list by default). The </w:t>
+      </w:r>
+      <w:r>
+        <w:rPr>
+          <w:rFonts w:ascii="Arial" w:cs="Arial" w:eastAsia="Arial" w:hAnsi="Arial"/>
+          <w:b/>
+          <w:bCs/>
+          <w:sz w:val="20"/>
+          <w:szCs w:val="20"/>
+        </w:rPr>
+        <w:t xml:space="preserve">price difference</w:t>
+      </w:r>
+      <w:r>
+        <w:rPr>
+          <w:rFonts w:ascii="Arial" w:cs="Arial" w:eastAsia="Arial" w:hAnsi="Arial"/>
+          <w:sz w:val="20"/>
+          <w:szCs w:val="20"/>
+        </w:rPr>
+        <w:t xml:space="preserve"> against the DR is worked out by itself: the customer pays it, or is refunded / credited. The replacement leaves that branch's stock, the </w:t>
+      </w:r>
+      <w:r>
+        <w:rPr>
+          <w:rFonts w:ascii="Arial" w:cs="Arial" w:eastAsia="Arial" w:hAnsi="Arial"/>
+          <w:b/>
+          <w:bCs/>
+          <w:sz w:val="20"/>
+          <w:szCs w:val="20"/>
+        </w:rPr>
+        <w:t xml:space="preserve">Head Auditor approves</w:t>
+      </w:r>
+      <w:r>
+        <w:rPr>
+          <w:rFonts w:ascii="Arial" w:cs="Arial" w:eastAsia="Arial" w:hAnsi="Arial"/>
+          <w:sz w:val="20"/>
+          <w:szCs w:val="20"/>
+        </w:rPr>
+        <w:t xml:space="preserve"> (if not approved, the stock goes back and the ticket opens again), and the ticket closes. The branch confirms </w:t>
+      </w:r>
+      <w:r>
+        <w:rPr>
+          <w:rFonts w:ascii="Arial" w:cs="Arial" w:eastAsia="Arial" w:hAnsi="Arial"/>
+          <w:b/>
+          <w:bCs/>
+          <w:sz w:val="20"/>
+          <w:szCs w:val="20"/>
+        </w:rPr>
+        <w:t xml:space="preserve">The customer paid the difference / The refund was given</w:t>
+      </w:r>
+      <w:r>
+        <w:rPr>
+          <w:rFonts w:ascii="Arial" w:cs="Arial" w:eastAsia="Arial" w:hAnsi="Arial"/>
+          <w:sz w:val="20"/>
+          <w:szCs w:val="20"/>
+        </w:rPr>
+        <w:t xml:space="preserve">, and Accounting is told. A return older than 30 days is flagged. </w:t>
+      </w:r>
+      <w:r>
+        <w:rPr>
+          <w:rFonts w:ascii="Arial" w:cs="Arial" w:eastAsia="Arial" w:hAnsi="Arial"/>
+          <w:b/>
+          <w:bCs/>
+          <w:sz w:val="20"/>
+          <w:szCs w:val="20"/>
+        </w:rPr>
+        <w:t xml:space="preserve">Items we return to a supplier.</w:t>
+      </w:r>
+      <w:r>
+        <w:rPr>
+          <w:rFonts w:ascii="Arial" w:cs="Arial" w:eastAsia="Arial" w:hAnsi="Arial"/>
+          <w:sz w:val="20"/>
+          <w:szCs w:val="20"/>
+        </w:rPr>
+        <w:t xml:space="preserve"> Open </w:t>
+      </w:r>
+      <w:r>
+        <w:rPr>
+          <w:rFonts w:ascii="Arial" w:cs="Arial" w:eastAsia="Arial" w:hAnsi="Arial"/>
+          <w:b/>
+          <w:bCs/>
+          <w:sz w:val="20"/>
+          <w:szCs w:val="20"/>
+        </w:rPr>
+        <w:t xml:space="preserve">Return items to a supplier</w:t>
+      </w:r>
+      <w:r>
+        <w:rPr>
+          <w:rFonts w:ascii="Arial" w:cs="Arial" w:eastAsia="Arial" w:hAnsi="Arial"/>
+          <w:sz w:val="20"/>
+          <w:szCs w:val="20"/>
+        </w:rPr>
+        <w:t xml:space="preserve">: the product, quantity, supplier and reason. The </w:t>
+      </w:r>
+      <w:r>
+        <w:rPr>
+          <w:rFonts w:ascii="Arial" w:cs="Arial" w:eastAsia="Arial" w:hAnsi="Arial"/>
+          <w:b/>
+          <w:bCs/>
+          <w:sz w:val="20"/>
+          <w:szCs w:val="20"/>
+        </w:rPr>
+        <w:t xml:space="preserve">Head Auditor approves</w:t>
+      </w:r>
+      <w:r>
+        <w:rPr>
+          <w:rFonts w:ascii="Arial" w:cs="Arial" w:eastAsia="Arial" w:hAnsi="Arial"/>
+          <w:sz w:val="20"/>
+          <w:szCs w:val="20"/>
+        </w:rPr>
+        <w:t xml:space="preserve">; the stock leaves then. The ticket is tagged to the supplier and </w:t>
+      </w:r>
+      <w:r>
+        <w:rPr>
+          <w:rFonts w:ascii="Arial" w:cs="Arial" w:eastAsia="Arial" w:hAnsi="Arial"/>
+          <w:b/>
+          <w:bCs/>
+          <w:sz w:val="20"/>
+          <w:szCs w:val="20"/>
+        </w:rPr>
+        <w:t xml:space="preserve">stays open until replacement items arrive</w:t>
+      </w:r>
+      <w:r>
+        <w:rPr>
+          <w:rFonts w:ascii="Arial" w:cs="Arial" w:eastAsia="Arial" w:hAnsi="Arial"/>
+          <w:sz w:val="20"/>
+          <w:szCs w:val="20"/>
+        </w:rPr>
+        <w:t xml:space="preserve">: on Supplier Deliveries choose the ticket ("This delivery replaces a ticket") when you receive them. Part of the quantity keeps it open; enough arrival closes it, and the value difference (a different product, another cost) is worked out. Nothing else closes it. Open tickets are reminded to the auditors, Accounting, the Owner and whoever opened them (customers after 3 days, suppliers after 7), and the page shows which suppliers still owe us units.</w:t>
+      </w:r>
+    </w:p>
+    <w:p>
+      <w:pPr>
+        <w:pStyle w:val="Heading2"/>
+        <w:keepNext/>
+        <w:spacing w:after="100" w:before="320"/>
+      </w:pPr>
+      <w:r>
+        <w:rPr>
+          <w:rFonts w:ascii="Arial" w:cs="Arial" w:eastAsia="Arial" w:hAnsi="Arial"/>
+          <w:b/>
+          <w:bCs/>
+          <w:color w:val="0B1F3A"/>
+          <w:sz w:val="30"/>
+          <w:szCs w:val="30"/>
+        </w:rPr>
         <w:t xml:space="preserve">Page names and what each page is for</w:t>
       </w:r>
     </w:p>
@@ -19464,6 +20126,83 @@
     </w:p>
     <w:p>
       <w:pPr>
+        <w:spacing w:after="80" w:before="40" w:line="276"/>
+      </w:pPr>
+      <w:r>
+        <w:rPr>
+          <w:rFonts w:ascii="Arial" w:cs="Arial" w:eastAsia="Arial" w:hAnsi="Arial"/>
+          <w:b/>
+          <w:bCs/>
+          <w:sz w:val="20"/>
+          <w:szCs w:val="20"/>
+        </w:rPr>
+        <w:t xml:space="preserve">Returns and give-outs:</w:t>
+      </w:r>
+      <w:r>
+        <w:rPr>
+          <w:rFonts w:ascii="Arial" w:cs="Arial" w:eastAsia="Arial" w:hAnsi="Arial"/>
+          <w:sz w:val="20"/>
+          <w:szCs w:val="20"/>
+        </w:rPr>
+        <w:t xml:space="preserve"> when a customer brings back an item, open a </w:t>
+      </w:r>
+      <w:r>
+        <w:rPr>
+          <w:rFonts w:ascii="Arial" w:cs="Arial" w:eastAsia="Arial" w:hAnsi="Arial"/>
+          <w:b/>
+          <w:bCs/>
+          <w:sz w:val="20"/>
+          <w:szCs w:val="20"/>
+        </w:rPr>
+        <w:t xml:space="preserve">Replacement Ticket</w:t>
+      </w:r>
+      <w:r>
+        <w:rPr>
+          <w:rFonts w:ascii="Arial" w:cs="Arial" w:eastAsia="Arial" w:hAnsi="Arial"/>
+          <w:sz w:val="20"/>
+          <w:szCs w:val="20"/>
+        </w:rPr>
+        <w:t xml:space="preserve"> (find the DR) and photograph the item; any other branch can tick it once the replacement is given. To give stock to </w:t>
+      </w:r>
+      <w:r>
+        <w:rPr>
+          <w:rFonts w:ascii="Arial" w:cs="Arial" w:eastAsia="Arial" w:hAnsi="Arial"/>
+          <w:b/>
+          <w:bCs/>
+          <w:sz w:val="20"/>
+          <w:szCs w:val="20"/>
+        </w:rPr>
+        <w:t xml:space="preserve">Prothin Marketing, GWS Marketing or BO</w:t>
+      </w:r>
+      <w:r>
+        <w:rPr>
+          <w:rFonts w:ascii="Arial" w:cs="Arial" w:eastAsia="Arial" w:hAnsi="Arial"/>
+          <w:sz w:val="20"/>
+          <w:szCs w:val="20"/>
+        </w:rPr>
+        <w:t xml:space="preserve">, use Transfers &amp; Pull-outs (To → Stock given out); the Head Auditor approves. An unfinished draft can be deleted with </w:t>
+      </w:r>
+      <w:r>
+        <w:rPr>
+          <w:rFonts w:ascii="Arial" w:cs="Arial" w:eastAsia="Arial" w:hAnsi="Arial"/>
+          <w:b/>
+          <w:bCs/>
+          <w:sz w:val="20"/>
+          <w:szCs w:val="20"/>
+        </w:rPr>
+        <w:t xml:space="preserve">Delete draft</w:t>
+      </w:r>
+      <w:r>
+        <w:rPr>
+          <w:rFonts w:ascii="Arial" w:cs="Arial" w:eastAsia="Arial" w:hAnsi="Arial"/>
+          <w:sz w:val="20"/>
+          <w:szCs w:val="20"/>
+        </w:rPr>
+        <w:t xml:space="preserve">; the numbers adjust by themselves.</w:t>
+      </w:r>
+    </w:p>
+    <w:p>
+      <w:pPr>
         <w:pStyle w:val="Heading2"/>
         <w:keepNext/>
         <w:pageBreakBefore/>
@@ -21336,6 +22075,73 @@
           <w:sz w:val="20"/>
           <w:szCs w:val="20"/>
         </w:rPr>
+        <w:t xml:space="preserve">New approvals for you: </w:t>
+      </w:r>
+      <w:r>
+        <w:rPr>
+          <w:rFonts w:ascii="Arial" w:cs="Arial" w:eastAsia="Arial" w:hAnsi="Arial"/>
+          <w:b/>
+          <w:bCs/>
+          <w:sz w:val="20"/>
+          <w:szCs w:val="20"/>
+        </w:rPr>
+        <w:t xml:space="preserve">stock given out to Prothin Marketing / GWS Marketing / BO</w:t>
+      </w:r>
+      <w:r>
+        <w:rPr>
+          <w:rFonts w:ascii="Arial" w:cs="Arial" w:eastAsia="Arial" w:hAnsi="Arial"/>
+          <w:sz w:val="20"/>
+          <w:szCs w:val="20"/>
+        </w:rPr>
+        <w:t xml:space="preserve"> (you may also endorse an approved one to Accounting as an expense), </w:t>
+      </w:r>
+      <w:r>
+        <w:rPr>
+          <w:rFonts w:ascii="Arial" w:cs="Arial" w:eastAsia="Arial" w:hAnsi="Arial"/>
+          <w:b/>
+          <w:bCs/>
+          <w:sz w:val="20"/>
+          <w:szCs w:val="20"/>
+        </w:rPr>
+        <w:t xml:space="preserve">a replacement given to a customer</w:t>
+      </w:r>
+      <w:r>
+        <w:rPr>
+          <w:rFonts w:ascii="Arial" w:cs="Arial" w:eastAsia="Arial" w:hAnsi="Arial"/>
+          <w:sz w:val="20"/>
+          <w:szCs w:val="20"/>
+        </w:rPr>
+        <w:t xml:space="preserve"> (price difference shown), and </w:t>
+      </w:r>
+      <w:r>
+        <w:rPr>
+          <w:rFonts w:ascii="Arial" w:cs="Arial" w:eastAsia="Arial" w:hAnsi="Arial"/>
+          <w:b/>
+          <w:bCs/>
+          <w:sz w:val="20"/>
+          <w:szCs w:val="20"/>
+        </w:rPr>
+        <w:t xml:space="preserve">items returned to a supplier</w:t>
+      </w:r>
+      <w:r>
+        <w:rPr>
+          <w:rFonts w:ascii="Arial" w:cs="Arial" w:eastAsia="Arial" w:hAnsi="Arial"/>
+          <w:sz w:val="20"/>
+          <w:szCs w:val="20"/>
+        </w:rPr>
+        <w:t xml:space="preserve">. Replacement Tickets lists every ticket; Marketing &amp; BO Pull-outs summarises what was given out. In the Daily Inventory Report press a figure to see the forms behind it.</w:t>
+      </w:r>
+    </w:p>
+    <w:p>
+      <w:pPr>
+        <w:spacing w:after="80" w:before="40" w:line="276"/>
+      </w:pPr>
+      <w:r>
+        <w:rPr>
+          <w:rFonts w:ascii="Arial" w:cs="Arial" w:eastAsia="Arial" w:hAnsi="Arial"/>
+          <w:sz w:val="20"/>
+          <w:szCs w:val="20"/>
+        </w:rPr>
         <w:t xml:space="preserve">You approve costs and most corrections, audit the branches, and watch the cash.</w:t>
       </w:r>
     </w:p>
@@ -23900,6 +24706,37 @@
           <w:sz w:val="20"/>
           <w:szCs w:val="20"/>
         </w:rPr>
+        <w:t xml:space="preserve">You accept </w:t>
+      </w:r>
+      <w:r>
+        <w:rPr>
+          <w:rFonts w:ascii="Arial" w:cs="Arial" w:eastAsia="Arial" w:hAnsi="Arial"/>
+          <w:b/>
+          <w:bCs/>
+          <w:sz w:val="20"/>
+          <w:szCs w:val="20"/>
+        </w:rPr>
+        <w:t xml:space="preserve">pull-outs endorsed as an expense</w:t>
+      </w:r>
+      <w:r>
+        <w:rPr>
+          <w:rFonts w:ascii="Arial" w:cs="Arial" w:eastAsia="Arial" w:hAnsi="Arial"/>
+          <w:sz w:val="20"/>
+          <w:szCs w:val="20"/>
+        </w:rPr>
+        <w:t xml:space="preserve"> (booked at cost) and are told of every replacement ticket, price difference and supplier replacement (Replacement Tickets, Marketing &amp; BO Pull-outs).</w:t>
+      </w:r>
+    </w:p>
+    <w:p>
+      <w:pPr>
+        <w:spacing w:after="80" w:before="40" w:line="276"/>
+      </w:pPr>
+      <w:r>
+        <w:rPr>
+          <w:rFonts w:ascii="Arial" w:cs="Arial" w:eastAsia="Arial" w:hAnsi="Arial"/>
+          <w:sz w:val="20"/>
+          <w:szCs w:val="20"/>
+        </w:rPr>
         <w:t xml:space="preserve">You keep the books.</w:t>
       </w:r>
     </w:p>
@@ -24882,6 +25719,37 @@
     </w:p>
     <w:p>
       <w:pPr>
+        <w:spacing w:after="80" w:before="40" w:line="276"/>
+      </w:pPr>
+      <w:r>
+        <w:rPr>
+          <w:rFonts w:ascii="Arial" w:cs="Arial" w:eastAsia="Arial" w:hAnsi="Arial"/>
+          <w:sz w:val="20"/>
+          <w:szCs w:val="20"/>
+        </w:rPr>
+        <w:t xml:space="preserve">You accept </w:t>
+      </w:r>
+      <w:r>
+        <w:rPr>
+          <w:rFonts w:ascii="Arial" w:cs="Arial" w:eastAsia="Arial" w:hAnsi="Arial"/>
+          <w:b/>
+          <w:bCs/>
+          <w:sz w:val="20"/>
+          <w:szCs w:val="20"/>
+        </w:rPr>
+        <w:t xml:space="preserve">pull-outs endorsed as an expense</w:t>
+      </w:r>
+      <w:r>
+        <w:rPr>
+          <w:rFonts w:ascii="Arial" w:cs="Arial" w:eastAsia="Arial" w:hAnsi="Arial"/>
+          <w:sz w:val="20"/>
+          <w:szCs w:val="20"/>
+        </w:rPr>
+        <w:t xml:space="preserve"> in My Approvals (booked at cost) and are told of every replacement ticket, its price difference and when it is settled (Replacement Tickets, Marketing &amp; BO Pull-outs).</w:t>
+      </w:r>
+    </w:p>
+    <w:p>
+      <w:pPr>
         <w:pStyle w:val="ListParagraph"/>
         <w:numPr>
           <w:ilvl w:val="0"/>
@@ -26453,6 +27321,37 @@
           <w:sz w:val="20"/>
           <w:szCs w:val="20"/>
         </w:rPr>
+        <w:t xml:space="preserve">New this month: </w:t>
+      </w:r>
+      <w:r>
+        <w:rPr>
+          <w:rFonts w:ascii="Arial" w:cs="Arial" w:eastAsia="Arial" w:hAnsi="Arial"/>
+          <w:b/>
+          <w:bCs/>
+          <w:sz w:val="20"/>
+          <w:szCs w:val="20"/>
+        </w:rPr>
+        <w:t xml:space="preserve">Users &amp; Roles has a search box</w:t>
+      </w:r>
+      <w:r>
+        <w:rPr>
+          <w:rFonts w:ascii="Arial" w:cs="Arial" w:eastAsia="Arial" w:hAnsi="Arial"/>
+          <w:sz w:val="20"/>
+          <w:szCs w:val="20"/>
+        </w:rPr>
+        <w:t xml:space="preserve"> (name, username, role, branch, ID). You are told of every replacement ticket and of marketing / BO pull-outs, and may decide anything the Head Auditor decides. Unfinished drafts can be deleted by you.</w:t>
+      </w:r>
+    </w:p>
+    <w:p>
+      <w:pPr>
+        <w:spacing w:after="80" w:before="40" w:line="276"/>
+      </w:pPr>
+      <w:r>
+        <w:rPr>
+          <w:rFonts w:ascii="Arial" w:cs="Arial" w:eastAsia="Arial" w:hAnsi="Arial"/>
+          <w:sz w:val="20"/>
+          <w:szCs w:val="20"/>
+        </w:rPr>
         <w:t xml:space="preserve">You see and can do everything. You are the final approver.</w:t>
       </w:r>
     </w:p>
@@ -27489,6 +28388,37 @@
           <w:szCs w:val="30"/>
         </w:rPr>
         <w:t xml:space="preserve">E-comm Associate</w:t>
+      </w:r>
+    </w:p>
+    <w:p>
+      <w:pPr>
+        <w:spacing w:after="80" w:before="40" w:line="276"/>
+      </w:pPr>
+      <w:r>
+        <w:rPr>
+          <w:rFonts w:ascii="Arial" w:cs="Arial" w:eastAsia="Arial" w:hAnsi="Arial"/>
+          <w:sz w:val="20"/>
+          <w:szCs w:val="20"/>
+        </w:rPr>
+        <w:t xml:space="preserve">When you search for a product on the E-commerce pages, the products that have a </w:t>
+      </w:r>
+      <w:r>
+        <w:rPr>
+          <w:rFonts w:ascii="Arial" w:cs="Arial" w:eastAsia="Arial" w:hAnsi="Arial"/>
+          <w:b/>
+          <w:bCs/>
+          <w:sz w:val="20"/>
+          <w:szCs w:val="20"/>
+        </w:rPr>
+        <w:t xml:space="preserve">TikTok, Shopee or Lazada price come first</w:t>
+      </w:r>
+      <w:r>
+        <w:rPr>
+          <w:rFonts w:ascii="Arial" w:cs="Arial" w:eastAsia="Arial" w:hAnsi="Arial"/>
+          <w:sz w:val="20"/>
+          <w:szCs w:val="20"/>
+        </w:rPr>
+        <w:t xml:space="preserve">; those with no platform price are listed at the bottom.</w:t>
       </w:r>
     </w:p>
     <w:p>

--- a/docs/printable/GWS-ERP-User-Guide.docx
+++ b/docs/printable/GWS-ERP-User-Guide.docx
@@ -956,6 +956,19 @@
           <w:sz w:val="19"/>
           <w:szCs w:val="19"/>
         </w:rPr>
+        <w:t xml:space="preserve">Searching any list</w:t>
+      </w:r>
+    </w:p>
+    <w:p>
+      <w:pPr>
+        <w:spacing w:after="10" w:before="10"/>
+      </w:pPr>
+      <w:r>
+        <w:rPr>
+          <w:rFonts w:ascii="Arial" w:cs="Arial" w:eastAsia="Arial" w:hAnsi="Arial"/>
+          <w:sz w:val="19"/>
+          <w:szCs w:val="19"/>
+        </w:rPr>
         <w:t xml:space="preserve">Searching your notifications</w:t>
       </w:r>
     </w:p>
@@ -13682,7 +13695,7 @@
           <w:sz w:val="30"/>
           <w:szCs w:val="30"/>
         </w:rPr>
-        <w:t xml:space="preserve">Searching your notifications</w:t>
+        <w:t xml:space="preserve">Searching any list</w:t>
       </w:r>
     </w:p>
     <w:p>
@@ -13695,7 +13708,61 @@
           <w:sz w:val="20"/>
           <w:szCs w:val="20"/>
         </w:rPr>
-        <w:t xml:space="preserve">On </w:t>
+        <w:t xml:space="preserve">Every list with six or more rows has a </w:t>
+      </w:r>
+      <w:r>
+        <w:rPr>
+          <w:rFonts w:ascii="Arial" w:cs="Arial" w:eastAsia="Arial" w:hAnsi="Arial"/>
+          <w:b/>
+          <w:bCs/>
+          <w:sz w:val="20"/>
+          <w:szCs w:val="20"/>
+        </w:rPr>
+        <w:t xml:space="preserve">Search this list</w:t>
+      </w:r>
+      <w:r>
+        <w:rPr>
+          <w:rFonts w:ascii="Arial" w:cs="Arial" w:eastAsia="Arial" w:hAnsi="Arial"/>
+          <w:sz w:val="20"/>
+          <w:szCs w:val="20"/>
+        </w:rPr>
+        <w:t xml:space="preserve"> box above it. Type part of a name, a number, a product, a branch or a date: every word you type must appear in the row (in any order), and the other rows are hidden. Clear the box to see everything again. A search on the list only looks at what is loaded; on </w:t>
+      </w:r>
+      <w:r>
+        <w:rPr>
+          <w:rFonts w:ascii="Arial" w:cs="Arial" w:eastAsia="Arial" w:hAnsi="Arial"/>
+          <w:b/>
+          <w:bCs/>
+          <w:sz w:val="20"/>
+          <w:szCs w:val="20"/>
+        </w:rPr>
+        <w:t xml:space="preserve">6-Pack Card</w:t>
+      </w:r>
+      <w:r>
+        <w:rPr>
+          <w:rFonts w:ascii="Arial" w:cs="Arial" w:eastAsia="Arial" w:hAnsi="Arial"/>
+          <w:sz w:val="20"/>
+          <w:szCs w:val="20"/>
+        </w:rPr>
+        <w:t xml:space="preserve"> the search looks through the whole period you chose (change </w:t>
+      </w:r>
+      <w:r>
+        <w:rPr>
+          <w:rFonts w:ascii="Arial" w:cs="Arial" w:eastAsia="Arial" w:hAnsi="Arial"/>
+          <w:b/>
+          <w:bCs/>
+          <w:sz w:val="20"/>
+          <w:szCs w:val="20"/>
+        </w:rPr>
+        <w:t xml:space="preserve">from / to</w:t>
+      </w:r>
+      <w:r>
+        <w:rPr>
+          <w:rFonts w:ascii="Arial" w:cs="Arial" w:eastAsia="Arial" w:hAnsi="Arial"/>
+          <w:sz w:val="20"/>
+          <w:szCs w:val="20"/>
+        </w:rPr>
+        <w:t xml:space="preserve"> to look further back), and on </w:t>
       </w:r>
       <w:r>
         <w:rPr>
@@ -13713,7 +13780,7 @@
           <w:sz w:val="20"/>
           <w:szCs w:val="20"/>
         </w:rPr>
-        <w:t xml:space="preserve">, type in the search bar to find the notifications about one item: a product, a DR / form number, a branch or a person. Every word you type must appear in the notification (in any order); the search looks through all your notifications, not only the latest ones.</w:t>
+        <w:t xml:space="preserve"> it looks through all your notifications.</w:t>
       </w:r>
     </w:p>
     <w:p>
@@ -13731,7 +13798,7 @@
           <w:sz w:val="30"/>
           <w:szCs w:val="30"/>
         </w:rPr>
-        <w:t xml:space="preserve">Opening AR: customer credit from before GWS-ERP</w:t>
+        <w:t xml:space="preserve">Searching your notifications</w:t>
       </w:r>
     </w:p>
     <w:p>
@@ -13744,248 +13811,25 @@
           <w:sz w:val="20"/>
           <w:szCs w:val="20"/>
         </w:rPr>
-        <w:t xml:space="preserve">Invoices that customers had not paid before GWS-ERP started are entered once, per branch, so every branch can follow them up and collect them in the system.</w:t>
-      </w:r>
-    </w:p>
-    <w:p>
-      <w:pPr>
-        <w:pStyle w:val="ListParagraph"/>
-        <w:numPr>
-          <w:ilvl w:val="0"/>
-          <w:numId w:val="88"/>
-        </w:numPr>
-        <w:spacing w:after="50" w:line="270"/>
-      </w:pPr>
-      <w:r>
-        <w:rPr>
-          <w:rFonts w:ascii="Arial" w:cs="Arial" w:eastAsia="Arial" w:hAnsi="Arial"/>
-          <w:b/>
-          <w:bCs/>
-          <w:sz w:val="20"/>
-          <w:szCs w:val="20"/>
-        </w:rPr>
-        <w:t xml:space="preserve">Accounting Head or Accounting Associate:</w:t>
-      </w:r>
-      <w:r>
-        <w:rPr>
-          <w:rFonts w:ascii="Arial" w:cs="Arial" w:eastAsia="Arial" w:hAnsi="Arial"/>
-          <w:sz w:val="20"/>
-          <w:szCs w:val="20"/>
-        </w:rPr>
-        <w:t xml:space="preserve"> AR &amp; Collections → </w:t>
-      </w:r>
-      <w:r>
-        <w:rPr>
-          <w:rFonts w:ascii="Arial" w:cs="Arial" w:eastAsia="Arial" w:hAnsi="Arial"/>
-          <w:b/>
-          <w:bCs/>
-          <w:sz w:val="20"/>
-          <w:szCs w:val="20"/>
-        </w:rPr>
-        <w:t xml:space="preserve">Opening AR</w:t>
-      </w:r>
-      <w:r>
-        <w:rPr>
-          <w:rFonts w:ascii="Arial" w:cs="Arial" w:eastAsia="Arial" w:hAnsi="Arial"/>
-          <w:sz w:val="20"/>
-          <w:szCs w:val="20"/>
-        </w:rPr>
-        <w:t xml:space="preserve"> → </w:t>
-      </w:r>
-      <w:r>
-        <w:rPr>
-          <w:rFonts w:ascii="Arial" w:cs="Arial" w:eastAsia="Arial" w:hAnsi="Arial"/>
-          <w:b/>
-          <w:bCs/>
-          <w:sz w:val="20"/>
-          <w:szCs w:val="20"/>
-        </w:rPr>
-        <w:t xml:space="preserve">+ Enter opening AR</w:t>
-      </w:r>
-      <w:r>
-        <w:rPr>
-          <w:rFonts w:ascii="Arial" w:cs="Arial" w:eastAsia="Arial" w:hAnsi="Arial"/>
-          <w:sz w:val="20"/>
-          <w:szCs w:val="20"/>
-        </w:rPr>
-        <w:t xml:space="preserve">. Choose the branch, the customer type (Dealer, Franchisee, Agent or Other) and the customer; type the DR / SI no., invoice date, due date and the balance still owed. Tick </w:t>
-      </w:r>
-      <w:r>
-        <w:rPr>
-          <w:rFonts w:ascii="Arial" w:cs="Arial" w:eastAsia="Arial" w:hAnsi="Arial"/>
-          <w:b/>
-          <w:bCs/>
-          <w:sz w:val="20"/>
-          <w:szCs w:val="20"/>
-        </w:rPr>
-        <w:t xml:space="preserve">There is a PDC</w:t>
-      </w:r>
-      <w:r>
-        <w:rPr>
-          <w:rFonts w:ascii="Arial" w:cs="Arial" w:eastAsia="Arial" w:hAnsi="Arial"/>
-          <w:sz w:val="20"/>
-          <w:szCs w:val="20"/>
-        </w:rPr>
-        <w:t xml:space="preserve"> only when there is a cheque. Press </w:t>
-      </w:r>
-      <w:r>
-        <w:rPr>
-          <w:rFonts w:ascii="Arial" w:cs="Arial" w:eastAsia="Arial" w:hAnsi="Arial"/>
-          <w:b/>
-          <w:bCs/>
-          <w:sz w:val="20"/>
-          <w:szCs w:val="20"/>
-        </w:rPr>
-        <w:t xml:space="preserve">Send for the Owner's approval</w:t>
-      </w:r>
-      <w:r>
-        <w:rPr>
-          <w:rFonts w:ascii="Arial" w:cs="Arial" w:eastAsia="Arial" w:hAnsi="Arial"/>
-          <w:sz w:val="20"/>
-          <w:szCs w:val="20"/>
-        </w:rPr>
-        <w:t xml:space="preserve">. For many invoices use Imports → </w:t>
-      </w:r>
-      <w:r>
-        <w:rPr>
-          <w:rFonts w:ascii="Arial" w:cs="Arial" w:eastAsia="Arial" w:hAnsi="Arial"/>
-          <w:b/>
-          <w:bCs/>
-          <w:sz w:val="20"/>
-          <w:szCs w:val="20"/>
-        </w:rPr>
-        <w:t xml:space="preserve">Open AR</w:t>
-      </w:r>
-      <w:r>
-        <w:rPr>
-          <w:rFonts w:ascii="Arial" w:cs="Arial" w:eastAsia="Arial" w:hAnsi="Arial"/>
-          <w:sz w:val="20"/>
-          <w:szCs w:val="20"/>
-        </w:rPr>
-        <w:t xml:space="preserve">.</w:t>
-      </w:r>
-    </w:p>
-    <w:p>
-      <w:pPr>
-        <w:pStyle w:val="ListParagraph"/>
-        <w:numPr>
-          <w:ilvl w:val="0"/>
-          <w:numId w:val="88"/>
-        </w:numPr>
-        <w:spacing w:after="50" w:line="270"/>
-      </w:pPr>
-      <w:r>
-        <w:rPr>
-          <w:rFonts w:ascii="Arial" w:cs="Arial" w:eastAsia="Arial" w:hAnsi="Arial"/>
-          <w:b/>
-          <w:bCs/>
-          <w:sz w:val="20"/>
-          <w:szCs w:val="20"/>
-        </w:rPr>
-        <w:t xml:space="preserve">Owner:</w:t>
-      </w:r>
-      <w:r>
-        <w:rPr>
-          <w:rFonts w:ascii="Arial" w:cs="Arial" w:eastAsia="Arial" w:hAnsi="Arial"/>
-          <w:sz w:val="20"/>
-          <w:szCs w:val="20"/>
-        </w:rPr>
-        <w:t xml:space="preserve"> My Approvals → </w:t>
-      </w:r>
-      <w:r>
-        <w:rPr>
-          <w:rFonts w:ascii="Arial" w:cs="Arial" w:eastAsia="Arial" w:hAnsi="Arial"/>
-          <w:b/>
-          <w:bCs/>
-          <w:sz w:val="20"/>
-          <w:szCs w:val="20"/>
-        </w:rPr>
-        <w:t xml:space="preserve">Opening AR</w:t>
-      </w:r>
-      <w:r>
-        <w:rPr>
-          <w:rFonts w:ascii="Arial" w:cs="Arial" w:eastAsia="Arial" w:hAnsi="Arial"/>
-          <w:sz w:val="20"/>
-          <w:szCs w:val="20"/>
-        </w:rPr>
-        <w:t xml:space="preserve"> → check them, then </w:t>
-      </w:r>
-      <w:r>
-        <w:rPr>
-          <w:rFonts w:ascii="Arial" w:cs="Arial" w:eastAsia="Arial" w:hAnsi="Arial"/>
-          <w:b/>
-          <w:bCs/>
-          <w:sz w:val="20"/>
-          <w:szCs w:val="20"/>
-        </w:rPr>
-        <w:t xml:space="preserve">Tick all</w:t>
-      </w:r>
-      <w:r>
-        <w:rPr>
-          <w:rFonts w:ascii="Arial" w:cs="Arial" w:eastAsia="Arial" w:hAnsi="Arial"/>
-          <w:sz w:val="20"/>
-          <w:szCs w:val="20"/>
-        </w:rPr>
-        <w:t xml:space="preserve"> and </w:t>
-      </w:r>
-      <w:r>
-        <w:rPr>
-          <w:rFonts w:ascii="Arial" w:cs="Arial" w:eastAsia="Arial" w:hAnsi="Arial"/>
-          <w:b/>
-          <w:bCs/>
-          <w:sz w:val="20"/>
-          <w:szCs w:val="20"/>
-        </w:rPr>
-        <w:t xml:space="preserve">Approve all</w:t>
-      </w:r>
-      <w:r>
-        <w:rPr>
-          <w:rFonts w:ascii="Arial" w:cs="Arial" w:eastAsia="Arial" w:hAnsi="Arial"/>
-          <w:sz w:val="20"/>
-          <w:szCs w:val="20"/>
-        </w:rPr>
-        <w:t xml:space="preserve"> (or reject with a reason).</w:t>
-      </w:r>
-    </w:p>
-    <w:p>
-      <w:pPr>
-        <w:pStyle w:val="ListParagraph"/>
-        <w:numPr>
-          <w:ilvl w:val="0"/>
-          <w:numId w:val="88"/>
-        </w:numPr>
-        <w:spacing w:after="50" w:line="270"/>
-      </w:pPr>
-      <w:r>
-        <w:rPr>
-          <w:rFonts w:ascii="Arial" w:cs="Arial" w:eastAsia="Arial" w:hAnsi="Arial"/>
-          <w:b/>
-          <w:bCs/>
-          <w:sz w:val="20"/>
-          <w:szCs w:val="20"/>
-        </w:rPr>
-        <w:t xml:space="preserve">The branch:</w:t>
-      </w:r>
-      <w:r>
-        <w:rPr>
-          <w:rFonts w:ascii="Arial" w:cs="Arial" w:eastAsia="Arial" w:hAnsi="Arial"/>
-          <w:sz w:val="20"/>
-          <w:szCs w:val="20"/>
-        </w:rPr>
-        <w:t xml:space="preserve"> once approved, the invoice appears in its AR &amp; Collections with the due date, reminders start, and the branch is notified. Collect it like any credit sale.</w:t>
-      </w:r>
-    </w:p>
-    <w:p>
-      <w:pPr>
-        <w:spacing w:after="80" w:before="40" w:line="276"/>
-      </w:pPr>
-      <w:r>
-        <w:rPr>
-          <w:rFonts w:ascii="Arial" w:cs="Arial" w:eastAsia="Arial" w:hAnsi="Arial"/>
-          <w:sz w:val="20"/>
-          <w:szCs w:val="20"/>
-        </w:rPr>
-        <w:t xml:space="preserve">An invoice date in the future, a DR / SI already recorded at that branch, or a PDC without cheque no. and date is refused. Opening AR is not posted to the books again: the AR beginning balance is in Periods &amp; Opening.</w:t>
+        <w:t xml:space="preserve">On </w:t>
+      </w:r>
+      <w:r>
+        <w:rPr>
+          <w:rFonts w:ascii="Arial" w:cs="Arial" w:eastAsia="Arial" w:hAnsi="Arial"/>
+          <w:b/>
+          <w:bCs/>
+          <w:sz w:val="20"/>
+          <w:szCs w:val="20"/>
+        </w:rPr>
+        <w:t xml:space="preserve">Notifications</w:t>
+      </w:r>
+      <w:r>
+        <w:rPr>
+          <w:rFonts w:ascii="Arial" w:cs="Arial" w:eastAsia="Arial" w:hAnsi="Arial"/>
+          <w:sz w:val="20"/>
+          <w:szCs w:val="20"/>
+        </w:rPr>
+        <w:t xml:space="preserve">, type in the search bar to find the notifications about one item: a product, a DR / form number, a branch or a person. Every word you type must appear in the notification (in any order); the search looks through all your notifications, not only the latest ones.</w:t>
       </w:r>
     </w:p>
     <w:p>
@@ -14003,7 +13847,7 @@
           <w:sz w:val="30"/>
           <w:szCs w:val="30"/>
         </w:rPr>
-        <w:t xml:space="preserve">Faster approvals: tick all</w:t>
+        <w:t xml:space="preserve">Opening AR: customer credit from before GWS-ERP</w:t>
       </w:r>
     </w:p>
     <w:p>
@@ -14016,25 +13860,171 @@
           <w:sz w:val="20"/>
           <w:szCs w:val="20"/>
         </w:rPr>
-        <w:t xml:space="preserve">In </w:t>
-      </w:r>
-      <w:r>
-        <w:rPr>
-          <w:rFonts w:ascii="Arial" w:cs="Arial" w:eastAsia="Arial" w:hAnsi="Arial"/>
-          <w:b/>
-          <w:bCs/>
-          <w:sz w:val="20"/>
-          <w:szCs w:val="20"/>
-        </w:rPr>
-        <w:t xml:space="preserve">My Approvals</w:t>
-      </w:r>
-      <w:r>
-        <w:rPr>
-          <w:rFonts w:ascii="Arial" w:cs="Arial" w:eastAsia="Arial" w:hAnsi="Arial"/>
-          <w:sz w:val="20"/>
-          <w:szCs w:val="20"/>
-        </w:rPr>
-        <w:t xml:space="preserve">, every group (for example "Opening AR" or "Special price") has </w:t>
+        <w:t xml:space="preserve">Invoices that customers had not paid before GWS-ERP started are entered once, per branch, so every branch can follow them up and collect them in the system.</w:t>
+      </w:r>
+    </w:p>
+    <w:p>
+      <w:pPr>
+        <w:pStyle w:val="ListParagraph"/>
+        <w:numPr>
+          <w:ilvl w:val="0"/>
+          <w:numId w:val="88"/>
+        </w:numPr>
+        <w:spacing w:after="50" w:line="270"/>
+      </w:pPr>
+      <w:r>
+        <w:rPr>
+          <w:rFonts w:ascii="Arial" w:cs="Arial" w:eastAsia="Arial" w:hAnsi="Arial"/>
+          <w:b/>
+          <w:bCs/>
+          <w:sz w:val="20"/>
+          <w:szCs w:val="20"/>
+        </w:rPr>
+        <w:t xml:space="preserve">Accounting Head or Accounting Associate:</w:t>
+      </w:r>
+      <w:r>
+        <w:rPr>
+          <w:rFonts w:ascii="Arial" w:cs="Arial" w:eastAsia="Arial" w:hAnsi="Arial"/>
+          <w:sz w:val="20"/>
+          <w:szCs w:val="20"/>
+        </w:rPr>
+        <w:t xml:space="preserve"> AR &amp; Collections → </w:t>
+      </w:r>
+      <w:r>
+        <w:rPr>
+          <w:rFonts w:ascii="Arial" w:cs="Arial" w:eastAsia="Arial" w:hAnsi="Arial"/>
+          <w:b/>
+          <w:bCs/>
+          <w:sz w:val="20"/>
+          <w:szCs w:val="20"/>
+        </w:rPr>
+        <w:t xml:space="preserve">Opening AR</w:t>
+      </w:r>
+      <w:r>
+        <w:rPr>
+          <w:rFonts w:ascii="Arial" w:cs="Arial" w:eastAsia="Arial" w:hAnsi="Arial"/>
+          <w:sz w:val="20"/>
+          <w:szCs w:val="20"/>
+        </w:rPr>
+        <w:t xml:space="preserve"> → </w:t>
+      </w:r>
+      <w:r>
+        <w:rPr>
+          <w:rFonts w:ascii="Arial" w:cs="Arial" w:eastAsia="Arial" w:hAnsi="Arial"/>
+          <w:b/>
+          <w:bCs/>
+          <w:sz w:val="20"/>
+          <w:szCs w:val="20"/>
+        </w:rPr>
+        <w:t xml:space="preserve">+ Enter opening AR</w:t>
+      </w:r>
+      <w:r>
+        <w:rPr>
+          <w:rFonts w:ascii="Arial" w:cs="Arial" w:eastAsia="Arial" w:hAnsi="Arial"/>
+          <w:sz w:val="20"/>
+          <w:szCs w:val="20"/>
+        </w:rPr>
+        <w:t xml:space="preserve">. Choose the branch, the customer type (Dealer, Franchisee, Agent or Other) and the customer; type the DR / SI no., invoice date, due date and the balance still owed. Tick </w:t>
+      </w:r>
+      <w:r>
+        <w:rPr>
+          <w:rFonts w:ascii="Arial" w:cs="Arial" w:eastAsia="Arial" w:hAnsi="Arial"/>
+          <w:b/>
+          <w:bCs/>
+          <w:sz w:val="20"/>
+          <w:szCs w:val="20"/>
+        </w:rPr>
+        <w:t xml:space="preserve">There is a PDC</w:t>
+      </w:r>
+      <w:r>
+        <w:rPr>
+          <w:rFonts w:ascii="Arial" w:cs="Arial" w:eastAsia="Arial" w:hAnsi="Arial"/>
+          <w:sz w:val="20"/>
+          <w:szCs w:val="20"/>
+        </w:rPr>
+        <w:t xml:space="preserve"> only when there is a cheque. Press </w:t>
+      </w:r>
+      <w:r>
+        <w:rPr>
+          <w:rFonts w:ascii="Arial" w:cs="Arial" w:eastAsia="Arial" w:hAnsi="Arial"/>
+          <w:b/>
+          <w:bCs/>
+          <w:sz w:val="20"/>
+          <w:szCs w:val="20"/>
+        </w:rPr>
+        <w:t xml:space="preserve">Send for the Owner's approval</w:t>
+      </w:r>
+      <w:r>
+        <w:rPr>
+          <w:rFonts w:ascii="Arial" w:cs="Arial" w:eastAsia="Arial" w:hAnsi="Arial"/>
+          <w:sz w:val="20"/>
+          <w:szCs w:val="20"/>
+        </w:rPr>
+        <w:t xml:space="preserve">. For many invoices use Imports → </w:t>
+      </w:r>
+      <w:r>
+        <w:rPr>
+          <w:rFonts w:ascii="Arial" w:cs="Arial" w:eastAsia="Arial" w:hAnsi="Arial"/>
+          <w:b/>
+          <w:bCs/>
+          <w:sz w:val="20"/>
+          <w:szCs w:val="20"/>
+        </w:rPr>
+        <w:t xml:space="preserve">Open AR</w:t>
+      </w:r>
+      <w:r>
+        <w:rPr>
+          <w:rFonts w:ascii="Arial" w:cs="Arial" w:eastAsia="Arial" w:hAnsi="Arial"/>
+          <w:sz w:val="20"/>
+          <w:szCs w:val="20"/>
+        </w:rPr>
+        <w:t xml:space="preserve">.</w:t>
+      </w:r>
+    </w:p>
+    <w:p>
+      <w:pPr>
+        <w:pStyle w:val="ListParagraph"/>
+        <w:numPr>
+          <w:ilvl w:val="0"/>
+          <w:numId w:val="88"/>
+        </w:numPr>
+        <w:spacing w:after="50" w:line="270"/>
+      </w:pPr>
+      <w:r>
+        <w:rPr>
+          <w:rFonts w:ascii="Arial" w:cs="Arial" w:eastAsia="Arial" w:hAnsi="Arial"/>
+          <w:b/>
+          <w:bCs/>
+          <w:sz w:val="20"/>
+          <w:szCs w:val="20"/>
+        </w:rPr>
+        <w:t xml:space="preserve">Owner:</w:t>
+      </w:r>
+      <w:r>
+        <w:rPr>
+          <w:rFonts w:ascii="Arial" w:cs="Arial" w:eastAsia="Arial" w:hAnsi="Arial"/>
+          <w:sz w:val="20"/>
+          <w:szCs w:val="20"/>
+        </w:rPr>
+        <w:t xml:space="preserve"> My Approvals → </w:t>
+      </w:r>
+      <w:r>
+        <w:rPr>
+          <w:rFonts w:ascii="Arial" w:cs="Arial" w:eastAsia="Arial" w:hAnsi="Arial"/>
+          <w:b/>
+          <w:bCs/>
+          <w:sz w:val="20"/>
+          <w:szCs w:val="20"/>
+        </w:rPr>
+        <w:t xml:space="preserve">Opening AR</w:t>
+      </w:r>
+      <w:r>
+        <w:rPr>
+          <w:rFonts w:ascii="Arial" w:cs="Arial" w:eastAsia="Arial" w:hAnsi="Arial"/>
+          <w:sz w:val="20"/>
+          <w:szCs w:val="20"/>
+        </w:rPr>
+        <w:t xml:space="preserve"> → check them, then </w:t>
       </w:r>
       <w:r>
         <w:rPr>
@@ -14070,61 +14060,48 @@
           <w:sz w:val="20"/>
           <w:szCs w:val="20"/>
         </w:rPr>
-        <w:t xml:space="preserve">. </w:t>
-      </w:r>
-      <w:r>
-        <w:rPr>
-          <w:rFonts w:ascii="Arial" w:cs="Arial" w:eastAsia="Arial" w:hAnsi="Arial"/>
-          <w:b/>
-          <w:bCs/>
-          <w:sz w:val="20"/>
-          <w:szCs w:val="20"/>
-        </w:rPr>
-        <w:t xml:space="preserve">Select all</w:t>
-      </w:r>
-      <w:r>
-        <w:rPr>
-          <w:rFonts w:ascii="Arial" w:cs="Arial" w:eastAsia="Arial" w:hAnsi="Arial"/>
-          <w:sz w:val="20"/>
-          <w:szCs w:val="20"/>
-        </w:rPr>
-        <w:t xml:space="preserve"> at the top ticks every item on the page; then press </w:t>
-      </w:r>
-      <w:r>
-        <w:rPr>
-          <w:rFonts w:ascii="Arial" w:cs="Arial" w:eastAsia="Arial" w:hAnsi="Arial"/>
-          <w:b/>
-          <w:bCs/>
-          <w:sz w:val="20"/>
-          <w:szCs w:val="20"/>
-        </w:rPr>
-        <w:t xml:space="preserve">Approve selected</w:t>
-      </w:r>
-      <w:r>
-        <w:rPr>
-          <w:rFonts w:ascii="Arial" w:cs="Arial" w:eastAsia="Arial" w:hAnsi="Arial"/>
-          <w:sz w:val="20"/>
-          <w:szCs w:val="20"/>
-        </w:rPr>
-        <w:t xml:space="preserve"> or </w:t>
-      </w:r>
-      <w:r>
-        <w:rPr>
-          <w:rFonts w:ascii="Arial" w:cs="Arial" w:eastAsia="Arial" w:hAnsi="Arial"/>
-          <w:b/>
-          <w:bCs/>
-          <w:sz w:val="20"/>
-          <w:szCs w:val="20"/>
-        </w:rPr>
-        <w:t xml:space="preserve">Reject selected</w:t>
-      </w:r>
-      <w:r>
-        <w:rPr>
-          <w:rFonts w:ascii="Arial" w:cs="Arial" w:eastAsia="Arial" w:hAnsi="Arial"/>
-          <w:sz w:val="20"/>
-          <w:szCs w:val="20"/>
-        </w:rPr>
-        <w:t xml:space="preserve"> (a reason is asked where one is required). After a bulk approval, the page lists any item that could not be approved and why.</w:t>
+        <w:t xml:space="preserve"> (or reject with a reason).</w:t>
+      </w:r>
+    </w:p>
+    <w:p>
+      <w:pPr>
+        <w:pStyle w:val="ListParagraph"/>
+        <w:numPr>
+          <w:ilvl w:val="0"/>
+          <w:numId w:val="88"/>
+        </w:numPr>
+        <w:spacing w:after="50" w:line="270"/>
+      </w:pPr>
+      <w:r>
+        <w:rPr>
+          <w:rFonts w:ascii="Arial" w:cs="Arial" w:eastAsia="Arial" w:hAnsi="Arial"/>
+          <w:b/>
+          <w:bCs/>
+          <w:sz w:val="20"/>
+          <w:szCs w:val="20"/>
+        </w:rPr>
+        <w:t xml:space="preserve">The branch:</w:t>
+      </w:r>
+      <w:r>
+        <w:rPr>
+          <w:rFonts w:ascii="Arial" w:cs="Arial" w:eastAsia="Arial" w:hAnsi="Arial"/>
+          <w:sz w:val="20"/>
+          <w:szCs w:val="20"/>
+        </w:rPr>
+        <w:t xml:space="preserve"> once approved, the invoice appears in its AR &amp; Collections with the due date, reminders start, and the branch is notified. Collect it like any credit sale.</w:t>
+      </w:r>
+    </w:p>
+    <w:p>
+      <w:pPr>
+        <w:spacing w:after="80" w:before="40" w:line="276"/>
+      </w:pPr>
+      <w:r>
+        <w:rPr>
+          <w:rFonts w:ascii="Arial" w:cs="Arial" w:eastAsia="Arial" w:hAnsi="Arial"/>
+          <w:sz w:val="20"/>
+          <w:szCs w:val="20"/>
+        </w:rPr>
+        <w:t xml:space="preserve">An invoice date in the future, a DR / SI already recorded at that branch, or a PDC without cheque no. and date is refused. Opening AR is not posted to the books again: the AR beginning balance is in Periods &amp; Opening.</w:t>
       </w:r>
     </w:p>
     <w:p>
@@ -14142,7 +14119,7 @@
           <w:sz w:val="30"/>
           <w:szCs w:val="30"/>
         </w:rPr>
-        <w:t xml:space="preserve">Finding transfers, and franchises in every list</w:t>
+        <w:t xml:space="preserve">Faster approvals: tick all</w:t>
       </w:r>
     </w:p>
     <w:p>
@@ -14155,110 +14132,115 @@
           <w:sz w:val="20"/>
           <w:szCs w:val="20"/>
         </w:rPr>
-        <w:t xml:space="preserve">On </w:t>
-      </w:r>
-      <w:r>
-        <w:rPr>
-          <w:rFonts w:ascii="Arial" w:cs="Arial" w:eastAsia="Arial" w:hAnsi="Arial"/>
-          <w:b/>
-          <w:bCs/>
-          <w:sz w:val="20"/>
-          <w:szCs w:val="20"/>
-        </w:rPr>
-        <w:t xml:space="preserve">Transfers &amp; Pull-outs</w:t>
-      </w:r>
-      <w:r>
-        <w:rPr>
-          <w:rFonts w:ascii="Arial" w:cs="Arial" w:eastAsia="Arial" w:hAnsi="Arial"/>
-          <w:sz w:val="20"/>
-          <w:szCs w:val="20"/>
-        </w:rPr>
-        <w:t xml:space="preserve">, </w:t>
-      </w:r>
-      <w:r>
-        <w:rPr>
-          <w:rFonts w:ascii="Arial" w:cs="Arial" w:eastAsia="Arial" w:hAnsi="Arial"/>
-          <w:b/>
-          <w:bCs/>
-          <w:sz w:val="20"/>
-          <w:szCs w:val="20"/>
-        </w:rPr>
-        <w:t xml:space="preserve">View</w:t>
-      </w:r>
-      <w:r>
-        <w:rPr>
-          <w:rFonts w:ascii="Arial" w:cs="Arial" w:eastAsia="Arial" w:hAnsi="Arial"/>
-          <w:sz w:val="20"/>
-          <w:szCs w:val="20"/>
-        </w:rPr>
-        <w:t xml:space="preserve"> shows all, only pull-outs (sent) or only transfer-ins (received). </w:t>
-      </w:r>
-      <w:r>
-        <w:rPr>
-          <w:rFonts w:ascii="Arial" w:cs="Arial" w:eastAsia="Arial" w:hAnsi="Arial"/>
-          <w:b/>
-          <w:bCs/>
-          <w:sz w:val="20"/>
-          <w:szCs w:val="20"/>
-        </w:rPr>
-        <w:t xml:space="preserve">Branches</w:t>
-      </w:r>
-      <w:r>
-        <w:rPr>
-          <w:rFonts w:ascii="Arial" w:cs="Arial" w:eastAsia="Arial" w:hAnsi="Arial"/>
-          <w:sz w:val="20"/>
-          <w:szCs w:val="20"/>
-        </w:rPr>
-        <w:t xml:space="preserve"> lets you tick the branches to see (none ticked = all). For the Owner and auditors, pull-out and transfer-in apply to the ticked branches; for branch and warehouse staff they apply to their own location, and the ticks choose the other side.</w:t>
-      </w:r>
-    </w:p>
-    <w:p>
-      <w:pPr>
-        <w:spacing w:after="80" w:before="40" w:line="276"/>
-      </w:pPr>
-      <w:r>
-        <w:rPr>
-          <w:rFonts w:ascii="Arial" w:cs="Arial" w:eastAsia="Arial" w:hAnsi="Arial"/>
-          <w:sz w:val="20"/>
-          <w:szCs w:val="20"/>
-        </w:rPr>
-        <w:t xml:space="preserve">In every list of branches, a franchise shows </w:t>
-      </w:r>
-      <w:r>
-        <w:rPr>
-          <w:rFonts w:ascii="Arial" w:cs="Arial" w:eastAsia="Arial" w:hAnsi="Arial"/>
-          <w:b/>
-          <w:bCs/>
-          <w:sz w:val="20"/>
-          <w:szCs w:val="20"/>
-        </w:rPr>
-        <w:t xml:space="preserve">(franchise)</w:t>
-      </w:r>
-      <w:r>
-        <w:rPr>
-          <w:rFonts w:ascii="Arial" w:cs="Arial" w:eastAsia="Arial" w:hAnsi="Arial"/>
-          <w:sz w:val="20"/>
-          <w:szCs w:val="20"/>
-        </w:rPr>
-        <w:t xml:space="preserve"> beside its name (and a consignee </w:t>
-      </w:r>
-      <w:r>
-        <w:rPr>
-          <w:rFonts w:ascii="Arial" w:cs="Arial" w:eastAsia="Arial" w:hAnsi="Arial"/>
-          <w:b/>
-          <w:bCs/>
-          <w:sz w:val="20"/>
-          <w:szCs w:val="20"/>
-        </w:rPr>
-        <w:t xml:space="preserve">(consignee)</w:t>
-      </w:r>
-      <w:r>
-        <w:rPr>
-          <w:rFonts w:ascii="Arial" w:cs="Arial" w:eastAsia="Arial" w:hAnsi="Arial"/>
-          <w:sz w:val="20"/>
-          <w:szCs w:val="20"/>
-        </w:rPr>
-        <w:t xml:space="preserve">).</w:t>
+        <w:t xml:space="preserve">In </w:t>
+      </w:r>
+      <w:r>
+        <w:rPr>
+          <w:rFonts w:ascii="Arial" w:cs="Arial" w:eastAsia="Arial" w:hAnsi="Arial"/>
+          <w:b/>
+          <w:bCs/>
+          <w:sz w:val="20"/>
+          <w:szCs w:val="20"/>
+        </w:rPr>
+        <w:t xml:space="preserve">My Approvals</w:t>
+      </w:r>
+      <w:r>
+        <w:rPr>
+          <w:rFonts w:ascii="Arial" w:cs="Arial" w:eastAsia="Arial" w:hAnsi="Arial"/>
+          <w:sz w:val="20"/>
+          <w:szCs w:val="20"/>
+        </w:rPr>
+        <w:t xml:space="preserve">, every group (for example "Opening AR" or "Special price") has </w:t>
+      </w:r>
+      <w:r>
+        <w:rPr>
+          <w:rFonts w:ascii="Arial" w:cs="Arial" w:eastAsia="Arial" w:hAnsi="Arial"/>
+          <w:b/>
+          <w:bCs/>
+          <w:sz w:val="20"/>
+          <w:szCs w:val="20"/>
+        </w:rPr>
+        <w:t xml:space="preserve">Tick all</w:t>
+      </w:r>
+      <w:r>
+        <w:rPr>
+          <w:rFonts w:ascii="Arial" w:cs="Arial" w:eastAsia="Arial" w:hAnsi="Arial"/>
+          <w:sz w:val="20"/>
+          <w:szCs w:val="20"/>
+        </w:rPr>
+        <w:t xml:space="preserve"> and </w:t>
+      </w:r>
+      <w:r>
+        <w:rPr>
+          <w:rFonts w:ascii="Arial" w:cs="Arial" w:eastAsia="Arial" w:hAnsi="Arial"/>
+          <w:b/>
+          <w:bCs/>
+          <w:sz w:val="20"/>
+          <w:szCs w:val="20"/>
+        </w:rPr>
+        <w:t xml:space="preserve">Approve all</w:t>
+      </w:r>
+      <w:r>
+        <w:rPr>
+          <w:rFonts w:ascii="Arial" w:cs="Arial" w:eastAsia="Arial" w:hAnsi="Arial"/>
+          <w:sz w:val="20"/>
+          <w:szCs w:val="20"/>
+        </w:rPr>
+        <w:t xml:space="preserve">. </w:t>
+      </w:r>
+      <w:r>
+        <w:rPr>
+          <w:rFonts w:ascii="Arial" w:cs="Arial" w:eastAsia="Arial" w:hAnsi="Arial"/>
+          <w:b/>
+          <w:bCs/>
+          <w:sz w:val="20"/>
+          <w:szCs w:val="20"/>
+        </w:rPr>
+        <w:t xml:space="preserve">Select all</w:t>
+      </w:r>
+      <w:r>
+        <w:rPr>
+          <w:rFonts w:ascii="Arial" w:cs="Arial" w:eastAsia="Arial" w:hAnsi="Arial"/>
+          <w:sz w:val="20"/>
+          <w:szCs w:val="20"/>
+        </w:rPr>
+        <w:t xml:space="preserve"> at the top ticks every item on the page; then press </w:t>
+      </w:r>
+      <w:r>
+        <w:rPr>
+          <w:rFonts w:ascii="Arial" w:cs="Arial" w:eastAsia="Arial" w:hAnsi="Arial"/>
+          <w:b/>
+          <w:bCs/>
+          <w:sz w:val="20"/>
+          <w:szCs w:val="20"/>
+        </w:rPr>
+        <w:t xml:space="preserve">Approve selected</w:t>
+      </w:r>
+      <w:r>
+        <w:rPr>
+          <w:rFonts w:ascii="Arial" w:cs="Arial" w:eastAsia="Arial" w:hAnsi="Arial"/>
+          <w:sz w:val="20"/>
+          <w:szCs w:val="20"/>
+        </w:rPr>
+        <w:t xml:space="preserve"> or </w:t>
+      </w:r>
+      <w:r>
+        <w:rPr>
+          <w:rFonts w:ascii="Arial" w:cs="Arial" w:eastAsia="Arial" w:hAnsi="Arial"/>
+          <w:b/>
+          <w:bCs/>
+          <w:sz w:val="20"/>
+          <w:szCs w:val="20"/>
+        </w:rPr>
+        <w:t xml:space="preserve">Reject selected</w:t>
+      </w:r>
+      <w:r>
+        <w:rPr>
+          <w:rFonts w:ascii="Arial" w:cs="Arial" w:eastAsia="Arial" w:hAnsi="Arial"/>
+          <w:sz w:val="20"/>
+          <w:szCs w:val="20"/>
+        </w:rPr>
+        <w:t xml:space="preserve"> (a reason is asked where one is required). After a bulk approval, the page lists any item that could not be approved and why.</w:t>
       </w:r>
     </w:p>
     <w:p>
@@ -14276,7 +14258,7 @@
           <w:sz w:val="30"/>
           <w:szCs w:val="30"/>
         </w:rPr>
-        <w:t xml:space="preserve">Flavors and expiry dates: choosing the right item</w:t>
+        <w:t xml:space="preserve">Finding transfers, and franchises in every list</w:t>
       </w:r>
     </w:p>
     <w:p>
@@ -14289,245 +14271,110 @@
           <w:sz w:val="20"/>
           <w:szCs w:val="20"/>
         </w:rPr>
-        <w:t xml:space="preserve">A SKU is </w:t>
-      </w:r>
-      <w:r>
-        <w:rPr>
-          <w:rFonts w:ascii="Arial" w:cs="Arial" w:eastAsia="Arial" w:hAnsi="Arial"/>
-          <w:b/>
-          <w:bCs/>
-          <w:sz w:val="20"/>
-          <w:szCs w:val="20"/>
-        </w:rPr>
-        <w:t xml:space="preserve">one item</w:t>
-      </w:r>
-      <w:r>
-        <w:rPr>
-          <w:rFonts w:ascii="Arial" w:cs="Arial" w:eastAsia="Arial" w:hAnsi="Arial"/>
-          <w:sz w:val="20"/>
-          <w:szCs w:val="20"/>
-        </w:rPr>
-        <w:t xml:space="preserve"> in the inventory, counted once. Its </w:t>
-      </w:r>
-      <w:r>
-        <w:rPr>
-          <w:rFonts w:ascii="Arial" w:cs="Arial" w:eastAsia="Arial" w:hAnsi="Arial"/>
-          <w:b/>
-          <w:bCs/>
-          <w:sz w:val="20"/>
-          <w:szCs w:val="20"/>
-        </w:rPr>
-        <w:t xml:space="preserve">flavors</w:t>
-      </w:r>
-      <w:r>
-        <w:rPr>
-          <w:rFonts w:ascii="Arial" w:cs="Arial" w:eastAsia="Arial" w:hAnsi="Arial"/>
-          <w:sz w:val="20"/>
-          <w:szCs w:val="20"/>
-        </w:rPr>
-        <w:t xml:space="preserve"> and </w:t>
-      </w:r>
-      <w:r>
-        <w:rPr>
-          <w:rFonts w:ascii="Arial" w:cs="Arial" w:eastAsia="Arial" w:hAnsi="Arial"/>
-          <w:b/>
-          <w:bCs/>
-          <w:sz w:val="20"/>
-          <w:szCs w:val="20"/>
-        </w:rPr>
-        <w:t xml:space="preserve">expiry dates</w:t>
-      </w:r>
-      <w:r>
-        <w:rPr>
-          <w:rFonts w:ascii="Arial" w:cs="Arial" w:eastAsia="Arial" w:hAnsi="Arial"/>
-          <w:sz w:val="20"/>
-          <w:szCs w:val="20"/>
-        </w:rPr>
-        <w:t xml:space="preserve"> are told apart per batch:</w:t>
-      </w:r>
-    </w:p>
-    <w:p>
-      <w:pPr>
-        <w:pStyle w:val="ListParagraph"/>
-        <w:numPr>
-          <w:ilvl w:val="0"/>
-          <w:numId w:val="89"/>
-        </w:numPr>
-        <w:spacing w:after="50" w:line="270"/>
-      </w:pPr>
-      <w:r>
-        <w:rPr>
-          <w:rFonts w:ascii="Arial" w:cs="Arial" w:eastAsia="Arial" w:hAnsi="Arial"/>
-          <w:b/>
-          <w:bCs/>
-          <w:sz w:val="20"/>
-          <w:szCs w:val="20"/>
-        </w:rPr>
-        <w:t xml:space="preserve">Receiving:</w:t>
-      </w:r>
-      <w:r>
-        <w:rPr>
-          <w:rFonts w:ascii="Arial" w:cs="Arial" w:eastAsia="Arial" w:hAnsi="Arial"/>
-          <w:sz w:val="20"/>
-          <w:szCs w:val="20"/>
-        </w:rPr>
-        <w:t xml:space="preserve"> each line has a </w:t>
-      </w:r>
-      <w:r>
-        <w:rPr>
-          <w:rFonts w:ascii="Arial" w:cs="Arial" w:eastAsia="Arial" w:hAnsi="Arial"/>
-          <w:b/>
-          <w:bCs/>
-          <w:sz w:val="20"/>
-          <w:szCs w:val="20"/>
-        </w:rPr>
-        <w:t xml:space="preserve">Flavor</w:t>
-      </w:r>
-      <w:r>
-        <w:rPr>
-          <w:rFonts w:ascii="Arial" w:cs="Arial" w:eastAsia="Arial" w:hAnsi="Arial"/>
-          <w:sz w:val="20"/>
-          <w:szCs w:val="20"/>
-        </w:rPr>
-        <w:t xml:space="preserve"> (choose from the product's list or type a new one) and an </w:t>
-      </w:r>
-      <w:r>
-        <w:rPr>
-          <w:rFonts w:ascii="Arial" w:cs="Arial" w:eastAsia="Arial" w:hAnsi="Arial"/>
-          <w:b/>
-          <w:bCs/>
-          <w:sz w:val="20"/>
-          <w:szCs w:val="20"/>
-        </w:rPr>
-        <w:t xml:space="preserve">Expiry</w:t>
-      </w:r>
-      <w:r>
-        <w:rPr>
-          <w:rFonts w:ascii="Arial" w:cs="Arial" w:eastAsia="Arial" w:hAnsi="Arial"/>
-          <w:sz w:val="20"/>
-          <w:szCs w:val="20"/>
-        </w:rPr>
-        <w:t xml:space="preserve">. Same item in two flavors or dates: </w:t>
-      </w:r>
-      <w:r>
-        <w:rPr>
-          <w:rFonts w:ascii="Arial" w:cs="Arial" w:eastAsia="Arial" w:hAnsi="Arial"/>
-          <w:b/>
-          <w:bCs/>
-          <w:sz w:val="20"/>
-          <w:szCs w:val="20"/>
-        </w:rPr>
-        <w:t xml:space="preserve">+ another flavor / expiry</w:t>
-      </w:r>
-      <w:r>
-        <w:rPr>
-          <w:rFonts w:ascii="Arial" w:cs="Arial" w:eastAsia="Arial" w:hAnsi="Arial"/>
-          <w:sz w:val="20"/>
-          <w:szCs w:val="20"/>
-        </w:rPr>
-        <w:t xml:space="preserve">.</w:t>
-      </w:r>
-    </w:p>
-    <w:p>
-      <w:pPr>
-        <w:pStyle w:val="ListParagraph"/>
-        <w:numPr>
-          <w:ilvl w:val="0"/>
-          <w:numId w:val="89"/>
-        </w:numPr>
-        <w:spacing w:after="50" w:line="270"/>
-      </w:pPr>
-      <w:r>
-        <w:rPr>
-          <w:rFonts w:ascii="Arial" w:cs="Arial" w:eastAsia="Arial" w:hAnsi="Arial"/>
-          <w:b/>
-          <w:bCs/>
-          <w:sz w:val="20"/>
-          <w:szCs w:val="20"/>
-        </w:rPr>
-        <w:t xml:space="preserve">New Sale and Transfers:</w:t>
-      </w:r>
-      <w:r>
-        <w:rPr>
-          <w:rFonts w:ascii="Arial" w:cs="Arial" w:eastAsia="Arial" w:hAnsi="Arial"/>
-          <w:sz w:val="20"/>
-          <w:szCs w:val="20"/>
-        </w:rPr>
-        <w:t xml:space="preserve"> only items the branch has on hand are listed, with the quantity. When an item has more than one flavor or expiry, a list opens: choose the one you are selling or sending (the oldest is first). The line shows the flavor, expiry and how many are left of it; asking for more than that is refused.</w:t>
-      </w:r>
-    </w:p>
-    <w:p>
-      <w:pPr>
-        <w:pStyle w:val="ListParagraph"/>
-        <w:numPr>
-          <w:ilvl w:val="0"/>
-          <w:numId w:val="89"/>
-        </w:numPr>
-        <w:spacing w:after="50" w:line="270"/>
-      </w:pPr>
-      <w:r>
-        <w:rPr>
-          <w:rFonts w:ascii="Arial" w:cs="Arial" w:eastAsia="Arial" w:hAnsi="Arial"/>
-          <w:b/>
-          <w:bCs/>
-          <w:sz w:val="20"/>
-          <w:szCs w:val="20"/>
-        </w:rPr>
-        <w:t xml:space="preserve">Stock on Hand:</w:t>
-      </w:r>
-      <w:r>
-        <w:rPr>
-          <w:rFonts w:ascii="Arial" w:cs="Arial" w:eastAsia="Arial" w:hAnsi="Arial"/>
-          <w:sz w:val="20"/>
-          <w:szCs w:val="20"/>
-        </w:rPr>
-        <w:t xml:space="preserve"> the Flavors column shows how many of each flavor. Old stock without a flavor: Batches → </w:t>
-      </w:r>
-      <w:r>
-        <w:rPr>
-          <w:rFonts w:ascii="Arial" w:cs="Arial" w:eastAsia="Arial" w:hAnsi="Arial"/>
-          <w:b/>
-          <w:bCs/>
-          <w:sz w:val="20"/>
-          <w:szCs w:val="20"/>
-        </w:rPr>
-        <w:t xml:space="preserve">Set flavors</w:t>
-      </w:r>
-      <w:r>
-        <w:rPr>
-          <w:rFonts w:ascii="Arial" w:cs="Arial" w:eastAsia="Arial" w:hAnsi="Arial"/>
-          <w:sz w:val="20"/>
-          <w:szCs w:val="20"/>
-        </w:rPr>
-        <w:t xml:space="preserve"> (Head Auditor, Asst Auditor, Warehouse In-Charge, the branch). The total does not change.</w:t>
-      </w:r>
-    </w:p>
-    <w:p>
-      <w:pPr>
-        <w:pStyle w:val="ListParagraph"/>
-        <w:numPr>
-          <w:ilvl w:val="0"/>
-          <w:numId w:val="89"/>
-        </w:numPr>
-        <w:spacing w:after="50" w:line="270"/>
-      </w:pPr>
-      <w:r>
-        <w:rPr>
-          <w:rFonts w:ascii="Arial" w:cs="Arial" w:eastAsia="Arial" w:hAnsi="Arial"/>
-          <w:b/>
-          <w:bCs/>
-          <w:sz w:val="20"/>
-          <w:szCs w:val="20"/>
-        </w:rPr>
-        <w:t xml:space="preserve">Products:</w:t>
-      </w:r>
-      <w:r>
-        <w:rPr>
-          <w:rFonts w:ascii="Arial" w:cs="Arial" w:eastAsia="Arial" w:hAnsi="Arial"/>
-          <w:sz w:val="20"/>
-          <w:szCs w:val="20"/>
-        </w:rPr>
-        <w:t xml:space="preserve"> the Owner or the Head Auditor keeps the list of flavors on the product.</w:t>
+        <w:t xml:space="preserve">On </w:t>
+      </w:r>
+      <w:r>
+        <w:rPr>
+          <w:rFonts w:ascii="Arial" w:cs="Arial" w:eastAsia="Arial" w:hAnsi="Arial"/>
+          <w:b/>
+          <w:bCs/>
+          <w:sz w:val="20"/>
+          <w:szCs w:val="20"/>
+        </w:rPr>
+        <w:t xml:space="preserve">Transfers &amp; Pull-outs</w:t>
+      </w:r>
+      <w:r>
+        <w:rPr>
+          <w:rFonts w:ascii="Arial" w:cs="Arial" w:eastAsia="Arial" w:hAnsi="Arial"/>
+          <w:sz w:val="20"/>
+          <w:szCs w:val="20"/>
+        </w:rPr>
+        <w:t xml:space="preserve">, </w:t>
+      </w:r>
+      <w:r>
+        <w:rPr>
+          <w:rFonts w:ascii="Arial" w:cs="Arial" w:eastAsia="Arial" w:hAnsi="Arial"/>
+          <w:b/>
+          <w:bCs/>
+          <w:sz w:val="20"/>
+          <w:szCs w:val="20"/>
+        </w:rPr>
+        <w:t xml:space="preserve">View</w:t>
+      </w:r>
+      <w:r>
+        <w:rPr>
+          <w:rFonts w:ascii="Arial" w:cs="Arial" w:eastAsia="Arial" w:hAnsi="Arial"/>
+          <w:sz w:val="20"/>
+          <w:szCs w:val="20"/>
+        </w:rPr>
+        <w:t xml:space="preserve"> shows all, only pull-outs (sent) or only transfer-ins (received). </w:t>
+      </w:r>
+      <w:r>
+        <w:rPr>
+          <w:rFonts w:ascii="Arial" w:cs="Arial" w:eastAsia="Arial" w:hAnsi="Arial"/>
+          <w:b/>
+          <w:bCs/>
+          <w:sz w:val="20"/>
+          <w:szCs w:val="20"/>
+        </w:rPr>
+        <w:t xml:space="preserve">Branches</w:t>
+      </w:r>
+      <w:r>
+        <w:rPr>
+          <w:rFonts w:ascii="Arial" w:cs="Arial" w:eastAsia="Arial" w:hAnsi="Arial"/>
+          <w:sz w:val="20"/>
+          <w:szCs w:val="20"/>
+        </w:rPr>
+        <w:t xml:space="preserve"> lets you tick the branches to see (none ticked = all). For the Owner and auditors, pull-out and transfer-in apply to the ticked branches; for branch and warehouse staff they apply to their own location, and the ticks choose the other side.</w:t>
+      </w:r>
+    </w:p>
+    <w:p>
+      <w:pPr>
+        <w:spacing w:after="80" w:before="40" w:line="276"/>
+      </w:pPr>
+      <w:r>
+        <w:rPr>
+          <w:rFonts w:ascii="Arial" w:cs="Arial" w:eastAsia="Arial" w:hAnsi="Arial"/>
+          <w:sz w:val="20"/>
+          <w:szCs w:val="20"/>
+        </w:rPr>
+        <w:t xml:space="preserve">In every list of branches, a franchise shows </w:t>
+      </w:r>
+      <w:r>
+        <w:rPr>
+          <w:rFonts w:ascii="Arial" w:cs="Arial" w:eastAsia="Arial" w:hAnsi="Arial"/>
+          <w:b/>
+          <w:bCs/>
+          <w:sz w:val="20"/>
+          <w:szCs w:val="20"/>
+        </w:rPr>
+        <w:t xml:space="preserve">(franchise)</w:t>
+      </w:r>
+      <w:r>
+        <w:rPr>
+          <w:rFonts w:ascii="Arial" w:cs="Arial" w:eastAsia="Arial" w:hAnsi="Arial"/>
+          <w:sz w:val="20"/>
+          <w:szCs w:val="20"/>
+        </w:rPr>
+        <w:t xml:space="preserve"> beside its name (and a consignee </w:t>
+      </w:r>
+      <w:r>
+        <w:rPr>
+          <w:rFonts w:ascii="Arial" w:cs="Arial" w:eastAsia="Arial" w:hAnsi="Arial"/>
+          <w:b/>
+          <w:bCs/>
+          <w:sz w:val="20"/>
+          <w:szCs w:val="20"/>
+        </w:rPr>
+        <w:t xml:space="preserve">(consignee)</w:t>
+      </w:r>
+      <w:r>
+        <w:rPr>
+          <w:rFonts w:ascii="Arial" w:cs="Arial" w:eastAsia="Arial" w:hAnsi="Arial"/>
+          <w:sz w:val="20"/>
+          <w:szCs w:val="20"/>
+        </w:rPr>
+        <w:t xml:space="preserve">).</w:t>
       </w:r>
     </w:p>
     <w:p>
@@ -14545,7 +14392,7 @@
           <w:sz w:val="30"/>
           <w:szCs w:val="30"/>
         </w:rPr>
-        <w:t xml:space="preserve">Checking a sale before it is saved</w:t>
+        <w:t xml:space="preserve">Flavors and expiry dates: choosing the right item</w:t>
       </w:r>
     </w:p>
     <w:p>
@@ -14555,48 +14402,138 @@
       <w:r>
         <w:rPr>
           <w:rFonts w:ascii="Arial" w:cs="Arial" w:eastAsia="Arial" w:hAnsi="Arial"/>
-          <w:b/>
-          <w:bCs/>
-          <w:sz w:val="20"/>
-          <w:szCs w:val="20"/>
-        </w:rPr>
-        <w:t xml:space="preserve">Review sale</w:t>
-      </w:r>
-      <w:r>
-        <w:rPr>
-          <w:rFonts w:ascii="Arial" w:cs="Arial" w:eastAsia="Arial" w:hAnsi="Arial"/>
-          <w:sz w:val="20"/>
-          <w:szCs w:val="20"/>
-        </w:rPr>
-        <w:t xml:space="preserve"> opens a check of everything: branch, DR / SI, channel, customer, payment and account, every item with its flavor and expiry, quantities, prices, special prices, fees, incentive and total. Press </w:t>
-      </w:r>
-      <w:r>
-        <w:rPr>
-          <w:rFonts w:ascii="Arial" w:cs="Arial" w:eastAsia="Arial" w:hAnsi="Arial"/>
-          <w:b/>
-          <w:bCs/>
-          <w:sz w:val="20"/>
-          <w:szCs w:val="20"/>
-        </w:rPr>
-        <w:t xml:space="preserve">Confirm and save sale</w:t>
-      </w:r>
-      <w:r>
-        <w:rPr>
-          <w:rFonts w:ascii="Arial" w:cs="Arial" w:eastAsia="Arial" w:hAnsi="Arial"/>
-          <w:sz w:val="20"/>
-          <w:szCs w:val="20"/>
-        </w:rPr>
-        <w:t xml:space="preserve"> when it is right, or </w:t>
-      </w:r>
-      <w:r>
-        <w:rPr>
-          <w:rFonts w:ascii="Arial" w:cs="Arial" w:eastAsia="Arial" w:hAnsi="Arial"/>
-          <w:b/>
-          <w:bCs/>
-          <w:sz w:val="20"/>
-          <w:szCs w:val="20"/>
-        </w:rPr>
-        <w:t xml:space="preserve">Go back and edit</w:t>
+          <w:sz w:val="20"/>
+          <w:szCs w:val="20"/>
+        </w:rPr>
+        <w:t xml:space="preserve">A SKU is </w:t>
+      </w:r>
+      <w:r>
+        <w:rPr>
+          <w:rFonts w:ascii="Arial" w:cs="Arial" w:eastAsia="Arial" w:hAnsi="Arial"/>
+          <w:b/>
+          <w:bCs/>
+          <w:sz w:val="20"/>
+          <w:szCs w:val="20"/>
+        </w:rPr>
+        <w:t xml:space="preserve">one item</w:t>
+      </w:r>
+      <w:r>
+        <w:rPr>
+          <w:rFonts w:ascii="Arial" w:cs="Arial" w:eastAsia="Arial" w:hAnsi="Arial"/>
+          <w:sz w:val="20"/>
+          <w:szCs w:val="20"/>
+        </w:rPr>
+        <w:t xml:space="preserve"> in the inventory, counted once. Its </w:t>
+      </w:r>
+      <w:r>
+        <w:rPr>
+          <w:rFonts w:ascii="Arial" w:cs="Arial" w:eastAsia="Arial" w:hAnsi="Arial"/>
+          <w:b/>
+          <w:bCs/>
+          <w:sz w:val="20"/>
+          <w:szCs w:val="20"/>
+        </w:rPr>
+        <w:t xml:space="preserve">flavors</w:t>
+      </w:r>
+      <w:r>
+        <w:rPr>
+          <w:rFonts w:ascii="Arial" w:cs="Arial" w:eastAsia="Arial" w:hAnsi="Arial"/>
+          <w:sz w:val="20"/>
+          <w:szCs w:val="20"/>
+        </w:rPr>
+        <w:t xml:space="preserve"> and </w:t>
+      </w:r>
+      <w:r>
+        <w:rPr>
+          <w:rFonts w:ascii="Arial" w:cs="Arial" w:eastAsia="Arial" w:hAnsi="Arial"/>
+          <w:b/>
+          <w:bCs/>
+          <w:sz w:val="20"/>
+          <w:szCs w:val="20"/>
+        </w:rPr>
+        <w:t xml:space="preserve">expiry dates</w:t>
+      </w:r>
+      <w:r>
+        <w:rPr>
+          <w:rFonts w:ascii="Arial" w:cs="Arial" w:eastAsia="Arial" w:hAnsi="Arial"/>
+          <w:sz w:val="20"/>
+          <w:szCs w:val="20"/>
+        </w:rPr>
+        <w:t xml:space="preserve"> are told apart per batch:</w:t>
+      </w:r>
+    </w:p>
+    <w:p>
+      <w:pPr>
+        <w:pStyle w:val="ListParagraph"/>
+        <w:numPr>
+          <w:ilvl w:val="0"/>
+          <w:numId w:val="89"/>
+        </w:numPr>
+        <w:spacing w:after="50" w:line="270"/>
+      </w:pPr>
+      <w:r>
+        <w:rPr>
+          <w:rFonts w:ascii="Arial" w:cs="Arial" w:eastAsia="Arial" w:hAnsi="Arial"/>
+          <w:b/>
+          <w:bCs/>
+          <w:sz w:val="20"/>
+          <w:szCs w:val="20"/>
+        </w:rPr>
+        <w:t xml:space="preserve">Receiving:</w:t>
+      </w:r>
+      <w:r>
+        <w:rPr>
+          <w:rFonts w:ascii="Arial" w:cs="Arial" w:eastAsia="Arial" w:hAnsi="Arial"/>
+          <w:sz w:val="20"/>
+          <w:szCs w:val="20"/>
+        </w:rPr>
+        <w:t xml:space="preserve"> each line has a </w:t>
+      </w:r>
+      <w:r>
+        <w:rPr>
+          <w:rFonts w:ascii="Arial" w:cs="Arial" w:eastAsia="Arial" w:hAnsi="Arial"/>
+          <w:b/>
+          <w:bCs/>
+          <w:sz w:val="20"/>
+          <w:szCs w:val="20"/>
+        </w:rPr>
+        <w:t xml:space="preserve">Flavor</w:t>
+      </w:r>
+      <w:r>
+        <w:rPr>
+          <w:rFonts w:ascii="Arial" w:cs="Arial" w:eastAsia="Arial" w:hAnsi="Arial"/>
+          <w:sz w:val="20"/>
+          <w:szCs w:val="20"/>
+        </w:rPr>
+        <w:t xml:space="preserve"> (choose from the product's list or type a new one) and an </w:t>
+      </w:r>
+      <w:r>
+        <w:rPr>
+          <w:rFonts w:ascii="Arial" w:cs="Arial" w:eastAsia="Arial" w:hAnsi="Arial"/>
+          <w:b/>
+          <w:bCs/>
+          <w:sz w:val="20"/>
+          <w:szCs w:val="20"/>
+        </w:rPr>
+        <w:t xml:space="preserve">Expiry</w:t>
+      </w:r>
+      <w:r>
+        <w:rPr>
+          <w:rFonts w:ascii="Arial" w:cs="Arial" w:eastAsia="Arial" w:hAnsi="Arial"/>
+          <w:sz w:val="20"/>
+          <w:szCs w:val="20"/>
+        </w:rPr>
+        <w:t xml:space="preserve">. Same item in two flavors or dates: </w:t>
+      </w:r>
+      <w:r>
+        <w:rPr>
+          <w:rFonts w:ascii="Arial" w:cs="Arial" w:eastAsia="Arial" w:hAnsi="Arial"/>
+          <w:b/>
+          <w:bCs/>
+          <w:sz w:val="20"/>
+          <w:szCs w:val="20"/>
+        </w:rPr>
+        <w:t xml:space="preserve">+ another flavor / expiry</w:t>
       </w:r>
       <w:r>
         <w:rPr>
@@ -14605,6 +14542,108 @@
           <w:szCs w:val="20"/>
         </w:rPr>
         <w:t xml:space="preserve">.</w:t>
+      </w:r>
+    </w:p>
+    <w:p>
+      <w:pPr>
+        <w:pStyle w:val="ListParagraph"/>
+        <w:numPr>
+          <w:ilvl w:val="0"/>
+          <w:numId w:val="89"/>
+        </w:numPr>
+        <w:spacing w:after="50" w:line="270"/>
+      </w:pPr>
+      <w:r>
+        <w:rPr>
+          <w:rFonts w:ascii="Arial" w:cs="Arial" w:eastAsia="Arial" w:hAnsi="Arial"/>
+          <w:b/>
+          <w:bCs/>
+          <w:sz w:val="20"/>
+          <w:szCs w:val="20"/>
+        </w:rPr>
+        <w:t xml:space="preserve">New Sale and Transfers:</w:t>
+      </w:r>
+      <w:r>
+        <w:rPr>
+          <w:rFonts w:ascii="Arial" w:cs="Arial" w:eastAsia="Arial" w:hAnsi="Arial"/>
+          <w:sz w:val="20"/>
+          <w:szCs w:val="20"/>
+        </w:rPr>
+        <w:t xml:space="preserve"> only items the branch has on hand are listed, with the quantity. When an item has more than one flavor or expiry, a list opens: choose the one you are selling or sending (the oldest is first). The line shows the flavor, expiry and how many are left of it; asking for more than that is refused.</w:t>
+      </w:r>
+    </w:p>
+    <w:p>
+      <w:pPr>
+        <w:pStyle w:val="ListParagraph"/>
+        <w:numPr>
+          <w:ilvl w:val="0"/>
+          <w:numId w:val="89"/>
+        </w:numPr>
+        <w:spacing w:after="50" w:line="270"/>
+      </w:pPr>
+      <w:r>
+        <w:rPr>
+          <w:rFonts w:ascii="Arial" w:cs="Arial" w:eastAsia="Arial" w:hAnsi="Arial"/>
+          <w:b/>
+          <w:bCs/>
+          <w:sz w:val="20"/>
+          <w:szCs w:val="20"/>
+        </w:rPr>
+        <w:t xml:space="preserve">Stock on Hand:</w:t>
+      </w:r>
+      <w:r>
+        <w:rPr>
+          <w:rFonts w:ascii="Arial" w:cs="Arial" w:eastAsia="Arial" w:hAnsi="Arial"/>
+          <w:sz w:val="20"/>
+          <w:szCs w:val="20"/>
+        </w:rPr>
+        <w:t xml:space="preserve"> the Flavors column shows how many of each flavor. Old stock without a flavor: Batches → </w:t>
+      </w:r>
+      <w:r>
+        <w:rPr>
+          <w:rFonts w:ascii="Arial" w:cs="Arial" w:eastAsia="Arial" w:hAnsi="Arial"/>
+          <w:b/>
+          <w:bCs/>
+          <w:sz w:val="20"/>
+          <w:szCs w:val="20"/>
+        </w:rPr>
+        <w:t xml:space="preserve">Set flavors</w:t>
+      </w:r>
+      <w:r>
+        <w:rPr>
+          <w:rFonts w:ascii="Arial" w:cs="Arial" w:eastAsia="Arial" w:hAnsi="Arial"/>
+          <w:sz w:val="20"/>
+          <w:szCs w:val="20"/>
+        </w:rPr>
+        <w:t xml:space="preserve"> (Head Auditor, Asst Auditor, Warehouse In-Charge, the branch). The total does not change.</w:t>
+      </w:r>
+    </w:p>
+    <w:p>
+      <w:pPr>
+        <w:pStyle w:val="ListParagraph"/>
+        <w:numPr>
+          <w:ilvl w:val="0"/>
+          <w:numId w:val="89"/>
+        </w:numPr>
+        <w:spacing w:after="50" w:line="270"/>
+      </w:pPr>
+      <w:r>
+        <w:rPr>
+          <w:rFonts w:ascii="Arial" w:cs="Arial" w:eastAsia="Arial" w:hAnsi="Arial"/>
+          <w:b/>
+          <w:bCs/>
+          <w:sz w:val="20"/>
+          <w:szCs w:val="20"/>
+        </w:rPr>
+        <w:t xml:space="preserve">Products:</w:t>
+      </w:r>
+      <w:r>
+        <w:rPr>
+          <w:rFonts w:ascii="Arial" w:cs="Arial" w:eastAsia="Arial" w:hAnsi="Arial"/>
+          <w:sz w:val="20"/>
+          <w:szCs w:val="20"/>
+        </w:rPr>
+        <w:t xml:space="preserve"> the Owner or the Head Auditor keeps the list of flavors on the product.</w:t>
       </w:r>
     </w:p>
     <w:p>
@@ -14622,45 +14661,58 @@
           <w:sz w:val="30"/>
           <w:szCs w:val="30"/>
         </w:rPr>
-        <w:t xml:space="preserve">Agent incentives</w:t>
-      </w:r>
-    </w:p>
-    <w:p>
-      <w:pPr>
-        <w:pStyle w:val="ListParagraph"/>
-        <w:numPr>
-          <w:ilvl w:val="0"/>
-          <w:numId w:val="90"/>
-        </w:numPr>
-        <w:spacing w:after="50" w:line="270"/>
-      </w:pPr>
-      <w:r>
-        <w:rPr>
-          <w:rFonts w:ascii="Arial" w:cs="Arial" w:eastAsia="Arial" w:hAnsi="Arial"/>
-          <w:b/>
-          <w:bCs/>
-          <w:sz w:val="20"/>
-          <w:szCs w:val="20"/>
-        </w:rPr>
-        <w:t xml:space="preserve">Sales Manager</w:t>
-      </w:r>
-      <w:r>
-        <w:rPr>
-          <w:rFonts w:ascii="Arial" w:cs="Arial" w:eastAsia="Arial" w:hAnsi="Arial"/>
-          <w:sz w:val="20"/>
-          <w:szCs w:val="20"/>
-        </w:rPr>
-        <w:t xml:space="preserve"> (menu: Agent Incentives): choose the month; each agent's total sales at every branch is listed. Type the incentive (% of sales or an amount) and press </w:t>
-      </w:r>
-      <w:r>
-        <w:rPr>
-          <w:rFonts w:ascii="Arial" w:cs="Arial" w:eastAsia="Arial" w:hAnsi="Arial"/>
-          <w:b/>
-          <w:bCs/>
-          <w:sz w:val="20"/>
-          <w:szCs w:val="20"/>
-        </w:rPr>
-        <w:t xml:space="preserve">Confirm</w:t>
+        <w:t xml:space="preserve">Checking a sale before it is saved</w:t>
+      </w:r>
+    </w:p>
+    <w:p>
+      <w:pPr>
+        <w:spacing w:after="80" w:before="40" w:line="276"/>
+      </w:pPr>
+      <w:r>
+        <w:rPr>
+          <w:rFonts w:ascii="Arial" w:cs="Arial" w:eastAsia="Arial" w:hAnsi="Arial"/>
+          <w:b/>
+          <w:bCs/>
+          <w:sz w:val="20"/>
+          <w:szCs w:val="20"/>
+        </w:rPr>
+        <w:t xml:space="preserve">Review sale</w:t>
+      </w:r>
+      <w:r>
+        <w:rPr>
+          <w:rFonts w:ascii="Arial" w:cs="Arial" w:eastAsia="Arial" w:hAnsi="Arial"/>
+          <w:sz w:val="20"/>
+          <w:szCs w:val="20"/>
+        </w:rPr>
+        <w:t xml:space="preserve"> opens a check of everything: branch, DR / SI, channel, customer, payment and account, every item with its flavor and expiry, quantities, prices, special prices, fees, incentive and total. Press </w:t>
+      </w:r>
+      <w:r>
+        <w:rPr>
+          <w:rFonts w:ascii="Arial" w:cs="Arial" w:eastAsia="Arial" w:hAnsi="Arial"/>
+          <w:b/>
+          <w:bCs/>
+          <w:sz w:val="20"/>
+          <w:szCs w:val="20"/>
+        </w:rPr>
+        <w:t xml:space="preserve">Confirm and save sale</w:t>
+      </w:r>
+      <w:r>
+        <w:rPr>
+          <w:rFonts w:ascii="Arial" w:cs="Arial" w:eastAsia="Arial" w:hAnsi="Arial"/>
+          <w:sz w:val="20"/>
+          <w:szCs w:val="20"/>
+        </w:rPr>
+        <w:t xml:space="preserve"> when it is right, or </w:t>
+      </w:r>
+      <w:r>
+        <w:rPr>
+          <w:rFonts w:ascii="Arial" w:cs="Arial" w:eastAsia="Arial" w:hAnsi="Arial"/>
+          <w:b/>
+          <w:bCs/>
+          <w:sz w:val="20"/>
+          <w:szCs w:val="20"/>
+        </w:rPr>
+        <w:t xml:space="preserve">Go back and edit</w:t>
       </w:r>
       <w:r>
         <w:rPr>
@@ -14669,165 +14721,6 @@
           <w:szCs w:val="20"/>
         </w:rPr>
         <w:t xml:space="preserve">.</w:t>
-      </w:r>
-    </w:p>
-    <w:p>
-      <w:pPr>
-        <w:pStyle w:val="ListParagraph"/>
-        <w:numPr>
-          <w:ilvl w:val="0"/>
-          <w:numId w:val="90"/>
-        </w:numPr>
-        <w:spacing w:after="50" w:line="270"/>
-      </w:pPr>
-      <w:r>
-        <w:rPr>
-          <w:rFonts w:ascii="Arial" w:cs="Arial" w:eastAsia="Arial" w:hAnsi="Arial"/>
-          <w:b/>
-          <w:bCs/>
-          <w:sz w:val="20"/>
-          <w:szCs w:val="20"/>
-        </w:rPr>
-        <w:t xml:space="preserve">Accounting Associate, Accounting Head, then the Owner</w:t>
-      </w:r>
-      <w:r>
-        <w:rPr>
-          <w:rFonts w:ascii="Arial" w:cs="Arial" w:eastAsia="Arial" w:hAnsi="Arial"/>
-          <w:sz w:val="20"/>
-          <w:szCs w:val="20"/>
-        </w:rPr>
-        <w:t xml:space="preserve"> approve it in My Approvals.</w:t>
-      </w:r>
-    </w:p>
-    <w:p>
-      <w:pPr>
-        <w:pStyle w:val="ListParagraph"/>
-        <w:numPr>
-          <w:ilvl w:val="0"/>
-          <w:numId w:val="90"/>
-        </w:numPr>
-        <w:spacing w:after="50" w:line="270"/>
-      </w:pPr>
-      <w:r>
-        <w:rPr>
-          <w:rFonts w:ascii="Arial" w:cs="Arial" w:eastAsia="Arial" w:hAnsi="Arial"/>
-          <w:sz w:val="20"/>
-          <w:szCs w:val="20"/>
-        </w:rPr>
-        <w:t xml:space="preserve">The </w:t>
-      </w:r>
-      <w:r>
-        <w:rPr>
-          <w:rFonts w:ascii="Arial" w:cs="Arial" w:eastAsia="Arial" w:hAnsi="Arial"/>
-          <w:b/>
-          <w:bCs/>
-          <w:sz w:val="20"/>
-          <w:szCs w:val="20"/>
-        </w:rPr>
-        <w:t xml:space="preserve">release form</w:t>
-      </w:r>
-      <w:r>
-        <w:rPr>
-          <w:rFonts w:ascii="Arial" w:cs="Arial" w:eastAsia="Arial" w:hAnsi="Arial"/>
-          <w:sz w:val="20"/>
-          <w:szCs w:val="20"/>
-        </w:rPr>
-        <w:t xml:space="preserve"> (AI-000001…) is made and goes to </w:t>
-      </w:r>
-      <w:r>
-        <w:rPr>
-          <w:rFonts w:ascii="Arial" w:cs="Arial" w:eastAsia="Arial" w:hAnsi="Arial"/>
-          <w:b/>
-          <w:bCs/>
-          <w:sz w:val="20"/>
-          <w:szCs w:val="20"/>
-        </w:rPr>
-        <w:t xml:space="preserve">HR</w:t>
-      </w:r>
-      <w:r>
-        <w:rPr>
-          <w:rFonts w:ascii="Arial" w:cs="Arial" w:eastAsia="Arial" w:hAnsi="Arial"/>
-          <w:sz w:val="20"/>
-          <w:szCs w:val="20"/>
-        </w:rPr>
-        <w:t xml:space="preserve">: print it, have the agent sign, press </w:t>
-      </w:r>
-      <w:r>
-        <w:rPr>
-          <w:rFonts w:ascii="Arial" w:cs="Arial" w:eastAsia="Arial" w:hAnsi="Arial"/>
-          <w:b/>
-          <w:bCs/>
-          <w:sz w:val="20"/>
-          <w:szCs w:val="20"/>
-        </w:rPr>
-        <w:t xml:space="preserve">Agent signed</w:t>
-      </w:r>
-      <w:r>
-        <w:rPr>
-          <w:rFonts w:ascii="Arial" w:cs="Arial" w:eastAsia="Arial" w:hAnsi="Arial"/>
-          <w:sz w:val="20"/>
-          <w:szCs w:val="20"/>
-        </w:rPr>
-        <w:t xml:space="preserve">.</w:t>
-      </w:r>
-    </w:p>
-    <w:p>
-      <w:pPr>
-        <w:pStyle w:val="ListParagraph"/>
-        <w:numPr>
-          <w:ilvl w:val="0"/>
-          <w:numId w:val="90"/>
-        </w:numPr>
-        <w:spacing w:after="50" w:line="270"/>
-      </w:pPr>
-      <w:r>
-        <w:rPr>
-          <w:rFonts w:ascii="Arial" w:cs="Arial" w:eastAsia="Arial" w:hAnsi="Arial"/>
-          <w:b/>
-          <w:bCs/>
-          <w:sz w:val="20"/>
-          <w:szCs w:val="20"/>
-        </w:rPr>
-        <w:t xml:space="preserve">Accounting</w:t>
-      </w:r>
-      <w:r>
-        <w:rPr>
-          <w:rFonts w:ascii="Arial" w:cs="Arial" w:eastAsia="Arial" w:hAnsi="Arial"/>
-          <w:sz w:val="20"/>
-          <w:szCs w:val="20"/>
-        </w:rPr>
-        <w:t xml:space="preserve"> presses </w:t>
-      </w:r>
-      <w:r>
-        <w:rPr>
-          <w:rFonts w:ascii="Arial" w:cs="Arial" w:eastAsia="Arial" w:hAnsi="Arial"/>
-          <w:b/>
-          <w:bCs/>
-          <w:sz w:val="20"/>
-          <w:szCs w:val="20"/>
-        </w:rPr>
-        <w:t xml:space="preserve">Tag as released</w:t>
-      </w:r>
-      <w:r>
-        <w:rPr>
-          <w:rFonts w:ascii="Arial" w:cs="Arial" w:eastAsia="Arial" w:hAnsi="Arial"/>
-          <w:sz w:val="20"/>
-          <w:szCs w:val="20"/>
-        </w:rPr>
-        <w:t xml:space="preserve">: bank transfer, GCash, cheque or cash, the account, the reference and the date.</w:t>
-      </w:r>
-    </w:p>
-    <w:p>
-      <w:pPr>
-        <w:spacing w:after="80" w:before="40" w:line="276"/>
-      </w:pPr>
-      <w:r>
-        <w:rPr>
-          <w:rFonts w:ascii="Arial" w:cs="Arial" w:eastAsia="Arial" w:hAnsi="Arial"/>
-          <w:sz w:val="20"/>
-          <w:szCs w:val="20"/>
-        </w:rPr>
-        <w:t xml:space="preserve">The agent sees their own incentive and its status on the same page.</w:t>
       </w:r>
     </w:p>
     <w:p>
@@ -14845,7 +14738,199 @@
           <w:sz w:val="30"/>
           <w:szCs w:val="30"/>
         </w:rPr>
-        <w:t xml:space="preserve">The Owner may approve anything</w:t>
+        <w:t xml:space="preserve">Agent incentives</w:t>
+      </w:r>
+    </w:p>
+    <w:p>
+      <w:pPr>
+        <w:pStyle w:val="ListParagraph"/>
+        <w:numPr>
+          <w:ilvl w:val="0"/>
+          <w:numId w:val="90"/>
+        </w:numPr>
+        <w:spacing w:after="50" w:line="270"/>
+      </w:pPr>
+      <w:r>
+        <w:rPr>
+          <w:rFonts w:ascii="Arial" w:cs="Arial" w:eastAsia="Arial" w:hAnsi="Arial"/>
+          <w:b/>
+          <w:bCs/>
+          <w:sz w:val="20"/>
+          <w:szCs w:val="20"/>
+        </w:rPr>
+        <w:t xml:space="preserve">Sales Manager</w:t>
+      </w:r>
+      <w:r>
+        <w:rPr>
+          <w:rFonts w:ascii="Arial" w:cs="Arial" w:eastAsia="Arial" w:hAnsi="Arial"/>
+          <w:sz w:val="20"/>
+          <w:szCs w:val="20"/>
+        </w:rPr>
+        <w:t xml:space="preserve"> (menu: Agent Incentives): choose the month; each agent's total sales at every branch is listed. Type the incentive (% of sales or an amount) and press </w:t>
+      </w:r>
+      <w:r>
+        <w:rPr>
+          <w:rFonts w:ascii="Arial" w:cs="Arial" w:eastAsia="Arial" w:hAnsi="Arial"/>
+          <w:b/>
+          <w:bCs/>
+          <w:sz w:val="20"/>
+          <w:szCs w:val="20"/>
+        </w:rPr>
+        <w:t xml:space="preserve">Confirm</w:t>
+      </w:r>
+      <w:r>
+        <w:rPr>
+          <w:rFonts w:ascii="Arial" w:cs="Arial" w:eastAsia="Arial" w:hAnsi="Arial"/>
+          <w:sz w:val="20"/>
+          <w:szCs w:val="20"/>
+        </w:rPr>
+        <w:t xml:space="preserve">.</w:t>
+      </w:r>
+    </w:p>
+    <w:p>
+      <w:pPr>
+        <w:pStyle w:val="ListParagraph"/>
+        <w:numPr>
+          <w:ilvl w:val="0"/>
+          <w:numId w:val="90"/>
+        </w:numPr>
+        <w:spacing w:after="50" w:line="270"/>
+      </w:pPr>
+      <w:r>
+        <w:rPr>
+          <w:rFonts w:ascii="Arial" w:cs="Arial" w:eastAsia="Arial" w:hAnsi="Arial"/>
+          <w:b/>
+          <w:bCs/>
+          <w:sz w:val="20"/>
+          <w:szCs w:val="20"/>
+        </w:rPr>
+        <w:t xml:space="preserve">Accounting Associate, Accounting Head, then the Owner</w:t>
+      </w:r>
+      <w:r>
+        <w:rPr>
+          <w:rFonts w:ascii="Arial" w:cs="Arial" w:eastAsia="Arial" w:hAnsi="Arial"/>
+          <w:sz w:val="20"/>
+          <w:szCs w:val="20"/>
+        </w:rPr>
+        <w:t xml:space="preserve"> approve it in My Approvals.</w:t>
+      </w:r>
+    </w:p>
+    <w:p>
+      <w:pPr>
+        <w:pStyle w:val="ListParagraph"/>
+        <w:numPr>
+          <w:ilvl w:val="0"/>
+          <w:numId w:val="90"/>
+        </w:numPr>
+        <w:spacing w:after="50" w:line="270"/>
+      </w:pPr>
+      <w:r>
+        <w:rPr>
+          <w:rFonts w:ascii="Arial" w:cs="Arial" w:eastAsia="Arial" w:hAnsi="Arial"/>
+          <w:sz w:val="20"/>
+          <w:szCs w:val="20"/>
+        </w:rPr>
+        <w:t xml:space="preserve">The </w:t>
+      </w:r>
+      <w:r>
+        <w:rPr>
+          <w:rFonts w:ascii="Arial" w:cs="Arial" w:eastAsia="Arial" w:hAnsi="Arial"/>
+          <w:b/>
+          <w:bCs/>
+          <w:sz w:val="20"/>
+          <w:szCs w:val="20"/>
+        </w:rPr>
+        <w:t xml:space="preserve">release form</w:t>
+      </w:r>
+      <w:r>
+        <w:rPr>
+          <w:rFonts w:ascii="Arial" w:cs="Arial" w:eastAsia="Arial" w:hAnsi="Arial"/>
+          <w:sz w:val="20"/>
+          <w:szCs w:val="20"/>
+        </w:rPr>
+        <w:t xml:space="preserve"> (AI-000001…) is made and goes to </w:t>
+      </w:r>
+      <w:r>
+        <w:rPr>
+          <w:rFonts w:ascii="Arial" w:cs="Arial" w:eastAsia="Arial" w:hAnsi="Arial"/>
+          <w:b/>
+          <w:bCs/>
+          <w:sz w:val="20"/>
+          <w:szCs w:val="20"/>
+        </w:rPr>
+        <w:t xml:space="preserve">HR</w:t>
+      </w:r>
+      <w:r>
+        <w:rPr>
+          <w:rFonts w:ascii="Arial" w:cs="Arial" w:eastAsia="Arial" w:hAnsi="Arial"/>
+          <w:sz w:val="20"/>
+          <w:szCs w:val="20"/>
+        </w:rPr>
+        <w:t xml:space="preserve">: print it, have the agent sign, press </w:t>
+      </w:r>
+      <w:r>
+        <w:rPr>
+          <w:rFonts w:ascii="Arial" w:cs="Arial" w:eastAsia="Arial" w:hAnsi="Arial"/>
+          <w:b/>
+          <w:bCs/>
+          <w:sz w:val="20"/>
+          <w:szCs w:val="20"/>
+        </w:rPr>
+        <w:t xml:space="preserve">Agent signed</w:t>
+      </w:r>
+      <w:r>
+        <w:rPr>
+          <w:rFonts w:ascii="Arial" w:cs="Arial" w:eastAsia="Arial" w:hAnsi="Arial"/>
+          <w:sz w:val="20"/>
+          <w:szCs w:val="20"/>
+        </w:rPr>
+        <w:t xml:space="preserve">.</w:t>
+      </w:r>
+    </w:p>
+    <w:p>
+      <w:pPr>
+        <w:pStyle w:val="ListParagraph"/>
+        <w:numPr>
+          <w:ilvl w:val="0"/>
+          <w:numId w:val="90"/>
+        </w:numPr>
+        <w:spacing w:after="50" w:line="270"/>
+      </w:pPr>
+      <w:r>
+        <w:rPr>
+          <w:rFonts w:ascii="Arial" w:cs="Arial" w:eastAsia="Arial" w:hAnsi="Arial"/>
+          <w:b/>
+          <w:bCs/>
+          <w:sz w:val="20"/>
+          <w:szCs w:val="20"/>
+        </w:rPr>
+        <w:t xml:space="preserve">Accounting</w:t>
+      </w:r>
+      <w:r>
+        <w:rPr>
+          <w:rFonts w:ascii="Arial" w:cs="Arial" w:eastAsia="Arial" w:hAnsi="Arial"/>
+          <w:sz w:val="20"/>
+          <w:szCs w:val="20"/>
+        </w:rPr>
+        <w:t xml:space="preserve"> presses </w:t>
+      </w:r>
+      <w:r>
+        <w:rPr>
+          <w:rFonts w:ascii="Arial" w:cs="Arial" w:eastAsia="Arial" w:hAnsi="Arial"/>
+          <w:b/>
+          <w:bCs/>
+          <w:sz w:val="20"/>
+          <w:szCs w:val="20"/>
+        </w:rPr>
+        <w:t xml:space="preserve">Tag as released</w:t>
+      </w:r>
+      <w:r>
+        <w:rPr>
+          <w:rFonts w:ascii="Arial" w:cs="Arial" w:eastAsia="Arial" w:hAnsi="Arial"/>
+          <w:sz w:val="20"/>
+          <w:szCs w:val="20"/>
+        </w:rPr>
+        <w:t xml:space="preserve">: bank transfer, GCash, cheque or cash, the account, the reference and the date.</w:t>
       </w:r>
     </w:p>
     <w:p>
@@ -14858,25 +14943,7 @@
           <w:sz w:val="20"/>
           <w:szCs w:val="20"/>
         </w:rPr>
-        <w:t xml:space="preserve">The Owner is the highest authority. In My Approvals, </w:t>
-      </w:r>
-      <w:r>
-        <w:rPr>
-          <w:rFonts w:ascii="Arial" w:cs="Arial" w:eastAsia="Arial" w:hAnsi="Arial"/>
-          <w:b/>
-          <w:bCs/>
-          <w:sz w:val="20"/>
-          <w:szCs w:val="20"/>
-        </w:rPr>
-        <w:t xml:space="preserve">Show everything waiting</w:t>
-      </w:r>
-      <w:r>
-        <w:rPr>
-          <w:rFonts w:ascii="Arial" w:cs="Arial" w:eastAsia="Arial" w:hAnsi="Arial"/>
-          <w:sz w:val="20"/>
-          <w:szCs w:val="20"/>
-        </w:rPr>
-        <w:t xml:space="preserve"> lists every request waiting with anyone; the Owner may approve or reject any of them, and the decision is final. The dashboard's "Pending your approval" shows how many more are waiting with others.</w:t>
+        <w:t xml:space="preserve">The agent sees their own incentive and its status on the same page.</w:t>
       </w:r>
     </w:p>
     <w:p>
@@ -14894,7 +14961,7 @@
           <w:sz w:val="30"/>
           <w:szCs w:val="30"/>
         </w:rPr>
-        <w:t xml:space="preserve">Changing a closed day (post-close edit)</w:t>
+        <w:t xml:space="preserve">The Owner may approve anything</w:t>
       </w:r>
     </w:p>
     <w:p>
@@ -14907,210 +14974,25 @@
           <w:sz w:val="20"/>
           <w:szCs w:val="20"/>
         </w:rPr>
-        <w:t xml:space="preserve">After the Daily Sales Report is submitted, or for an earlier day, a sale or an expense can only be changed by request:</w:t>
-      </w:r>
-    </w:p>
-    <w:p>
-      <w:pPr>
-        <w:pStyle w:val="ListParagraph"/>
-        <w:numPr>
-          <w:ilvl w:val="0"/>
-          <w:numId w:val="91"/>
-        </w:numPr>
-        <w:spacing w:after="50" w:line="270"/>
-      </w:pPr>
-      <w:r>
-        <w:rPr>
-          <w:rFonts w:ascii="Arial" w:cs="Arial" w:eastAsia="Arial" w:hAnsi="Arial"/>
-          <w:b/>
-          <w:bCs/>
-          <w:sz w:val="20"/>
-          <w:szCs w:val="20"/>
-        </w:rPr>
-        <w:t xml:space="preserve">Daily Close &amp; Deposit</w:t>
-      </w:r>
-      <w:r>
-        <w:rPr>
-          <w:rFonts w:ascii="Arial" w:cs="Arial" w:eastAsia="Arial" w:hAnsi="Arial"/>
-          <w:sz w:val="20"/>
-          <w:szCs w:val="20"/>
-        </w:rPr>
-        <w:t xml:space="preserve"> or </w:t>
-      </w:r>
-      <w:r>
-        <w:rPr>
-          <w:rFonts w:ascii="Arial" w:cs="Arial" w:eastAsia="Arial" w:hAnsi="Arial"/>
-          <w:b/>
-          <w:bCs/>
-          <w:sz w:val="20"/>
-          <w:szCs w:val="20"/>
-        </w:rPr>
-        <w:t xml:space="preserve">Daily Sales Report</w:t>
-      </w:r>
-      <w:r>
-        <w:rPr>
-          <w:rFonts w:ascii="Arial" w:cs="Arial" w:eastAsia="Arial" w:hAnsi="Arial"/>
-          <w:sz w:val="20"/>
-          <w:szCs w:val="20"/>
-        </w:rPr>
-        <w:t xml:space="preserve"> → </w:t>
-      </w:r>
-      <w:r>
-        <w:rPr>
-          <w:rFonts w:ascii="Arial" w:cs="Arial" w:eastAsia="Arial" w:hAnsi="Arial"/>
-          <w:b/>
-          <w:bCs/>
-          <w:sz w:val="20"/>
-          <w:szCs w:val="20"/>
-        </w:rPr>
-        <w:t xml:space="preserve">Change a closed day</w:t>
-      </w:r>
-      <w:r>
-        <w:rPr>
-          <w:rFonts w:ascii="Arial" w:cs="Arial" w:eastAsia="Arial" w:hAnsi="Arial"/>
-          <w:sz w:val="20"/>
-          <w:szCs w:val="20"/>
-        </w:rPr>
-        <w:t xml:space="preserve"> → choose the date and the sale or expense.</w:t>
-      </w:r>
-    </w:p>
-    <w:p>
-      <w:pPr>
-        <w:pStyle w:val="ListParagraph"/>
-        <w:numPr>
-          <w:ilvl w:val="0"/>
-          <w:numId w:val="91"/>
-        </w:numPr>
-        <w:spacing w:after="50" w:line="270"/>
-      </w:pPr>
-      <w:r>
-        <w:rPr>
-          <w:rFonts w:ascii="Arial" w:cs="Arial" w:eastAsia="Arial" w:hAnsi="Arial"/>
-          <w:sz w:val="20"/>
-          <w:szCs w:val="20"/>
-        </w:rPr>
-        <w:t xml:space="preserve">Choose </w:t>
-      </w:r>
-      <w:r>
-        <w:rPr>
-          <w:rFonts w:ascii="Arial" w:cs="Arial" w:eastAsia="Arial" w:hAnsi="Arial"/>
-          <w:b/>
-          <w:bCs/>
-          <w:sz w:val="20"/>
-          <w:szCs w:val="20"/>
-        </w:rPr>
-        <w:t xml:space="preserve">Correct details</w:t>
-      </w:r>
-      <w:r>
-        <w:rPr>
-          <w:rFonts w:ascii="Arial" w:cs="Arial" w:eastAsia="Arial" w:hAnsi="Arial"/>
-          <w:sz w:val="20"/>
-          <w:szCs w:val="20"/>
-        </w:rPr>
-        <w:t xml:space="preserve"> (DR / SI no., payment mode, customer, delivery fee; for an expense: amount, payee, notes) or </w:t>
-      </w:r>
-      <w:r>
-        <w:rPr>
-          <w:rFonts w:ascii="Arial" w:cs="Arial" w:eastAsia="Arial" w:hAnsi="Arial"/>
-          <w:b/>
-          <w:bCs/>
-          <w:sz w:val="20"/>
-          <w:szCs w:val="20"/>
-        </w:rPr>
-        <w:t xml:space="preserve">Void it</w:t>
-      </w:r>
-      <w:r>
-        <w:rPr>
-          <w:rFonts w:ascii="Arial" w:cs="Arial" w:eastAsia="Arial" w:hAnsi="Arial"/>
-          <w:sz w:val="20"/>
-          <w:szCs w:val="20"/>
-        </w:rPr>
-        <w:t xml:space="preserve">.</w:t>
-      </w:r>
-    </w:p>
-    <w:p>
-      <w:pPr>
-        <w:pStyle w:val="ListParagraph"/>
-        <w:numPr>
-          <w:ilvl w:val="0"/>
-          <w:numId w:val="91"/>
-        </w:numPr>
-        <w:spacing w:after="50" w:line="270"/>
-      </w:pPr>
-      <w:r>
-        <w:rPr>
-          <w:rFonts w:ascii="Arial" w:cs="Arial" w:eastAsia="Arial" w:hAnsi="Arial"/>
-          <w:sz w:val="20"/>
-          <w:szCs w:val="20"/>
-        </w:rPr>
-        <w:t xml:space="preserve">Choose the </w:t>
-      </w:r>
-      <w:r>
-        <w:rPr>
-          <w:rFonts w:ascii="Arial" w:cs="Arial" w:eastAsia="Arial" w:hAnsi="Arial"/>
-          <w:b/>
-          <w:bCs/>
-          <w:sz w:val="20"/>
-          <w:szCs w:val="20"/>
-        </w:rPr>
-        <w:t xml:space="preserve">reason</w:t>
-      </w:r>
-      <w:r>
-        <w:rPr>
-          <w:rFonts w:ascii="Arial" w:cs="Arial" w:eastAsia="Arial" w:hAnsi="Arial"/>
-          <w:sz w:val="20"/>
-          <w:szCs w:val="20"/>
-        </w:rPr>
-        <w:t xml:space="preserve"> (required) and add details → </w:t>
-      </w:r>
-      <w:r>
-        <w:rPr>
-          <w:rFonts w:ascii="Arial" w:cs="Arial" w:eastAsia="Arial" w:hAnsi="Arial"/>
-          <w:b/>
-          <w:bCs/>
-          <w:sz w:val="20"/>
-          <w:szCs w:val="20"/>
-        </w:rPr>
-        <w:t xml:space="preserve">Send post-close edit request</w:t>
-      </w:r>
-      <w:r>
-        <w:rPr>
-          <w:rFonts w:ascii="Arial" w:cs="Arial" w:eastAsia="Arial" w:hAnsi="Arial"/>
-          <w:sz w:val="20"/>
-          <w:szCs w:val="20"/>
-        </w:rPr>
-        <w:t xml:space="preserve">. The card shows who approves it: the Head Auditor and the Asst Auditor (both), or the franchise owner. Nothing changes until it is approved.</w:t>
-      </w:r>
-    </w:p>
-    <w:p>
-      <w:pPr>
-        <w:spacing w:after="80" w:before="40" w:line="276"/>
-      </w:pPr>
-      <w:r>
-        <w:rPr>
-          <w:rFonts w:ascii="Arial" w:cs="Arial" w:eastAsia="Arial" w:hAnsi="Arial"/>
-          <w:sz w:val="20"/>
-          <w:szCs w:val="20"/>
-        </w:rPr>
-        <w:t xml:space="preserve">HR and the Head Auditor are told of every request. </w:t>
-      </w:r>
-      <w:r>
-        <w:rPr>
-          <w:rFonts w:ascii="Arial" w:cs="Arial" w:eastAsia="Arial" w:hAnsi="Arial"/>
-          <w:b/>
-          <w:bCs/>
-          <w:sz w:val="20"/>
-          <w:szCs w:val="20"/>
-        </w:rPr>
-        <w:t xml:space="preserve">Three in one month, or three days in a row, is flagged</w:t>
-      </w:r>
-      <w:r>
-        <w:rPr>
-          <w:rFonts w:ascii="Arial" w:cs="Arial" w:eastAsia="Arial" w:hAnsi="Arial"/>
-          <w:sz w:val="20"/>
-          <w:szCs w:val="20"/>
-        </w:rPr>
-        <w:t xml:space="preserve">; HR is advised to refer it to the Owner as negligence of duty. Review the report carefully before submitting so that edits are rarely needed.</w:t>
+        <w:t xml:space="preserve">The Owner is the highest authority. In My Approvals, </w:t>
+      </w:r>
+      <w:r>
+        <w:rPr>
+          <w:rFonts w:ascii="Arial" w:cs="Arial" w:eastAsia="Arial" w:hAnsi="Arial"/>
+          <w:b/>
+          <w:bCs/>
+          <w:sz w:val="20"/>
+          <w:szCs w:val="20"/>
+        </w:rPr>
+        <w:t xml:space="preserve">Show everything waiting</w:t>
+      </w:r>
+      <w:r>
+        <w:rPr>
+          <w:rFonts w:ascii="Arial" w:cs="Arial" w:eastAsia="Arial" w:hAnsi="Arial"/>
+          <w:sz w:val="20"/>
+          <w:szCs w:val="20"/>
+        </w:rPr>
+        <w:t xml:space="preserve"> lists every request waiting with anyone; the Owner may approve or reject any of them, and the decision is final. The dashboard's "Pending your approval" shows how many more are waiting with others.</w:t>
       </w:r>
     </w:p>
     <w:p>
@@ -15128,7 +15010,7 @@
           <w:sz w:val="30"/>
           <w:szCs w:val="30"/>
         </w:rPr>
-        <w:t xml:space="preserve">Your password</w:t>
+        <w:t xml:space="preserve">Changing a closed day (post-close edit)</w:t>
       </w:r>
     </w:p>
     <w:p>
@@ -15141,43 +15023,210 @@
           <w:sz w:val="20"/>
           <w:szCs w:val="20"/>
         </w:rPr>
-        <w:t xml:space="preserve">Your account is personal and you answer for everything done under it. Press the </w:t>
-      </w:r>
-      <w:r>
-        <w:rPr>
-          <w:rFonts w:ascii="Arial" w:cs="Arial" w:eastAsia="Arial" w:hAnsi="Arial"/>
-          <w:b/>
-          <w:bCs/>
-          <w:sz w:val="20"/>
-          <w:szCs w:val="20"/>
-        </w:rPr>
-        <w:t xml:space="preserve">key icon</w:t>
-      </w:r>
-      <w:r>
-        <w:rPr>
-          <w:rFonts w:ascii="Arial" w:cs="Arial" w:eastAsia="Arial" w:hAnsi="Arial"/>
-          <w:sz w:val="20"/>
-          <w:szCs w:val="20"/>
-        </w:rPr>
-        <w:t xml:space="preserve"> at the top right (</w:t>
-      </w:r>
-      <w:r>
-        <w:rPr>
-          <w:rFonts w:ascii="Arial" w:cs="Arial" w:eastAsia="Arial" w:hAnsi="Arial"/>
-          <w:b/>
-          <w:bCs/>
-          <w:sz w:val="20"/>
-          <w:szCs w:val="20"/>
-        </w:rPr>
-        <w:t xml:space="preserve">Change my password</w:t>
-      </w:r>
-      <w:r>
-        <w:rPr>
-          <w:rFonts w:ascii="Arial" w:cs="Arial" w:eastAsia="Arial" w:hAnsi="Arial"/>
-          <w:sz w:val="20"/>
-          <w:szCs w:val="20"/>
-        </w:rPr>
-        <w:t xml:space="preserve">) any time: type the current password and a new one of 10 or more characters. Never tell your password to anyone, including co-workers, supervisors, HR or the Owner; nobody can see it. If you forget it, the Owner can only give you a new temporary one. HR is notified whenever the Owner or anyone opens a new user account or employee record.</w:t>
+        <w:t xml:space="preserve">After the Daily Sales Report is submitted, or for an earlier day, a sale or an expense can only be changed by request:</w:t>
+      </w:r>
+    </w:p>
+    <w:p>
+      <w:pPr>
+        <w:pStyle w:val="ListParagraph"/>
+        <w:numPr>
+          <w:ilvl w:val="0"/>
+          <w:numId w:val="91"/>
+        </w:numPr>
+        <w:spacing w:after="50" w:line="270"/>
+      </w:pPr>
+      <w:r>
+        <w:rPr>
+          <w:rFonts w:ascii="Arial" w:cs="Arial" w:eastAsia="Arial" w:hAnsi="Arial"/>
+          <w:b/>
+          <w:bCs/>
+          <w:sz w:val="20"/>
+          <w:szCs w:val="20"/>
+        </w:rPr>
+        <w:t xml:space="preserve">Daily Close &amp; Deposit</w:t>
+      </w:r>
+      <w:r>
+        <w:rPr>
+          <w:rFonts w:ascii="Arial" w:cs="Arial" w:eastAsia="Arial" w:hAnsi="Arial"/>
+          <w:sz w:val="20"/>
+          <w:szCs w:val="20"/>
+        </w:rPr>
+        <w:t xml:space="preserve"> or </w:t>
+      </w:r>
+      <w:r>
+        <w:rPr>
+          <w:rFonts w:ascii="Arial" w:cs="Arial" w:eastAsia="Arial" w:hAnsi="Arial"/>
+          <w:b/>
+          <w:bCs/>
+          <w:sz w:val="20"/>
+          <w:szCs w:val="20"/>
+        </w:rPr>
+        <w:t xml:space="preserve">Daily Sales Report</w:t>
+      </w:r>
+      <w:r>
+        <w:rPr>
+          <w:rFonts w:ascii="Arial" w:cs="Arial" w:eastAsia="Arial" w:hAnsi="Arial"/>
+          <w:sz w:val="20"/>
+          <w:szCs w:val="20"/>
+        </w:rPr>
+        <w:t xml:space="preserve"> → </w:t>
+      </w:r>
+      <w:r>
+        <w:rPr>
+          <w:rFonts w:ascii="Arial" w:cs="Arial" w:eastAsia="Arial" w:hAnsi="Arial"/>
+          <w:b/>
+          <w:bCs/>
+          <w:sz w:val="20"/>
+          <w:szCs w:val="20"/>
+        </w:rPr>
+        <w:t xml:space="preserve">Change a closed day</w:t>
+      </w:r>
+      <w:r>
+        <w:rPr>
+          <w:rFonts w:ascii="Arial" w:cs="Arial" w:eastAsia="Arial" w:hAnsi="Arial"/>
+          <w:sz w:val="20"/>
+          <w:szCs w:val="20"/>
+        </w:rPr>
+        <w:t xml:space="preserve"> → choose the date and the sale or expense.</w:t>
+      </w:r>
+    </w:p>
+    <w:p>
+      <w:pPr>
+        <w:pStyle w:val="ListParagraph"/>
+        <w:numPr>
+          <w:ilvl w:val="0"/>
+          <w:numId w:val="91"/>
+        </w:numPr>
+        <w:spacing w:after="50" w:line="270"/>
+      </w:pPr>
+      <w:r>
+        <w:rPr>
+          <w:rFonts w:ascii="Arial" w:cs="Arial" w:eastAsia="Arial" w:hAnsi="Arial"/>
+          <w:sz w:val="20"/>
+          <w:szCs w:val="20"/>
+        </w:rPr>
+        <w:t xml:space="preserve">Choose </w:t>
+      </w:r>
+      <w:r>
+        <w:rPr>
+          <w:rFonts w:ascii="Arial" w:cs="Arial" w:eastAsia="Arial" w:hAnsi="Arial"/>
+          <w:b/>
+          <w:bCs/>
+          <w:sz w:val="20"/>
+          <w:szCs w:val="20"/>
+        </w:rPr>
+        <w:t xml:space="preserve">Correct details</w:t>
+      </w:r>
+      <w:r>
+        <w:rPr>
+          <w:rFonts w:ascii="Arial" w:cs="Arial" w:eastAsia="Arial" w:hAnsi="Arial"/>
+          <w:sz w:val="20"/>
+          <w:szCs w:val="20"/>
+        </w:rPr>
+        <w:t xml:space="preserve"> (DR / SI no., payment mode, customer, delivery fee; for an expense: amount, payee, notes) or </w:t>
+      </w:r>
+      <w:r>
+        <w:rPr>
+          <w:rFonts w:ascii="Arial" w:cs="Arial" w:eastAsia="Arial" w:hAnsi="Arial"/>
+          <w:b/>
+          <w:bCs/>
+          <w:sz w:val="20"/>
+          <w:szCs w:val="20"/>
+        </w:rPr>
+        <w:t xml:space="preserve">Void it</w:t>
+      </w:r>
+      <w:r>
+        <w:rPr>
+          <w:rFonts w:ascii="Arial" w:cs="Arial" w:eastAsia="Arial" w:hAnsi="Arial"/>
+          <w:sz w:val="20"/>
+          <w:szCs w:val="20"/>
+        </w:rPr>
+        <w:t xml:space="preserve">.</w:t>
+      </w:r>
+    </w:p>
+    <w:p>
+      <w:pPr>
+        <w:pStyle w:val="ListParagraph"/>
+        <w:numPr>
+          <w:ilvl w:val="0"/>
+          <w:numId w:val="91"/>
+        </w:numPr>
+        <w:spacing w:after="50" w:line="270"/>
+      </w:pPr>
+      <w:r>
+        <w:rPr>
+          <w:rFonts w:ascii="Arial" w:cs="Arial" w:eastAsia="Arial" w:hAnsi="Arial"/>
+          <w:sz w:val="20"/>
+          <w:szCs w:val="20"/>
+        </w:rPr>
+        <w:t xml:space="preserve">Choose the </w:t>
+      </w:r>
+      <w:r>
+        <w:rPr>
+          <w:rFonts w:ascii="Arial" w:cs="Arial" w:eastAsia="Arial" w:hAnsi="Arial"/>
+          <w:b/>
+          <w:bCs/>
+          <w:sz w:val="20"/>
+          <w:szCs w:val="20"/>
+        </w:rPr>
+        <w:t xml:space="preserve">reason</w:t>
+      </w:r>
+      <w:r>
+        <w:rPr>
+          <w:rFonts w:ascii="Arial" w:cs="Arial" w:eastAsia="Arial" w:hAnsi="Arial"/>
+          <w:sz w:val="20"/>
+          <w:szCs w:val="20"/>
+        </w:rPr>
+        <w:t xml:space="preserve"> (required) and add details → </w:t>
+      </w:r>
+      <w:r>
+        <w:rPr>
+          <w:rFonts w:ascii="Arial" w:cs="Arial" w:eastAsia="Arial" w:hAnsi="Arial"/>
+          <w:b/>
+          <w:bCs/>
+          <w:sz w:val="20"/>
+          <w:szCs w:val="20"/>
+        </w:rPr>
+        <w:t xml:space="preserve">Send post-close edit request</w:t>
+      </w:r>
+      <w:r>
+        <w:rPr>
+          <w:rFonts w:ascii="Arial" w:cs="Arial" w:eastAsia="Arial" w:hAnsi="Arial"/>
+          <w:sz w:val="20"/>
+          <w:szCs w:val="20"/>
+        </w:rPr>
+        <w:t xml:space="preserve">. The card shows who approves it: the Head Auditor and the Asst Auditor (both), or the franchise owner. Nothing changes until it is approved.</w:t>
+      </w:r>
+    </w:p>
+    <w:p>
+      <w:pPr>
+        <w:spacing w:after="80" w:before="40" w:line="276"/>
+      </w:pPr>
+      <w:r>
+        <w:rPr>
+          <w:rFonts w:ascii="Arial" w:cs="Arial" w:eastAsia="Arial" w:hAnsi="Arial"/>
+          <w:sz w:val="20"/>
+          <w:szCs w:val="20"/>
+        </w:rPr>
+        <w:t xml:space="preserve">HR and the Head Auditor are told of every request. </w:t>
+      </w:r>
+      <w:r>
+        <w:rPr>
+          <w:rFonts w:ascii="Arial" w:cs="Arial" w:eastAsia="Arial" w:hAnsi="Arial"/>
+          <w:b/>
+          <w:bCs/>
+          <w:sz w:val="20"/>
+          <w:szCs w:val="20"/>
+        </w:rPr>
+        <w:t xml:space="preserve">Three in one month, or three days in a row, is flagged</w:t>
+      </w:r>
+      <w:r>
+        <w:rPr>
+          <w:rFonts w:ascii="Arial" w:cs="Arial" w:eastAsia="Arial" w:hAnsi="Arial"/>
+          <w:sz w:val="20"/>
+          <w:szCs w:val="20"/>
+        </w:rPr>
+        <w:t xml:space="preserve">; HR is advised to refer it to the Owner as negligence of duty. Review the report carefully before submitting so that edits are rarely needed.</w:t>
       </w:r>
     </w:p>
     <w:p>
@@ -15195,7 +15244,7 @@
           <w:sz w:val="30"/>
           <w:szCs w:val="30"/>
         </w:rPr>
-        <w:t xml:space="preserve">Credit-card and e-commerce prices</w:t>
+        <w:t xml:space="preserve">Your password</w:t>
       </w:r>
     </w:p>
     <w:p>
@@ -15208,43 +15257,43 @@
           <w:sz w:val="20"/>
           <w:szCs w:val="20"/>
         </w:rPr>
-        <w:t xml:space="preserve">A sale paid by </w:t>
-      </w:r>
-      <w:r>
-        <w:rPr>
-          <w:rFonts w:ascii="Arial" w:cs="Arial" w:eastAsia="Arial" w:hAnsi="Arial"/>
-          <w:b/>
-          <w:bCs/>
-          <w:sz w:val="20"/>
-          <w:szCs w:val="20"/>
-        </w:rPr>
-        <w:t xml:space="preserve">credit card</w:t>
-      </w:r>
-      <w:r>
-        <w:rPr>
-          <w:rFonts w:ascii="Arial" w:cs="Arial" w:eastAsia="Arial" w:hAnsi="Arial"/>
-          <w:sz w:val="20"/>
-          <w:szCs w:val="20"/>
-        </w:rPr>
-        <w:t xml:space="preserve"> uses the credit-card price: SRP ÷ 0.96, for example ₱1,250.00 becomes ₱1,302.08 (the price memo of September 21, 2026 shows whole pesos; the system keeps the centavos). A TikTok, Shopee or Lazada sale uses that platform's price list. The Owner sets both in </w:t>
-      </w:r>
-      <w:r>
-        <w:rPr>
-          <w:rFonts w:ascii="Arial" w:cs="Arial" w:eastAsia="Arial" w:hAnsi="Arial"/>
-          <w:b/>
-          <w:bCs/>
-          <w:sz w:val="20"/>
-          <w:szCs w:val="20"/>
-        </w:rPr>
-        <w:t xml:space="preserve">E-com &amp; Card Prices</w:t>
-      </w:r>
-      <w:r>
-        <w:rPr>
-          <w:rFonts w:ascii="Arial" w:cs="Arial" w:eastAsia="Arial" w:hAnsi="Arial"/>
-          <w:sz w:val="20"/>
-          <w:szCs w:val="20"/>
-        </w:rPr>
-        <w:t xml:space="preserve">: the card fee %, how it is applied, and each platform price (or imports the masterlist again). Lazada follows Shopee until it has its own prices.</w:t>
+        <w:t xml:space="preserve">Your account is personal and you answer for everything done under it. Press the </w:t>
+      </w:r>
+      <w:r>
+        <w:rPr>
+          <w:rFonts w:ascii="Arial" w:cs="Arial" w:eastAsia="Arial" w:hAnsi="Arial"/>
+          <w:b/>
+          <w:bCs/>
+          <w:sz w:val="20"/>
+          <w:szCs w:val="20"/>
+        </w:rPr>
+        <w:t xml:space="preserve">key icon</w:t>
+      </w:r>
+      <w:r>
+        <w:rPr>
+          <w:rFonts w:ascii="Arial" w:cs="Arial" w:eastAsia="Arial" w:hAnsi="Arial"/>
+          <w:sz w:val="20"/>
+          <w:szCs w:val="20"/>
+        </w:rPr>
+        <w:t xml:space="preserve"> at the top right (</w:t>
+      </w:r>
+      <w:r>
+        <w:rPr>
+          <w:rFonts w:ascii="Arial" w:cs="Arial" w:eastAsia="Arial" w:hAnsi="Arial"/>
+          <w:b/>
+          <w:bCs/>
+          <w:sz w:val="20"/>
+          <w:szCs w:val="20"/>
+        </w:rPr>
+        <w:t xml:space="preserve">Change my password</w:t>
+      </w:r>
+      <w:r>
+        <w:rPr>
+          <w:rFonts w:ascii="Arial" w:cs="Arial" w:eastAsia="Arial" w:hAnsi="Arial"/>
+          <w:sz w:val="20"/>
+          <w:szCs w:val="20"/>
+        </w:rPr>
+        <w:t xml:space="preserve">) any time: type the current password and a new one of 10 or more characters. Never tell your password to anyone, including co-workers, supervisors, HR or the Owner; nobody can see it. If you forget it, the Owner can only give you a new temporary one. HR is notified whenever the Owner or anyone opens a new user account or employee record.</w:t>
       </w:r>
     </w:p>
     <w:p>
@@ -15262,7 +15311,133 @@
           <w:sz w:val="30"/>
           <w:szCs w:val="30"/>
         </w:rPr>
+        <w:t xml:space="preserve">Credit-card and e-commerce prices</w:t>
+      </w:r>
+    </w:p>
+    <w:p>
+      <w:pPr>
+        <w:spacing w:after="80" w:before="40" w:line="276"/>
+      </w:pPr>
+      <w:r>
+        <w:rPr>
+          <w:rFonts w:ascii="Arial" w:cs="Arial" w:eastAsia="Arial" w:hAnsi="Arial"/>
+          <w:sz w:val="20"/>
+          <w:szCs w:val="20"/>
+        </w:rPr>
+        <w:t xml:space="preserve">A sale paid by </w:t>
+      </w:r>
+      <w:r>
+        <w:rPr>
+          <w:rFonts w:ascii="Arial" w:cs="Arial" w:eastAsia="Arial" w:hAnsi="Arial"/>
+          <w:b/>
+          <w:bCs/>
+          <w:sz w:val="20"/>
+          <w:szCs w:val="20"/>
+        </w:rPr>
+        <w:t xml:space="preserve">credit card</w:t>
+      </w:r>
+      <w:r>
+        <w:rPr>
+          <w:rFonts w:ascii="Arial" w:cs="Arial" w:eastAsia="Arial" w:hAnsi="Arial"/>
+          <w:sz w:val="20"/>
+          <w:szCs w:val="20"/>
+        </w:rPr>
+        <w:t xml:space="preserve"> uses the credit-card price: SRP ÷ 0.96, for example ₱1,250.00 becomes ₱1,302.08 (the price memo of September 21, 2026 shows whole pesos; the system keeps the centavos). A TikTok, Shopee or Lazada sale uses that platform's price list. The Owner sets both in </w:t>
+      </w:r>
+      <w:r>
+        <w:rPr>
+          <w:rFonts w:ascii="Arial" w:cs="Arial" w:eastAsia="Arial" w:hAnsi="Arial"/>
+          <w:b/>
+          <w:bCs/>
+          <w:sz w:val="20"/>
+          <w:szCs w:val="20"/>
+        </w:rPr>
+        <w:t xml:space="preserve">E-com &amp; Card Prices</w:t>
+      </w:r>
+      <w:r>
+        <w:rPr>
+          <w:rFonts w:ascii="Arial" w:cs="Arial" w:eastAsia="Arial" w:hAnsi="Arial"/>
+          <w:sz w:val="20"/>
+          <w:szCs w:val="20"/>
+        </w:rPr>
+        <w:t xml:space="preserve">: the card fee %, how it is applied, and each platform price (or imports the masterlist again). Lazada follows Shopee until it has its own prices.</w:t>
+      </w:r>
+    </w:p>
+    <w:p>
+      <w:pPr>
+        <w:pStyle w:val="Heading2"/>
+        <w:keepNext/>
+        <w:spacing w:after="100" w:before="320"/>
+      </w:pPr>
+      <w:r>
+        <w:rPr>
+          <w:rFonts w:ascii="Arial" w:cs="Arial" w:eastAsia="Arial" w:hAnsi="Arial"/>
+          <w:b/>
+          <w:bCs/>
+          <w:color w:val="0B1F3A"/>
+          <w:sz w:val="30"/>
+          <w:szCs w:val="30"/>
+        </w:rPr>
         <w:t xml:space="preserve">6-Pack Card</w:t>
+      </w:r>
+    </w:p>
+    <w:p>
+      <w:pPr>
+        <w:spacing w:after="80" w:before="40" w:line="276"/>
+      </w:pPr>
+      <w:r>
+        <w:rPr>
+          <w:rFonts w:ascii="Arial" w:cs="Arial" w:eastAsia="Arial" w:hAnsi="Arial"/>
+          <w:b/>
+          <w:bCs/>
+          <w:sz w:val="20"/>
+          <w:szCs w:val="20"/>
+        </w:rPr>
+        <w:t xml:space="preserve">Search:</w:t>
+      </w:r>
+      <w:r>
+        <w:rPr>
+          <w:rFonts w:ascii="Arial" w:cs="Arial" w:eastAsia="Arial" w:hAnsi="Arial"/>
+          <w:sz w:val="20"/>
+          <w:szCs w:val="20"/>
+        </w:rPr>
+        <w:t xml:space="preserve"> on </w:t>
+      </w:r>
+      <w:r>
+        <w:rPr>
+          <w:rFonts w:ascii="Arial" w:cs="Arial" w:eastAsia="Arial" w:hAnsi="Arial"/>
+          <w:b/>
+          <w:bCs/>
+          <w:sz w:val="20"/>
+          <w:szCs w:val="20"/>
+        </w:rPr>
+        <w:t xml:space="preserve">6-Pack Card</w:t>
+      </w:r>
+      <w:r>
+        <w:rPr>
+          <w:rFonts w:ascii="Arial" w:cs="Arial" w:eastAsia="Arial" w:hAnsi="Arial"/>
+          <w:sz w:val="20"/>
+          <w:szCs w:val="20"/>
+        </w:rPr>
+        <w:t xml:space="preserve">, choose the period (from / to) and type in </w:t>
+      </w:r>
+      <w:r>
+        <w:rPr>
+          <w:rFonts w:ascii="Arial" w:cs="Arial" w:eastAsia="Arial" w:hAnsi="Arial"/>
+          <w:b/>
+          <w:bCs/>
+          <w:sz w:val="20"/>
+          <w:szCs w:val="20"/>
+        </w:rPr>
+        <w:t xml:space="preserve">Search the stickers given and cards redeemed</w:t>
+      </w:r>
+      <w:r>
+        <w:rPr>
+          <w:rFonts w:ascii="Arial" w:cs="Arial" w:eastAsia="Arial" w:hAnsi="Arial"/>
+          <w:sz w:val="20"/>
+          <w:szCs w:val="20"/>
+        </w:rPr>
+        <w:t xml:space="preserve">: customer, mobile, email, DR / SI, card number, branch or associate. Both lists (Stickers given and Cards redeemed) are filtered; the totals above stay for the whole period.</w:t>
       </w:r>
     </w:p>
     <w:p>

--- a/docs/printable/GWS-ERP-User-Guide.docx
+++ b/docs/printable/GWS-ERP-User-Guide.docx
@@ -13726,7 +13726,25 @@
           <w:sz w:val="20"/>
           <w:szCs w:val="20"/>
         </w:rPr>
-        <w:t xml:space="preserve"> box above it. Type part of a name, a number, a product, a branch or a date: every word you type must appear in the row (in any order), and the other rows are hidden. Clear the box to see everything again. A search on the list only looks at what is loaded; on </w:t>
+        <w:t xml:space="preserve"> box above it. Type part of a name, a number, a product, a branch or a date: every word you type must appear in the row (in any order), and the other rows are hidden. Clear the box to see everything again. In long lists the </w:t>
+      </w:r>
+      <w:r>
+        <w:rPr>
+          <w:rFonts w:ascii="Arial" w:cs="Arial" w:eastAsia="Arial" w:hAnsi="Arial"/>
+          <w:b/>
+          <w:bCs/>
+          <w:sz w:val="20"/>
+          <w:szCs w:val="20"/>
+        </w:rPr>
+        <w:t xml:space="preserve">column titles stay frozen</w:t>
+      </w:r>
+      <w:r>
+        <w:rPr>
+          <w:rFonts w:ascii="Arial" w:cs="Arial" w:eastAsia="Arial" w:hAnsi="Arial"/>
+          <w:sz w:val="20"/>
+          <w:szCs w:val="20"/>
+        </w:rPr>
+        <w:t xml:space="preserve"> at the top while you scroll the rows (and the totals row stays at the bottom), so you always see which column is which. A search on the list only looks at what is loaded; on </w:t>
       </w:r>
       <w:r>
         <w:rPr>

--- a/docs/printable/GWS-ERP-User-Guide.docx
+++ b/docs/printable/GWS-ERP-User-Guide.docx
@@ -6462,6 +6462,224 @@
           <w:szCs w:val="20"/>
         </w:rPr>
         <w:t xml:space="preserve">Notifications about expiring and critical stock arrive in the bell every night.</w:t>
+      </w:r>
+    </w:p>
+    <w:p>
+      <w:pPr>
+        <w:pStyle w:val="ListParagraph"/>
+        <w:numPr>
+          <w:ilvl w:val="0"/>
+          <w:numId w:val="32"/>
+        </w:numPr>
+        <w:spacing w:after="50" w:line="270"/>
+      </w:pPr>
+      <w:r>
+        <w:rPr>
+          <w:rFonts w:ascii="Arial" w:cs="Arial" w:eastAsia="Arial" w:hAnsi="Arial"/>
+          <w:b/>
+          <w:bCs/>
+          <w:sz w:val="20"/>
+          <w:szCs w:val="20"/>
+        </w:rPr>
+        <w:t xml:space="preserve">Days of stock left</w:t>
+      </w:r>
+      <w:r>
+        <w:rPr>
+          <w:rFonts w:ascii="Arial" w:cs="Arial" w:eastAsia="Arial" w:hAnsi="Arial"/>
+          <w:sz w:val="20"/>
+          <w:szCs w:val="20"/>
+        </w:rPr>
+        <w:t xml:space="preserve"> (top of the page): for each item, how many days it will last at its </w:t>
+      </w:r>
+      <w:r>
+        <w:rPr>
+          <w:rFonts w:ascii="Arial" w:cs="Arial" w:eastAsia="Arial" w:hAnsi="Arial"/>
+          <w:b/>
+          <w:bCs/>
+          <w:sz w:val="20"/>
+          <w:szCs w:val="20"/>
+        </w:rPr>
+        <w:t xml:space="preserve">average daily sales</w:t>
+      </w:r>
+      <w:r>
+        <w:rPr>
+          <w:rFonts w:ascii="Arial" w:cs="Arial" w:eastAsia="Arial" w:hAnsi="Arial"/>
+          <w:sz w:val="20"/>
+          <w:szCs w:val="20"/>
+        </w:rPr>
+        <w:t xml:space="preserve"> (choose the last 14, 30, 60 or 90 days). The </w:t>
+      </w:r>
+      <w:r>
+        <w:rPr>
+          <w:rFonts w:ascii="Arial" w:cs="Arial" w:eastAsia="Arial" w:hAnsi="Arial"/>
+          <w:b/>
+          <w:bCs/>
+          <w:sz w:val="20"/>
+          <w:szCs w:val="20"/>
+        </w:rPr>
+        <w:t xml:space="preserve">most critical items are first</w:t>
+      </w:r>
+      <w:r>
+        <w:rPr>
+          <w:rFonts w:ascii="Arial" w:cs="Arial" w:eastAsia="Arial" w:hAnsi="Arial"/>
+          <w:sz w:val="20"/>
+          <w:szCs w:val="20"/>
+        </w:rPr>
+        <w:t xml:space="preserve">: </w:t>
+      </w:r>
+      <w:r>
+        <w:rPr>
+          <w:rFonts w:ascii="Arial" w:cs="Arial" w:eastAsia="Arial" w:hAnsi="Arial"/>
+          <w:b/>
+          <w:bCs/>
+          <w:sz w:val="20"/>
+          <w:szCs w:val="20"/>
+        </w:rPr>
+        <w:t xml:space="preserve">Out</w:t>
+      </w:r>
+      <w:r>
+        <w:rPr>
+          <w:rFonts w:ascii="Arial" w:cs="Arial" w:eastAsia="Arial" w:hAnsi="Arial"/>
+          <w:sz w:val="20"/>
+          <w:szCs w:val="20"/>
+        </w:rPr>
+        <w:t xml:space="preserve"> (no stock but still selling), then </w:t>
+      </w:r>
+      <w:r>
+        <w:rPr>
+          <w:rFonts w:ascii="Arial" w:cs="Arial" w:eastAsia="Arial" w:hAnsi="Arial"/>
+          <w:b/>
+          <w:bCs/>
+          <w:sz w:val="20"/>
+          <w:szCs w:val="20"/>
+        </w:rPr>
+        <w:t xml:space="preserve">Critical</w:t>
+      </w:r>
+      <w:r>
+        <w:rPr>
+          <w:rFonts w:ascii="Arial" w:cs="Arial" w:eastAsia="Arial" w:hAnsi="Arial"/>
+          <w:sz w:val="20"/>
+          <w:szCs w:val="20"/>
+        </w:rPr>
+        <w:t xml:space="preserve"> (7 days or less), </w:t>
+      </w:r>
+      <w:r>
+        <w:rPr>
+          <w:rFonts w:ascii="Arial" w:cs="Arial" w:eastAsia="Arial" w:hAnsi="Arial"/>
+          <w:b/>
+          <w:bCs/>
+          <w:sz w:val="20"/>
+          <w:szCs w:val="20"/>
+        </w:rPr>
+        <w:t xml:space="preserve">Low</w:t>
+      </w:r>
+      <w:r>
+        <w:rPr>
+          <w:rFonts w:ascii="Arial" w:cs="Arial" w:eastAsia="Arial" w:hAnsi="Arial"/>
+          <w:sz w:val="20"/>
+          <w:szCs w:val="20"/>
+        </w:rPr>
+        <w:t xml:space="preserve"> (8–14), </w:t>
+      </w:r>
+      <w:r>
+        <w:rPr>
+          <w:rFonts w:ascii="Arial" w:cs="Arial" w:eastAsia="Arial" w:hAnsi="Arial"/>
+          <w:b/>
+          <w:bCs/>
+          <w:sz w:val="20"/>
+          <w:szCs w:val="20"/>
+        </w:rPr>
+        <w:t xml:space="preserve">Watch</w:t>
+      </w:r>
+      <w:r>
+        <w:rPr>
+          <w:rFonts w:ascii="Arial" w:cs="Arial" w:eastAsia="Arial" w:hAnsi="Arial"/>
+          <w:sz w:val="20"/>
+          <w:szCs w:val="20"/>
+        </w:rPr>
+        <w:t xml:space="preserve"> (15–30) and </w:t>
+      </w:r>
+      <w:r>
+        <w:rPr>
+          <w:rFonts w:ascii="Arial" w:cs="Arial" w:eastAsia="Arial" w:hAnsi="Arial"/>
+          <w:b/>
+          <w:bCs/>
+          <w:sz w:val="20"/>
+          <w:szCs w:val="20"/>
+        </w:rPr>
+        <w:t xml:space="preserve">Enough</w:t>
+      </w:r>
+      <w:r>
+        <w:rPr>
+          <w:rFonts w:ascii="Arial" w:cs="Arial" w:eastAsia="Arial" w:hAnsi="Arial"/>
+          <w:sz w:val="20"/>
+          <w:szCs w:val="20"/>
+        </w:rPr>
+        <w:t xml:space="preserve"> (over 30); items with stock and no sales are last. Each line also shows the date it runs out and how many to restock to cover 14–60 days, and what the warehouse has. Tick </w:t>
+      </w:r>
+      <w:r>
+        <w:rPr>
+          <w:rFonts w:ascii="Arial" w:cs="Arial" w:eastAsia="Arial" w:hAnsi="Arial"/>
+          <w:b/>
+          <w:bCs/>
+          <w:sz w:val="20"/>
+          <w:szCs w:val="20"/>
+        </w:rPr>
+        <w:t xml:space="preserve">All locations together</w:t>
+      </w:r>
+      <w:r>
+        <w:rPr>
+          <w:rFonts w:ascii="Arial" w:cs="Arial" w:eastAsia="Arial" w:hAnsi="Arial"/>
+          <w:sz w:val="20"/>
+          <w:szCs w:val="20"/>
+        </w:rPr>
+        <w:t xml:space="preserve"> for the company-wide days. Sales less returns are counted (the warehouse also counts its e-commerce pull-outs); per location only sales recorded at that location count.</w:t>
+      </w:r>
+    </w:p>
+    <w:p>
+      <w:pPr>
+        <w:pStyle w:val="ListParagraph"/>
+        <w:numPr>
+          <w:ilvl w:val="0"/>
+          <w:numId w:val="32"/>
+        </w:numPr>
+        <w:spacing w:after="50" w:line="270"/>
+      </w:pPr>
+      <w:r>
+        <w:rPr>
+          <w:rFonts w:ascii="Arial" w:cs="Arial" w:eastAsia="Arial" w:hAnsi="Arial"/>
+          <w:b/>
+          <w:bCs/>
+          <w:sz w:val="20"/>
+          <w:szCs w:val="20"/>
+        </w:rPr>
+        <w:t xml:space="preserve">Search:</w:t>
+      </w:r>
+      <w:r>
+        <w:rPr>
+          <w:rFonts w:ascii="Arial" w:cs="Arial" w:eastAsia="Arial" w:hAnsi="Arial"/>
+          <w:sz w:val="20"/>
+          <w:szCs w:val="20"/>
+        </w:rPr>
+        <w:t xml:space="preserve"> every list on this page has the search box above it and a small </w:t>
+      </w:r>
+      <w:r>
+        <w:rPr>
+          <w:rFonts w:ascii="Arial" w:cs="Arial" w:eastAsia="Arial" w:hAnsi="Arial"/>
+          <w:b/>
+          <w:bCs/>
+          <w:sz w:val="20"/>
+          <w:szCs w:val="20"/>
+        </w:rPr>
+        <w:t xml:space="preserve">filter</w:t>
+      </w:r>
+      <w:r>
+        <w:rPr>
+          <w:rFonts w:ascii="Arial" w:cs="Arial" w:eastAsia="Arial" w:hAnsi="Arial"/>
+          <w:sz w:val="20"/>
+          <w:szCs w:val="20"/>
+        </w:rPr>
+        <w:t xml:space="preserve"> under each column title (SKU, Product, Brand, Location, Level…); type in one or more and the rows narrow down. Export xlsx / CSV exports what is shown.</w:t>
       </w:r>
     </w:p>
     <w:p>

--- a/docs/printable/GWS-ERP-User-Guide.docx
+++ b/docs/printable/GWS-ERP-User-Guide.docx
@@ -73,7 +73,7 @@
           <w:sz w:val="20"/>
           <w:szCs w:val="20"/>
         </w:rPr>
-        <w:t xml:space="preserve">Version of 2026-10-03</w:t>
+        <w:t xml:space="preserve">Version of 2026-10-04</w:t>
       </w:r>
     </w:p>
     <w:p>
@@ -1008,6 +1008,32 @@
           <w:sz w:val="19"/>
           <w:szCs w:val="19"/>
         </w:rPr>
+        <w:t xml:space="preserve">Replacement price difference: how it was paid, and the day</w:t>
+      </w:r>
+    </w:p>
+    <w:p>
+      <w:pPr>
+        <w:spacing w:after="10" w:before="10"/>
+      </w:pPr>
+      <w:r>
+        <w:rPr>
+          <w:rFonts w:ascii="Arial" w:cs="Arial" w:eastAsia="Arial" w:hAnsi="Arial"/>
+          <w:sz w:val="19"/>
+          <w:szCs w:val="19"/>
+        </w:rPr>
+        <w:t xml:space="preserve">Choosing items from a search box</w:t>
+      </w:r>
+    </w:p>
+    <w:p>
+      <w:pPr>
+        <w:spacing w:after="10" w:before="10"/>
+      </w:pPr>
+      <w:r>
+        <w:rPr>
+          <w:rFonts w:ascii="Arial" w:cs="Arial" w:eastAsia="Arial" w:hAnsi="Arial"/>
+          <w:sz w:val="19"/>
+          <w:szCs w:val="19"/>
+        </w:rPr>
         <w:t xml:space="preserve">Email and SMS campaigns</w:t>
       </w:r>
     </w:p>
@@ -16456,6 +16482,394 @@
           <w:szCs w:val="20"/>
         </w:rPr>
         <w:t xml:space="preserve"> with a reason: everyone concerned is told and the memo is withdrawn.</w:t>
+      </w:r>
+    </w:p>
+    <w:p>
+      <w:pPr>
+        <w:pStyle w:val="Heading2"/>
+        <w:keepNext/>
+        <w:spacing w:after="100" w:before="320"/>
+      </w:pPr>
+      <w:r>
+        <w:rPr>
+          <w:rFonts w:ascii="Arial" w:cs="Arial" w:eastAsia="Arial" w:hAnsi="Arial"/>
+          <w:b/>
+          <w:bCs/>
+          <w:color w:val="0B1F3A"/>
+          <w:sz w:val="30"/>
+          <w:szCs w:val="30"/>
+        </w:rPr>
+        <w:t xml:space="preserve">Replacement price difference: how it was paid, and the day</w:t>
+      </w:r>
+    </w:p>
+    <w:p>
+      <w:pPr>
+        <w:spacing w:after="80" w:before="40" w:line="276"/>
+      </w:pPr>
+      <w:r>
+        <w:rPr>
+          <w:rFonts w:ascii="Arial" w:cs="Arial" w:eastAsia="Arial" w:hAnsi="Arial"/>
+          <w:b/>
+          <w:bCs/>
+          <w:sz w:val="20"/>
+          <w:szCs w:val="20"/>
+        </w:rPr>
+        <w:t xml:space="preserve">When the replacement is given</w:t>
+      </w:r>
+      <w:r>
+        <w:rPr>
+          <w:rFonts w:ascii="Arial" w:cs="Arial" w:eastAsia="Arial" w:hAnsi="Arial"/>
+          <w:sz w:val="20"/>
+          <w:szCs w:val="20"/>
+        </w:rPr>
+        <w:t xml:space="preserve"> (Replacement Tickets → open the ticket → </w:t>
+      </w:r>
+      <w:r>
+        <w:rPr>
+          <w:rFonts w:ascii="Arial" w:cs="Arial" w:eastAsia="Arial" w:hAnsi="Arial"/>
+          <w:i/>
+          <w:iCs/>
+          <w:sz w:val="20"/>
+          <w:szCs w:val="20"/>
+        </w:rPr>
+        <w:t xml:space="preserve">We gave the replacement</w:t>
+      </w:r>
+      <w:r>
+        <w:rPr>
+          <w:rFonts w:ascii="Arial" w:cs="Arial" w:eastAsia="Arial" w:hAnsi="Arial"/>
+          <w:sz w:val="20"/>
+          <w:szCs w:val="20"/>
+        </w:rPr>
+        <w:t xml:space="preserve">): choose the product (the box shows your choice; the price is filled in from the price list and you may change it) and the </w:t>
+      </w:r>
+      <w:r>
+        <w:rPr>
+          <w:rFonts w:ascii="Arial" w:cs="Arial" w:eastAsia="Arial" w:hAnsi="Arial"/>
+          <w:b/>
+          <w:bCs/>
+          <w:sz w:val="20"/>
+          <w:szCs w:val="20"/>
+        </w:rPr>
+        <w:t xml:space="preserve">day the replacement was given</w:t>
+      </w:r>
+      <w:r>
+        <w:rPr>
+          <w:rFonts w:ascii="Arial" w:cs="Arial" w:eastAsia="Arial" w:hAnsi="Arial"/>
+          <w:sz w:val="20"/>
+          <w:szCs w:val="20"/>
+        </w:rPr>
+        <w:t xml:space="preserve">. The stock leaves on that day, so that day's inventory changes. The Head Auditor approves every replacement; if the day is already closed the request says so.</w:t>
+      </w:r>
+    </w:p>
+    <w:p>
+      <w:pPr>
+        <w:spacing w:after="80" w:before="40" w:line="276"/>
+      </w:pPr>
+      <w:r>
+        <w:rPr>
+          <w:rFonts w:ascii="Arial" w:cs="Arial" w:eastAsia="Arial" w:hAnsi="Arial"/>
+          <w:b/>
+          <w:bCs/>
+          <w:sz w:val="20"/>
+          <w:szCs w:val="20"/>
+        </w:rPr>
+        <w:t xml:space="preserve">When the customer pays the difference (or is refunded):</w:t>
+      </w:r>
+      <w:r>
+        <w:rPr>
+          <w:rFonts w:ascii="Arial" w:cs="Arial" w:eastAsia="Arial" w:hAnsi="Arial"/>
+          <w:sz w:val="20"/>
+          <w:szCs w:val="20"/>
+        </w:rPr>
+        <w:t xml:space="preserve"> </w:t>
+      </w:r>
+      <w:r>
+        <w:rPr>
+          <w:rFonts w:ascii="Arial" w:cs="Arial" w:eastAsia="Arial" w:hAnsi="Arial"/>
+          <w:i/>
+          <w:iCs/>
+          <w:sz w:val="20"/>
+          <w:szCs w:val="20"/>
+        </w:rPr>
+        <w:t xml:space="preserve">Record the payment of the difference</w:t>
+      </w:r>
+      <w:r>
+        <w:rPr>
+          <w:rFonts w:ascii="Arial" w:cs="Arial" w:eastAsia="Arial" w:hAnsi="Arial"/>
+          <w:sz w:val="20"/>
+          <w:szCs w:val="20"/>
+        </w:rPr>
+        <w:t xml:space="preserve"> (or </w:t>
+      </w:r>
+      <w:r>
+        <w:rPr>
+          <w:rFonts w:ascii="Arial" w:cs="Arial" w:eastAsia="Arial" w:hAnsi="Arial"/>
+          <w:i/>
+          <w:iCs/>
+          <w:sz w:val="20"/>
+          <w:szCs w:val="20"/>
+        </w:rPr>
+        <w:t xml:space="preserve">the refund given</w:t>
+      </w:r>
+      <w:r>
+        <w:rPr>
+          <w:rFonts w:ascii="Arial" w:cs="Arial" w:eastAsia="Arial" w:hAnsi="Arial"/>
+          <w:sz w:val="20"/>
+          <w:szCs w:val="20"/>
+        </w:rPr>
+        <w:t xml:space="preserve">). Choose </w:t>
+      </w:r>
+      <w:r>
+        <w:rPr>
+          <w:rFonts w:ascii="Arial" w:cs="Arial" w:eastAsia="Arial" w:hAnsi="Arial"/>
+          <w:b/>
+          <w:bCs/>
+          <w:sz w:val="20"/>
+          <w:szCs w:val="20"/>
+        </w:rPr>
+        <w:t xml:space="preserve">how</w:t>
+      </w:r>
+      <w:r>
+        <w:rPr>
+          <w:rFonts w:ascii="Arial" w:cs="Arial" w:eastAsia="Arial" w:hAnsi="Arial"/>
+          <w:sz w:val="20"/>
+          <w:szCs w:val="20"/>
+        </w:rPr>
+        <w:t xml:space="preserve">: cash, online (pick the bank / GCash account) or credit card, and the </w:t>
+      </w:r>
+      <w:r>
+        <w:rPr>
+          <w:rFonts w:ascii="Arial" w:cs="Arial" w:eastAsia="Arial" w:hAnsi="Arial"/>
+          <w:b/>
+          <w:bCs/>
+          <w:sz w:val="20"/>
+          <w:szCs w:val="20"/>
+        </w:rPr>
+        <w:t xml:space="preserve">day</w:t>
+      </w:r>
+      <w:r>
+        <w:rPr>
+          <w:rFonts w:ascii="Arial" w:cs="Arial" w:eastAsia="Arial" w:hAnsi="Arial"/>
+          <w:sz w:val="20"/>
+          <w:szCs w:val="20"/>
+        </w:rPr>
+        <w:t xml:space="preserve"> it was paid. It then appears in the </w:t>
+      </w:r>
+      <w:r>
+        <w:rPr>
+          <w:rFonts w:ascii="Arial" w:cs="Arial" w:eastAsia="Arial" w:hAnsi="Arial"/>
+          <w:b/>
+          <w:bCs/>
+          <w:sz w:val="20"/>
+          <w:szCs w:val="20"/>
+        </w:rPr>
+        <w:t xml:space="preserve">Daily Sales Report of that day under Replacement payments</w:t>
+      </w:r>
+      <w:r>
+        <w:rPr>
+          <w:rFonts w:ascii="Arial" w:cs="Arial" w:eastAsia="Arial" w:hAnsi="Arial"/>
+          <w:sz w:val="20"/>
+          <w:szCs w:val="20"/>
+        </w:rPr>
+        <w:t xml:space="preserve">, apart from normal sales: cash joins the day's cash and deposit, online and card show with their account. The Excel report has its own sheet </w:t>
+      </w:r>
+      <w:r>
+        <w:rPr>
+          <w:rFonts w:ascii="Arial" w:cs="Arial" w:eastAsia="Arial" w:hAnsi="Arial"/>
+          <w:i/>
+          <w:iCs/>
+          <w:sz w:val="20"/>
+          <w:szCs w:val="20"/>
+        </w:rPr>
+        <w:t xml:space="preserve">REPLACEMENT PAYMENTS</w:t>
+      </w:r>
+      <w:r>
+        <w:rPr>
+          <w:rFonts w:ascii="Arial" w:cs="Arial" w:eastAsia="Arial" w:hAnsi="Arial"/>
+          <w:sz w:val="20"/>
+          <w:szCs w:val="20"/>
+        </w:rPr>
+        <w:t xml:space="preserve">; Daily Close shows it in the expected cash. A sale made on credit puts the difference on the customer's receivable instead.</w:t>
+      </w:r>
+    </w:p>
+    <w:p>
+      <w:pPr>
+        <w:spacing w:after="80" w:before="40" w:line="276"/>
+      </w:pPr>
+      <w:r>
+        <w:rPr>
+          <w:rFonts w:ascii="Arial" w:cs="Arial" w:eastAsia="Arial" w:hAnsi="Arial"/>
+          <w:b/>
+          <w:bCs/>
+          <w:sz w:val="20"/>
+          <w:szCs w:val="20"/>
+        </w:rPr>
+        <w:t xml:space="preserve">A day that is already closed</w:t>
+      </w:r>
+      <w:r>
+        <w:rPr>
+          <w:rFonts w:ascii="Arial" w:cs="Arial" w:eastAsia="Arial" w:hAnsi="Arial"/>
+          <w:sz w:val="20"/>
+          <w:szCs w:val="20"/>
+        </w:rPr>
+        <w:t xml:space="preserve"> needs the </w:t>
+      </w:r>
+      <w:r>
+        <w:rPr>
+          <w:rFonts w:ascii="Arial" w:cs="Arial" w:eastAsia="Arial" w:hAnsi="Arial"/>
+          <w:b/>
+          <w:bCs/>
+          <w:sz w:val="20"/>
+          <w:szCs w:val="20"/>
+        </w:rPr>
+        <w:t xml:space="preserve">Head Auditor's approval</w:t>
+      </w:r>
+      <w:r>
+        <w:rPr>
+          <w:rFonts w:ascii="Arial" w:cs="Arial" w:eastAsia="Arial" w:hAnsi="Arial"/>
+          <w:sz w:val="20"/>
+          <w:szCs w:val="20"/>
+        </w:rPr>
+        <w:t xml:space="preserve"> (My Approvals → </w:t>
+      </w:r>
+      <w:r>
+        <w:rPr>
+          <w:rFonts w:ascii="Arial" w:cs="Arial" w:eastAsia="Arial" w:hAnsi="Arial"/>
+          <w:i/>
+          <w:iCs/>
+          <w:sz w:val="20"/>
+          <w:szCs w:val="20"/>
+        </w:rPr>
+        <w:t xml:space="preserve">Replacement payment dated on a closed day</w:t>
+      </w:r>
+      <w:r>
+        <w:rPr>
+          <w:rFonts w:ascii="Arial" w:cs="Arial" w:eastAsia="Arial" w:hAnsi="Arial"/>
+          <w:sz w:val="20"/>
+          <w:szCs w:val="20"/>
+        </w:rPr>
+        <w:t xml:space="preserve">). Until then it is not in that day's report. If it is not approved, record it again with the right day. The Head Auditor recording it himself needs no second approval.</w:t>
+      </w:r>
+    </w:p>
+    <w:p>
+      <w:pPr>
+        <w:pStyle w:val="Heading2"/>
+        <w:keepNext/>
+        <w:spacing w:after="100" w:before="320"/>
+      </w:pPr>
+      <w:r>
+        <w:rPr>
+          <w:rFonts w:ascii="Arial" w:cs="Arial" w:eastAsia="Arial" w:hAnsi="Arial"/>
+          <w:b/>
+          <w:bCs/>
+          <w:color w:val="0B1F3A"/>
+          <w:sz w:val="30"/>
+          <w:szCs w:val="30"/>
+        </w:rPr>
+        <w:t xml:space="preserve">Choosing items from a search box</w:t>
+      </w:r>
+    </w:p>
+    <w:p>
+      <w:pPr>
+        <w:spacing w:after="80" w:before="40" w:line="276"/>
+      </w:pPr>
+      <w:r>
+        <w:rPr>
+          <w:rFonts w:ascii="Arial" w:cs="Arial" w:eastAsia="Arial" w:hAnsi="Arial"/>
+          <w:sz w:val="20"/>
+          <w:szCs w:val="20"/>
+        </w:rPr>
+        <w:t xml:space="preserve">Wherever you choose </w:t>
+      </w:r>
+      <w:r>
+        <w:rPr>
+          <w:rFonts w:ascii="Arial" w:cs="Arial" w:eastAsia="Arial" w:hAnsi="Arial"/>
+          <w:b/>
+          <w:bCs/>
+          <w:sz w:val="20"/>
+          <w:szCs w:val="20"/>
+        </w:rPr>
+        <w:t xml:space="preserve">one</w:t>
+      </w:r>
+      <w:r>
+        <w:rPr>
+          <w:rFonts w:ascii="Arial" w:cs="Arial" w:eastAsia="Arial" w:hAnsi="Arial"/>
+          <w:sz w:val="20"/>
+          <w:szCs w:val="20"/>
+        </w:rPr>
+        <w:t xml:space="preserve"> item from a search (a product, an outlet, the product given in a replacement…), the item you pick is shown </w:t>
+      </w:r>
+      <w:r>
+        <w:rPr>
+          <w:rFonts w:ascii="Arial" w:cs="Arial" w:eastAsia="Arial" w:hAnsi="Arial"/>
+          <w:b/>
+          <w:bCs/>
+          <w:sz w:val="20"/>
+          <w:szCs w:val="20"/>
+        </w:rPr>
+        <w:t xml:space="preserve">inside the box</w:t>
+      </w:r>
+      <w:r>
+        <w:rPr>
+          <w:rFonts w:ascii="Arial" w:cs="Arial" w:eastAsia="Arial" w:hAnsi="Arial"/>
+          <w:sz w:val="20"/>
+          <w:szCs w:val="20"/>
+        </w:rPr>
+        <w:t xml:space="preserve"> with a </w:t>
+      </w:r>
+      <w:r>
+        <w:rPr>
+          <w:rFonts w:ascii="Arial" w:cs="Arial" w:eastAsia="Arial" w:hAnsi="Arial"/>
+          <w:i/>
+          <w:iCs/>
+          <w:sz w:val="20"/>
+          <w:szCs w:val="20"/>
+        </w:rPr>
+        <w:t xml:space="preserve">✕ change</w:t>
+      </w:r>
+      <w:r>
+        <w:rPr>
+          <w:rFonts w:ascii="Arial" w:cs="Arial" w:eastAsia="Arial" w:hAnsi="Arial"/>
+          <w:sz w:val="20"/>
+          <w:szCs w:val="20"/>
+        </w:rPr>
+        <w:t xml:space="preserve"> button, so there is no doubt what is chosen. Prices that depend on the item (the replacement price, a member price, a promo price) are </w:t>
+      </w:r>
+      <w:r>
+        <w:rPr>
+          <w:rFonts w:ascii="Arial" w:cs="Arial" w:eastAsia="Arial" w:hAnsi="Arial"/>
+          <w:b/>
+          <w:bCs/>
+          <w:sz w:val="20"/>
+          <w:szCs w:val="20"/>
+        </w:rPr>
+        <w:t xml:space="preserve">filled in for you</w:t>
+      </w:r>
+      <w:r>
+        <w:rPr>
+          <w:rFonts w:ascii="Arial" w:cs="Arial" w:eastAsia="Arial" w:hAnsi="Arial"/>
+          <w:sz w:val="20"/>
+          <w:szCs w:val="20"/>
+        </w:rPr>
+        <w:t xml:space="preserve"> and can always be changed. At </w:t>
+      </w:r>
+      <w:r>
+        <w:rPr>
+          <w:rFonts w:ascii="Arial" w:cs="Arial" w:eastAsia="Arial" w:hAnsi="Arial"/>
+          <w:b/>
+          <w:bCs/>
+          <w:sz w:val="20"/>
+          <w:szCs w:val="20"/>
+        </w:rPr>
+        <w:t xml:space="preserve">New Sale</w:t>
+      </w:r>
+      <w:r>
+        <w:rPr>
+          <w:rFonts w:ascii="Arial" w:cs="Arial" w:eastAsia="Arial" w:hAnsi="Arial"/>
+          <w:sz w:val="20"/>
+          <w:szCs w:val="20"/>
+        </w:rPr>
+        <w:t xml:space="preserve">, member prices and running promo prices fill the price box by themselves; edit the box to charge something else.</w:t>
       </w:r>
     </w:p>
     <w:p>

--- a/docs/printable/GWS-ERP-User-Guide.docx
+++ b/docs/printable/GWS-ERP-User-Guide.docx
@@ -73,7 +73,7 @@
           <w:sz w:val="20"/>
           <w:szCs w:val="20"/>
         </w:rPr>
-        <w:t xml:space="preserve">Version of 2026-10-04</w:t>
+        <w:t xml:space="preserve">Version of 2026-10-15</w:t>
       </w:r>
     </w:p>
     <w:p>
@@ -4088,7 +4088,25 @@
           <w:sz w:val="20"/>
           <w:szCs w:val="20"/>
         </w:rPr>
-        <w:t xml:space="preserve"> also record the warehouse's expenses here. The warehouse has no cash fund, so choose cash on hand, a bank account or an owner advance.</w:t>
+        <w:t xml:space="preserve"> also record the warehouse's expenses here. They may also choose </w:t>
+      </w:r>
+      <w:r>
+        <w:rPr>
+          <w:rFonts w:ascii="Arial" w:cs="Arial" w:eastAsia="Arial" w:hAnsi="Arial"/>
+          <w:b/>
+          <w:bCs/>
+          <w:sz w:val="20"/>
+          <w:szCs w:val="20"/>
+        </w:rPr>
+        <w:t xml:space="preserve">Cash fund</w:t>
+      </w:r>
+      <w:r>
+        <w:rPr>
+          <w:rFonts w:ascii="Arial" w:cs="Arial" w:eastAsia="Arial" w:hAnsi="Arial"/>
+          <w:sz w:val="20"/>
+          <w:szCs w:val="20"/>
+        </w:rPr>
+        <w:t xml:space="preserve"> when Admin has set up a cash fund for the warehouse: the balance is shown beside it, and the expense lowers it. They only spend the fund; those who hold the Cash Fund replenish it. Otherwise choose cash on hand, a bank account or an owner advance.</w:t>
       </w:r>
     </w:p>
     <w:p>
@@ -21717,6 +21735,119 @@
           <w:szCs w:val="20"/>
         </w:rPr>
         <w:t xml:space="preserve">.</w:t>
+      </w:r>
+    </w:p>
+    <w:p>
+      <w:pPr>
+        <w:spacing w:after="80" w:before="40" w:line="276"/>
+      </w:pPr>
+      <w:r>
+        <w:rPr>
+          <w:rFonts w:ascii="Arial" w:cs="Arial" w:eastAsia="Arial" w:hAnsi="Arial"/>
+          <w:b/>
+          <w:bCs/>
+          <w:sz w:val="20"/>
+          <w:szCs w:val="20"/>
+        </w:rPr>
+        <w:t xml:space="preserve">Ordering even when the data says no need.</w:t>
+      </w:r>
+      <w:r>
+        <w:rPr>
+          <w:rFonts w:ascii="Arial" w:cs="Arial" w:eastAsia="Arial" w:hAnsi="Arial"/>
+          <w:sz w:val="20"/>
+          <w:szCs w:val="20"/>
+        </w:rPr>
+        <w:t xml:space="preserve"> If the average sales say nothing is needed, </w:t>
+      </w:r>
+      <w:r>
+        <w:rPr>
+          <w:rFonts w:ascii="Arial" w:cs="Arial" w:eastAsia="Arial" w:hAnsi="Arial"/>
+          <w:b/>
+          <w:bCs/>
+          <w:sz w:val="20"/>
+          <w:szCs w:val="20"/>
+        </w:rPr>
+        <w:t xml:space="preserve">Generate</w:t>
+      </w:r>
+      <w:r>
+        <w:rPr>
+          <w:rFonts w:ascii="Arial" w:cs="Arial" w:eastAsia="Arial" w:hAnsi="Arial"/>
+          <w:sz w:val="20"/>
+          <w:szCs w:val="20"/>
+        </w:rPr>
+        <w:t xml:space="preserve"> tells you so and offers </w:t>
+      </w:r>
+      <w:r>
+        <w:rPr>
+          <w:rFonts w:ascii="Arial" w:cs="Arial" w:eastAsia="Arial" w:hAnsi="Arial"/>
+          <w:b/>
+          <w:bCs/>
+          <w:sz w:val="20"/>
+          <w:szCs w:val="20"/>
+        </w:rPr>
+        <w:t xml:space="preserve">Order anyway</w:t>
+      </w:r>
+      <w:r>
+        <w:rPr>
+          <w:rFonts w:ascii="Arial" w:cs="Arial" w:eastAsia="Arial" w:hAnsi="Arial"/>
+          <w:sz w:val="20"/>
+          <w:szCs w:val="20"/>
+        </w:rPr>
+        <w:t xml:space="preserve">. In the Generate box you can also choose, for the supplier(s) you tick: </w:t>
+      </w:r>
+      <w:r>
+        <w:rPr>
+          <w:rFonts w:ascii="Arial" w:cs="Arial" w:eastAsia="Arial" w:hAnsi="Arial"/>
+          <w:b/>
+          <w:bCs/>
+          <w:sz w:val="20"/>
+          <w:szCs w:val="20"/>
+        </w:rPr>
+        <w:t xml:space="preserve">Every item of the supplier</w:t>
+      </w:r>
+      <w:r>
+        <w:rPr>
+          <w:rFonts w:ascii="Arial" w:cs="Arial" w:eastAsia="Arial" w:hAnsi="Arial"/>
+          <w:sz w:val="20"/>
+          <w:szCs w:val="20"/>
+        </w:rPr>
+        <w:t xml:space="preserve"> (all its items are listed at 0, each branch has a row, and you type the quantity and the share of each branch) or </w:t>
+      </w:r>
+      <w:r>
+        <w:rPr>
+          <w:rFonts w:ascii="Arial" w:cs="Arial" w:eastAsia="Arial" w:hAnsi="Arial"/>
+          <w:b/>
+          <w:bCs/>
+          <w:sz w:val="20"/>
+          <w:szCs w:val="20"/>
+        </w:rPr>
+        <w:t xml:space="preserve">A blank order</w:t>
+      </w:r>
+      <w:r>
+        <w:rPr>
+          <w:rFonts w:ascii="Arial" w:cs="Arial" w:eastAsia="Arial" w:hAnsi="Arial"/>
+          <w:sz w:val="20"/>
+          <w:szCs w:val="20"/>
+        </w:rPr>
+        <w:t xml:space="preserve"> (you add the items yourself with </w:t>
+      </w:r>
+      <w:r>
+        <w:rPr>
+          <w:rFonts w:ascii="Arial" w:cs="Arial" w:eastAsia="Arial" w:hAnsi="Arial"/>
+          <w:i/>
+          <w:iCs/>
+          <w:sz w:val="20"/>
+          <w:szCs w:val="20"/>
+        </w:rPr>
+        <w:t xml:space="preserve">Add an item</w:t>
+      </w:r>
+      <w:r>
+        <w:rPr>
+          <w:rFonts w:ascii="Arial" w:cs="Arial" w:eastAsia="Arial" w:hAnsi="Arial"/>
+          <w:sz w:val="20"/>
+          <w:szCs w:val="20"/>
+        </w:rPr>
+        <w:t xml:space="preserve">; each added item gets a row for every branch showing its stock now). The suggestions stay as they are; your numbers override them, and the order goes through the same approval.</w:t>
       </w:r>
     </w:p>
     <w:p>
@@ -28170,7 +28301,25 @@
           <w:sz w:val="20"/>
           <w:szCs w:val="20"/>
         </w:rPr>
-        <w:t xml:space="preserve"> (menu: Expenses): record an expense of the warehouse (choose the account, amount and payee). The warehouse has no cash fund: choose cash on hand, a bank account or an owner advance.</w:t>
+        <w:t xml:space="preserve"> (menu: Expenses): record an expense of the warehouse (choose the account, amount and payee). You may also pay from the warehouse </w:t>
+      </w:r>
+      <w:r>
+        <w:rPr>
+          <w:rFonts w:ascii="Arial" w:cs="Arial" w:eastAsia="Arial" w:hAnsi="Arial"/>
+          <w:b/>
+          <w:bCs/>
+          <w:sz w:val="20"/>
+          <w:szCs w:val="20"/>
+        </w:rPr>
+        <w:t xml:space="preserve">Cash fund</w:t>
+      </w:r>
+      <w:r>
+        <w:rPr>
+          <w:rFonts w:ascii="Arial" w:cs="Arial" w:eastAsia="Arial" w:hAnsi="Arial"/>
+          <w:sz w:val="20"/>
+          <w:szCs w:val="20"/>
+        </w:rPr>
+        <w:t xml:space="preserve"> (the balance is shown; you spend it, Accounting / the cash fund holders replenish it), or choose cash on hand, a bank account or an owner advance.</w:t>
       </w:r>
     </w:p>
     <w:p>
@@ -29183,7 +29332,7 @@
           <w:sz w:val="20"/>
           <w:szCs w:val="20"/>
         </w:rPr>
-        <w:t xml:space="preserve"> (menu: Expenses): you and the Warehouse Associate record the warehouse's expenses (cash on hand, bank account or owner advance; no cash fund).</w:t>
+        <w:t xml:space="preserve"> (menu: Expenses): you and the Warehouse Associate record the warehouse's expenses (cash fund, cash on hand, bank account or owner advance).</w:t>
       </w:r>
     </w:p>
     <w:p>
@@ -30441,6 +30590,83 @@
           <w:szCs w:val="20"/>
         </w:rPr>
         <w:t xml:space="preserve"> (Reports) shows the proof of every online, card and cheque payment, AR collection, replacement payment and deposit slip of a branch for a day or period, with the missing ones in red. Print it with the pictures, or read the proofs at the end of the printed Daily Sales Report: each sale has a reference (ON-1, CC-2, CQ-1 …) in its Proof column, and the legend tells the type.</w:t>
+      </w:r>
+    </w:p>
+    <w:p>
+      <w:pPr>
+        <w:spacing w:after="80" w:before="40" w:line="276"/>
+      </w:pPr>
+      <w:r>
+        <w:rPr>
+          <w:rFonts w:ascii="Arial" w:cs="Arial" w:eastAsia="Arial" w:hAnsi="Arial"/>
+          <w:b/>
+          <w:bCs/>
+          <w:sz w:val="20"/>
+          <w:szCs w:val="20"/>
+        </w:rPr>
+        <w:t xml:space="preserve">Restock override:</w:t>
+      </w:r>
+      <w:r>
+        <w:rPr>
+          <w:rFonts w:ascii="Arial" w:cs="Arial" w:eastAsia="Arial" w:hAnsi="Arial"/>
+          <w:sz w:val="20"/>
+          <w:szCs w:val="20"/>
+        </w:rPr>
+        <w:t xml:space="preserve"> if the data says nothing is needed you can still order: in </w:t>
+      </w:r>
+      <w:r>
+        <w:rPr>
+          <w:rFonts w:ascii="Arial" w:cs="Arial" w:eastAsia="Arial" w:hAnsi="Arial"/>
+          <w:i/>
+          <w:iCs/>
+          <w:sz w:val="20"/>
+          <w:szCs w:val="20"/>
+        </w:rPr>
+        <w:t xml:space="preserve">Generate a restock request</w:t>
+      </w:r>
+      <w:r>
+        <w:rPr>
+          <w:rFonts w:ascii="Arial" w:cs="Arial" w:eastAsia="Arial" w:hAnsi="Arial"/>
+          <w:sz w:val="20"/>
+          <w:szCs w:val="20"/>
+        </w:rPr>
+        <w:t xml:space="preserve"> tick the supplier and choose </w:t>
+      </w:r>
+      <w:r>
+        <w:rPr>
+          <w:rFonts w:ascii="Arial" w:cs="Arial" w:eastAsia="Arial" w:hAnsi="Arial"/>
+          <w:i/>
+          <w:iCs/>
+          <w:sz w:val="20"/>
+          <w:szCs w:val="20"/>
+        </w:rPr>
+        <w:t xml:space="preserve">Every item of the supplier</w:t>
+      </w:r>
+      <w:r>
+        <w:rPr>
+          <w:rFonts w:ascii="Arial" w:cs="Arial" w:eastAsia="Arial" w:hAnsi="Arial"/>
+          <w:sz w:val="20"/>
+          <w:szCs w:val="20"/>
+        </w:rPr>
+        <w:t xml:space="preserve"> or </w:t>
+      </w:r>
+      <w:r>
+        <w:rPr>
+          <w:rFonts w:ascii="Arial" w:cs="Arial" w:eastAsia="Arial" w:hAnsi="Arial"/>
+          <w:i/>
+          <w:iCs/>
+          <w:sz w:val="20"/>
+          <w:szCs w:val="20"/>
+        </w:rPr>
+        <w:t xml:space="preserve">A blank order</w:t>
+      </w:r>
+      <w:r>
+        <w:rPr>
+          <w:rFonts w:ascii="Arial" w:cs="Arial" w:eastAsia="Arial" w:hAnsi="Arial"/>
+          <w:sz w:val="20"/>
+          <w:szCs w:val="20"/>
+        </w:rPr>
+        <w:t xml:space="preserve">, then type the quantities and each branch's share yourself.</w:t>
       </w:r>
     </w:p>
     <w:p>

--- a/docs/printable/GWS-ERP-User-Guide.docx
+++ b/docs/printable/GWS-ERP-User-Guide.docx
@@ -878,7 +878,7 @@
           <w:sz w:val="19"/>
           <w:szCs w:val="19"/>
         </w:rPr>
-        <w:t xml:space="preserve">HR notices (Notice to Explain)</w:t>
+        <w:t xml:space="preserve">HR notices and Notice to Explain (NTE)</w:t>
       </w:r>
     </w:p>
     <w:p>
@@ -10366,6 +10366,52 @@
       <w:r>
         <w:rPr>
           <w:rFonts w:ascii="Arial" w:cs="Arial" w:eastAsia="Arial" w:hAnsi="Arial"/>
+          <w:b/>
+          <w:bCs/>
+          <w:sz w:val="20"/>
+          <w:szCs w:val="20"/>
+        </w:rPr>
+        <w:t xml:space="preserve">Charges at my branch</w:t>
+      </w:r>
+      <w:r>
+        <w:rPr>
+          <w:rFonts w:ascii="Arial" w:cs="Arial" w:eastAsia="Arial" w:hAnsi="Arial"/>
+          <w:sz w:val="20"/>
+          <w:szCs w:val="20"/>
+        </w:rPr>
+        <w:t xml:space="preserve"> lists the charge forms HR finalized for your branch (who, what for, how much), so everyone is aware. </w:t>
+      </w:r>
+      <w:r>
+        <w:rPr>
+          <w:rFonts w:ascii="Arial" w:cs="Arial" w:eastAsia="Arial" w:hAnsi="Arial"/>
+          <w:b/>
+          <w:bCs/>
+          <w:sz w:val="20"/>
+          <w:szCs w:val="20"/>
+        </w:rPr>
+        <w:t xml:space="preserve">Notice to Explain (NTE):</w:t>
+      </w:r>
+      <w:r>
+        <w:rPr>
+          <w:rFonts w:ascii="Arial" w:cs="Arial" w:eastAsia="Arial" w:hAnsi="Arial"/>
+          <w:sz w:val="20"/>
+          <w:szCs w:val="20"/>
+        </w:rPr>
+        <w:t xml:space="preserve"> if HR issued one to you, read it here, type your explanation and print it.</w:t>
+      </w:r>
+    </w:p>
+    <w:p>
+      <w:pPr>
+        <w:pStyle w:val="ListParagraph"/>
+        <w:numPr>
+          <w:ilvl w:val="0"/>
+          <w:numId w:val="58"/>
+        </w:numPr>
+        <w:spacing w:after="50" w:line="270"/>
+      </w:pPr>
+      <w:r>
+        <w:rPr>
+          <w:rFonts w:ascii="Arial" w:cs="Arial" w:eastAsia="Arial" w:hAnsi="Arial"/>
           <w:sz w:val="20"/>
           <w:szCs w:val="20"/>
         </w:rPr>
@@ -10574,6 +10620,88 @@
     </w:p>
     <w:p>
       <w:pPr>
+        <w:pStyle w:val="ListParagraph"/>
+        <w:numPr>
+          <w:ilvl w:val="0"/>
+          <w:numId w:val="59"/>
+        </w:numPr>
+        <w:spacing w:after="50" w:line="270"/>
+      </w:pPr>
+      <w:r>
+        <w:rPr>
+          <w:rFonts w:ascii="Arial" w:cs="Arial" w:eastAsia="Arial" w:hAnsi="Arial"/>
+          <w:b/>
+          <w:bCs/>
+          <w:sz w:val="20"/>
+          <w:szCs w:val="20"/>
+        </w:rPr>
+        <w:t xml:space="preserve">Charged to a specific employee.</w:t>
+      </w:r>
+      <w:r>
+        <w:rPr>
+          <w:rFonts w:ascii="Arial" w:cs="Arial" w:eastAsia="Arial" w:hAnsi="Arial"/>
+          <w:sz w:val="20"/>
+          <w:szCs w:val="20"/>
+        </w:rPr>
+        <w:t xml:space="preserve"> Every charge form is charged to named employees (ticked when the form is made, or allocated by HR afterwards). </w:t>
+      </w:r>
+      <w:r>
+        <w:rPr>
+          <w:rFonts w:ascii="Arial" w:cs="Arial" w:eastAsia="Arial" w:hAnsi="Arial"/>
+          <w:b/>
+          <w:bCs/>
+          <w:sz w:val="20"/>
+          <w:szCs w:val="20"/>
+        </w:rPr>
+        <w:t xml:space="preserve">When HR finalizes a form, the branch is told too</w:t>
+      </w:r>
+      <w:r>
+        <w:rPr>
+          <w:rFonts w:ascii="Arial" w:cs="Arial" w:eastAsia="Arial" w:hAnsi="Arial"/>
+          <w:sz w:val="20"/>
+          <w:szCs w:val="20"/>
+        </w:rPr>
+        <w:t xml:space="preserve">: its staff get a notice with the form number, who was charged, what for and how much, and </w:t>
+      </w:r>
+      <w:r>
+        <w:rPr>
+          <w:rFonts w:ascii="Arial" w:cs="Arial" w:eastAsia="Arial" w:hAnsi="Arial"/>
+          <w:b/>
+          <w:bCs/>
+          <w:sz w:val="20"/>
+          <w:szCs w:val="20"/>
+        </w:rPr>
+        <w:t xml:space="preserve">My Pay &amp; Charges → Charges at my branch</w:t>
+      </w:r>
+      <w:r>
+        <w:rPr>
+          <w:rFonts w:ascii="Arial" w:cs="Arial" w:eastAsia="Arial" w:hAnsi="Arial"/>
+          <w:sz w:val="20"/>
+          <w:szCs w:val="20"/>
+        </w:rPr>
+        <w:t xml:space="preserve"> lists it. The charged employee acknowledges their own charge there. This is a record </w:t>
+      </w:r>
+      <w:r>
+        <w:rPr>
+          <w:rFonts w:ascii="Arial" w:cs="Arial" w:eastAsia="Arial" w:hAnsi="Arial"/>
+          <w:b/>
+          <w:bCs/>
+          <w:sz w:val="20"/>
+          <w:szCs w:val="20"/>
+        </w:rPr>
+        <w:t xml:space="preserve">and</w:t>
+      </w:r>
+      <w:r>
+        <w:rPr>
+          <w:rFonts w:ascii="Arial" w:cs="Arial" w:eastAsia="Arial" w:hAnsi="Arial"/>
+          <w:sz w:val="20"/>
+          <w:szCs w:val="20"/>
+        </w:rPr>
+        <w:t xml:space="preserve"> a notice, not only a record.</w:t>
+      </w:r>
+    </w:p>
+    <w:p>
+      <w:pPr>
         <w:pStyle w:val="Heading2"/>
         <w:keepNext/>
         <w:spacing w:after="100" w:before="320"/>
@@ -10607,15 +10735,105 @@
           <w:sz w:val="20"/>
           <w:szCs w:val="20"/>
         </w:rPr>
-        <w:t xml:space="preserve">Payroll &amp; Contributions → Employees:</w:t>
-      </w:r>
-      <w:r>
-        <w:rPr>
-          <w:rFonts w:ascii="Arial" w:cs="Arial" w:eastAsia="Arial" w:hAnsi="Arial"/>
-          <w:sz w:val="20"/>
-          <w:szCs w:val="20"/>
-        </w:rPr>
-        <w:t xml:space="preserve"> add each employee with their rate and branch, and link them to their user account so charges reach them.</w:t>
+        <w:t xml:space="preserve">Adding the employees.</w:t>
+      </w:r>
+      <w:r>
+        <w:rPr>
+          <w:rFonts w:ascii="Arial" w:cs="Arial" w:eastAsia="Arial" w:hAnsi="Arial"/>
+          <w:sz w:val="20"/>
+          <w:szCs w:val="20"/>
+        </w:rPr>
+        <w:t xml:space="preserve"> Do it once with </w:t>
+      </w:r>
+      <w:r>
+        <w:rPr>
+          <w:rFonts w:ascii="Arial" w:cs="Arial" w:eastAsia="Arial" w:hAnsi="Arial"/>
+          <w:b/>
+          <w:bCs/>
+          <w:sz w:val="20"/>
+          <w:szCs w:val="20"/>
+        </w:rPr>
+        <w:t xml:space="preserve">Excel Imports → Employees</w:t>
+      </w:r>
+      <w:r>
+        <w:rPr>
+          <w:rFonts w:ascii="Arial" w:cs="Arial" w:eastAsia="Arial" w:hAnsi="Arial"/>
+          <w:sz w:val="20"/>
+          <w:szCs w:val="20"/>
+        </w:rPr>
+        <w:t xml:space="preserve"> (one row per person: name, branch, position, monthly basic, government numbers, bank). Leave </w:t>
+      </w:r>
+      <w:r>
+        <w:rPr>
+          <w:rFonts w:ascii="Arial" w:cs="Arial" w:eastAsia="Arial" w:hAnsi="Arial"/>
+          <w:i/>
+          <w:iCs/>
+          <w:sz w:val="20"/>
+          <w:szCs w:val="20"/>
+        </w:rPr>
+        <w:t xml:space="preserve">EmployeeNo</w:t>
+      </w:r>
+      <w:r>
+        <w:rPr>
+          <w:rFonts w:ascii="Arial" w:cs="Arial" w:eastAsia="Arial" w:hAnsi="Arial"/>
+          <w:sz w:val="20"/>
+          <w:szCs w:val="20"/>
+        </w:rPr>
+        <w:t xml:space="preserve"> blank and the system numbers them </w:t>
+      </w:r>
+      <w:r>
+        <w:rPr>
+          <w:rFonts w:ascii="Arial" w:cs="Arial" w:eastAsia="Arial" w:hAnsi="Arial"/>
+          <w:b/>
+          <w:bCs/>
+          <w:sz w:val="20"/>
+          <w:szCs w:val="20"/>
+        </w:rPr>
+        <w:t xml:space="preserve">GWS-0001, GWS-0002…</w:t>
+      </w:r>
+      <w:r>
+        <w:rPr>
+          <w:rFonts w:ascii="Arial" w:cs="Arial" w:eastAsia="Arial" w:hAnsi="Arial"/>
+          <w:sz w:val="20"/>
+          <w:szCs w:val="20"/>
+        </w:rPr>
+        <w:t xml:space="preserve"> (the company ID card has no number). To add one person, use </w:t>
+      </w:r>
+      <w:r>
+        <w:rPr>
+          <w:rFonts w:ascii="Arial" w:cs="Arial" w:eastAsia="Arial" w:hAnsi="Arial"/>
+          <w:b/>
+          <w:bCs/>
+          <w:sz w:val="20"/>
+          <w:szCs w:val="20"/>
+        </w:rPr>
+        <w:t xml:space="preserve">Payroll → Employees → Add</w:t>
+      </w:r>
+      <w:r>
+        <w:rPr>
+          <w:rFonts w:ascii="Arial" w:cs="Arial" w:eastAsia="Arial" w:hAnsi="Arial"/>
+          <w:sz w:val="20"/>
+          <w:szCs w:val="20"/>
+        </w:rPr>
+        <w:t xml:space="preserve"> (leave </w:t>
+      </w:r>
+      <w:r>
+        <w:rPr>
+          <w:rFonts w:ascii="Arial" w:cs="Arial" w:eastAsia="Arial" w:hAnsi="Arial"/>
+          <w:i/>
+          <w:iCs/>
+          <w:sz w:val="20"/>
+          <w:szCs w:val="20"/>
+        </w:rPr>
+        <w:t xml:space="preserve">Employee no.</w:t>
+      </w:r>
+      <w:r>
+        <w:rPr>
+          <w:rFonts w:ascii="Arial" w:cs="Arial" w:eastAsia="Arial" w:hAnsi="Arial"/>
+          <w:sz w:val="20"/>
+          <w:szCs w:val="20"/>
+        </w:rPr>
+        <w:t xml:space="preserve"> blank for the automatic number, or type your own). The Owner approves new employees.</w:t>
       </w:r>
     </w:p>
     <w:p>
@@ -10635,6 +10853,288 @@
           <w:sz w:val="20"/>
           <w:szCs w:val="20"/>
         </w:rPr>
+        <w:t xml:space="preserve">Employee page.</w:t>
+      </w:r>
+      <w:r>
+        <w:rPr>
+          <w:rFonts w:ascii="Arial" w:cs="Arial" w:eastAsia="Arial" w:hAnsi="Arial"/>
+          <w:sz w:val="20"/>
+          <w:szCs w:val="20"/>
+        </w:rPr>
+        <w:t xml:space="preserve"> Click an employee under Payroll → Employees: </w:t>
+      </w:r>
+      <w:r>
+        <w:rPr>
+          <w:rFonts w:ascii="Arial" w:cs="Arial" w:eastAsia="Arial" w:hAnsi="Arial"/>
+          <w:b/>
+          <w:bCs/>
+          <w:sz w:val="20"/>
+          <w:szCs w:val="20"/>
+        </w:rPr>
+        <w:t xml:space="preserve">Profile</w:t>
+      </w:r>
+      <w:r>
+        <w:rPr>
+          <w:rFonts w:ascii="Arial" w:cs="Arial" w:eastAsia="Arial" w:hAnsi="Arial"/>
+          <w:sz w:val="20"/>
+          <w:szCs w:val="20"/>
+        </w:rPr>
+        <w:t xml:space="preserve"> (name, position, branch, monthly basic, how often paid, SSS / PhilHealth / Pag-IBIG numbers, bank; </w:t>
+      </w:r>
+      <w:r>
+        <w:rPr>
+          <w:rFonts w:ascii="Arial" w:cs="Arial" w:eastAsia="Arial" w:hAnsi="Arial"/>
+          <w:i/>
+          <w:iCs/>
+          <w:sz w:val="20"/>
+          <w:szCs w:val="20"/>
+        </w:rPr>
+        <w:t xml:space="preserve">Set as inactive</w:t>
+      </w:r>
+      <w:r>
+        <w:rPr>
+          <w:rFonts w:ascii="Arial" w:cs="Arial" w:eastAsia="Arial" w:hAnsi="Arial"/>
+          <w:sz w:val="20"/>
+          <w:szCs w:val="20"/>
+        </w:rPr>
+        <w:t xml:space="preserve"> when someone leaves), </w:t>
+      </w:r>
+      <w:r>
+        <w:rPr>
+          <w:rFonts w:ascii="Arial" w:cs="Arial" w:eastAsia="Arial" w:hAnsi="Arial"/>
+          <w:b/>
+          <w:bCs/>
+          <w:sz w:val="20"/>
+          <w:szCs w:val="20"/>
+        </w:rPr>
+        <w:t xml:space="preserve">Staff ID number</w:t>
+      </w:r>
+      <w:r>
+        <w:rPr>
+          <w:rFonts w:ascii="Arial" w:cs="Arial" w:eastAsia="Arial" w:hAnsi="Arial"/>
+          <w:sz w:val="20"/>
+          <w:szCs w:val="20"/>
+        </w:rPr>
+        <w:t xml:space="preserve">, </w:t>
+      </w:r>
+      <w:r>
+        <w:rPr>
+          <w:rFonts w:ascii="Arial" w:cs="Arial" w:eastAsia="Arial" w:hAnsi="Arial"/>
+          <w:b/>
+          <w:bCs/>
+          <w:sz w:val="20"/>
+          <w:szCs w:val="20"/>
+        </w:rPr>
+        <w:t xml:space="preserve">Loans and cash advances</w:t>
+      </w:r>
+      <w:r>
+        <w:rPr>
+          <w:rFonts w:ascii="Arial" w:cs="Arial" w:eastAsia="Arial" w:hAnsi="Arial"/>
+          <w:sz w:val="20"/>
+          <w:szCs w:val="20"/>
+        </w:rPr>
+        <w:t xml:space="preserve">, </w:t>
+      </w:r>
+      <w:r>
+        <w:rPr>
+          <w:rFonts w:ascii="Arial" w:cs="Arial" w:eastAsia="Arial" w:hAnsi="Arial"/>
+          <w:b/>
+          <w:bCs/>
+          <w:sz w:val="20"/>
+          <w:szCs w:val="20"/>
+        </w:rPr>
+        <w:t xml:space="preserve">Charges</w:t>
+      </w:r>
+      <w:r>
+        <w:rPr>
+          <w:rFonts w:ascii="Arial" w:cs="Arial" w:eastAsia="Arial" w:hAnsi="Arial"/>
+          <w:sz w:val="20"/>
+          <w:szCs w:val="20"/>
+        </w:rPr>
+        <w:t xml:space="preserve">, </w:t>
+      </w:r>
+      <w:r>
+        <w:rPr>
+          <w:rFonts w:ascii="Arial" w:cs="Arial" w:eastAsia="Arial" w:hAnsi="Arial"/>
+          <w:b/>
+          <w:bCs/>
+          <w:sz w:val="20"/>
+          <w:szCs w:val="20"/>
+        </w:rPr>
+        <w:t xml:space="preserve">Notices to Explain and memos</w:t>
+      </w:r>
+      <w:r>
+        <w:rPr>
+          <w:rFonts w:ascii="Arial" w:cs="Arial" w:eastAsia="Arial" w:hAnsi="Arial"/>
+          <w:sz w:val="20"/>
+          <w:szCs w:val="20"/>
+        </w:rPr>
+        <w:t xml:space="preserve">, and the ledger PDF.</w:t>
+      </w:r>
+    </w:p>
+    <w:p>
+      <w:pPr>
+        <w:pStyle w:val="ListParagraph"/>
+        <w:numPr>
+          <w:ilvl w:val="0"/>
+          <w:numId w:val="60"/>
+        </w:numPr>
+        <w:spacing w:after="50" w:line="270"/>
+      </w:pPr>
+      <w:r>
+        <w:rPr>
+          <w:rFonts w:ascii="Arial" w:cs="Arial" w:eastAsia="Arial" w:hAnsi="Arial"/>
+          <w:b/>
+          <w:bCs/>
+          <w:sz w:val="20"/>
+          <w:szCs w:val="20"/>
+        </w:rPr>
+        <w:t xml:space="preserve">Staff ID number: HR can change it, the Owner approves.</w:t>
+      </w:r>
+      <w:r>
+        <w:rPr>
+          <w:rFonts w:ascii="Arial" w:cs="Arial" w:eastAsia="Arial" w:hAnsi="Arial"/>
+          <w:sz w:val="20"/>
+          <w:szCs w:val="20"/>
+        </w:rPr>
+        <w:t xml:space="preserve"> On the employee page type the new number and why → </w:t>
+      </w:r>
+      <w:r>
+        <w:rPr>
+          <w:rFonts w:ascii="Arial" w:cs="Arial" w:eastAsia="Arial" w:hAnsi="Arial"/>
+          <w:b/>
+          <w:bCs/>
+          <w:sz w:val="20"/>
+          <w:szCs w:val="20"/>
+        </w:rPr>
+        <w:t xml:space="preserve">Ask the Owner to approve</w:t>
+      </w:r>
+      <w:r>
+        <w:rPr>
+          <w:rFonts w:ascii="Arial" w:cs="Arial" w:eastAsia="Arial" w:hAnsi="Arial"/>
+          <w:sz w:val="20"/>
+          <w:szCs w:val="20"/>
+        </w:rPr>
+        <w:t xml:space="preserve">. When the Owner approves it, the staff ID and the employee's login Company ID both change. A number already used by someone else is refused. (The Owner's own change applies at once.)</w:t>
+      </w:r>
+    </w:p>
+    <w:p>
+      <w:pPr>
+        <w:pStyle w:val="ListParagraph"/>
+        <w:numPr>
+          <w:ilvl w:val="0"/>
+          <w:numId w:val="60"/>
+        </w:numPr>
+        <w:spacing w:after="50" w:line="270"/>
+      </w:pPr>
+      <w:r>
+        <w:rPr>
+          <w:rFonts w:ascii="Arial" w:cs="Arial" w:eastAsia="Arial" w:hAnsi="Arial"/>
+          <w:b/>
+          <w:bCs/>
+          <w:sz w:val="20"/>
+          <w:szCs w:val="20"/>
+        </w:rPr>
+        <w:t xml:space="preserve">Loans and cash advances</w:t>
+      </w:r>
+      <w:r>
+        <w:rPr>
+          <w:rFonts w:ascii="Arial" w:cs="Arial" w:eastAsia="Arial" w:hAnsi="Arial"/>
+          <w:sz w:val="20"/>
+          <w:szCs w:val="20"/>
+        </w:rPr>
+        <w:t xml:space="preserve"> (SSS loan, Pag-IBIG loan, vale, cash advance): add them on the employee page with the amount and the amount to deduct each payroll; change that amount or </w:t>
+      </w:r>
+      <w:r>
+        <w:rPr>
+          <w:rFonts w:ascii="Arial" w:cs="Arial" w:eastAsia="Arial" w:hAnsi="Arial"/>
+          <w:b/>
+          <w:bCs/>
+          <w:sz w:val="20"/>
+          <w:szCs w:val="20"/>
+        </w:rPr>
+        <w:t xml:space="preserve">Close</w:t>
+      </w:r>
+      <w:r>
+        <w:rPr>
+          <w:rFonts w:ascii="Arial" w:cs="Arial" w:eastAsia="Arial" w:hAnsi="Arial"/>
+          <w:sz w:val="20"/>
+          <w:szCs w:val="20"/>
+        </w:rPr>
+        <w:t xml:space="preserve"> the loan there. </w:t>
+      </w:r>
+      <w:r>
+        <w:rPr>
+          <w:rFonts w:ascii="Arial" w:cs="Arial" w:eastAsia="Arial" w:hAnsi="Arial"/>
+          <w:b/>
+          <w:bCs/>
+          <w:sz w:val="20"/>
+          <w:szCs w:val="20"/>
+        </w:rPr>
+        <w:t xml:space="preserve">They are not only recorded:</w:t>
+      </w:r>
+      <w:r>
+        <w:rPr>
+          <w:rFonts w:ascii="Arial" w:cs="Arial" w:eastAsia="Arial" w:hAnsi="Arial"/>
+          <w:sz w:val="20"/>
+          <w:szCs w:val="20"/>
+        </w:rPr>
+        <w:t xml:space="preserve"> every payroll run deducts the amount (never more than the balance) and lowers the balance when the run is finalized. </w:t>
+      </w:r>
+      <w:r>
+        <w:rPr>
+          <w:rFonts w:ascii="Arial" w:cs="Arial" w:eastAsia="Arial" w:hAnsi="Arial"/>
+          <w:b/>
+          <w:bCs/>
+          <w:sz w:val="20"/>
+          <w:szCs w:val="20"/>
+        </w:rPr>
+        <w:t xml:space="preserve">Charges</w:t>
+      </w:r>
+      <w:r>
+        <w:rPr>
+          <w:rFonts w:ascii="Arial" w:cs="Arial" w:eastAsia="Arial" w:hAnsi="Arial"/>
+          <w:sz w:val="20"/>
+          <w:szCs w:val="20"/>
+        </w:rPr>
+        <w:t xml:space="preserve"> work the same way once HR has </w:t>
+      </w:r>
+      <w:r>
+        <w:rPr>
+          <w:rFonts w:ascii="Arial" w:cs="Arial" w:eastAsia="Arial" w:hAnsi="Arial"/>
+          <w:b/>
+          <w:bCs/>
+          <w:sz w:val="20"/>
+          <w:szCs w:val="20"/>
+        </w:rPr>
+        <w:t xml:space="preserve">finalized</w:t>
+      </w:r>
+      <w:r>
+        <w:rPr>
+          <w:rFonts w:ascii="Arial" w:cs="Arial" w:eastAsia="Arial" w:hAnsi="Arial"/>
+          <w:sz w:val="20"/>
+          <w:szCs w:val="20"/>
+        </w:rPr>
+        <w:t xml:space="preserve"> the charge form (the page shows charged, deducted so far and balance). The deduction does not wait for the employee's acknowledgement.</w:t>
+      </w:r>
+    </w:p>
+    <w:p>
+      <w:pPr>
+        <w:pStyle w:val="ListParagraph"/>
+        <w:numPr>
+          <w:ilvl w:val="0"/>
+          <w:numId w:val="60"/>
+        </w:numPr>
+        <w:spacing w:after="50" w:line="270"/>
+      </w:pPr>
+      <w:r>
+        <w:rPr>
+          <w:rFonts w:ascii="Arial" w:cs="Arial" w:eastAsia="Arial" w:hAnsi="Arial"/>
+          <w:b/>
+          <w:bCs/>
+          <w:sz w:val="20"/>
+          <w:szCs w:val="20"/>
+        </w:rPr>
         <w:t xml:space="preserve">Create run</w:t>
       </w:r>
       <w:r>
@@ -10643,7 +11143,7 @@
           <w:sz w:val="20"/>
           <w:szCs w:val="20"/>
         </w:rPr>
-        <w:t xml:space="preserve"> for a period. It fills in basic pay, SSS, PhilHealth and Pag-IBIG (employee and employer shares from the tables), loans and charge-form deductions. Edit overtime and incentives, then </w:t>
+        <w:t xml:space="preserve"> for a period. It fills in basic pay (monthly basic divided by the pay periods), SSS, PhilHealth and Pag-IBIG (employee and employer shares from the tables), loans and charge-form deductions. Edit overtime, incentives and other deductions, then </w:t>
       </w:r>
       <w:r>
         <w:rPr>
@@ -10662,6 +11162,152 @@
           <w:szCs w:val="20"/>
         </w:rPr>
         <w:t xml:space="preserve">. The Accounting Head picks the paying bank account and closes the run.</w:t>
+      </w:r>
+    </w:p>
+    <w:p>
+      <w:pPr>
+        <w:pStyle w:val="ListParagraph"/>
+        <w:numPr>
+          <w:ilvl w:val="0"/>
+          <w:numId w:val="60"/>
+        </w:numPr>
+        <w:spacing w:after="50" w:line="270"/>
+      </w:pPr>
+      <w:r>
+        <w:rPr>
+          <w:rFonts w:ascii="Arial" w:cs="Arial" w:eastAsia="Arial" w:hAnsi="Arial"/>
+          <w:b/>
+          <w:bCs/>
+          <w:sz w:val="20"/>
+          <w:szCs w:val="20"/>
+        </w:rPr>
+        <w:t xml:space="preserve">Government contributions are editable.</w:t>
+      </w:r>
+      <w:r>
+        <w:rPr>
+          <w:rFonts w:ascii="Arial" w:cs="Arial" w:eastAsia="Arial" w:hAnsi="Arial"/>
+          <w:sz w:val="20"/>
+          <w:szCs w:val="20"/>
+        </w:rPr>
+        <w:t xml:space="preserve"> The share of each employee comes from the tables and the monthly basic pay (so it is not a fixed amount). In a </w:t>
+      </w:r>
+      <w:r>
+        <w:rPr>
+          <w:rFonts w:ascii="Arial" w:cs="Arial" w:eastAsia="Arial" w:hAnsi="Arial"/>
+          <w:b/>
+          <w:bCs/>
+          <w:sz w:val="20"/>
+          <w:szCs w:val="20"/>
+        </w:rPr>
+        <w:t xml:space="preserve">draft</w:t>
+      </w:r>
+      <w:r>
+        <w:rPr>
+          <w:rFonts w:ascii="Arial" w:cs="Arial" w:eastAsia="Arial" w:hAnsi="Arial"/>
+          <w:sz w:val="20"/>
+          <w:szCs w:val="20"/>
+        </w:rPr>
+        <w:t xml:space="preserve"> run you can </w:t>
+      </w:r>
+      <w:r>
+        <w:rPr>
+          <w:rFonts w:ascii="Arial" w:cs="Arial" w:eastAsia="Arial" w:hAnsi="Arial"/>
+          <w:b/>
+          <w:bCs/>
+          <w:sz w:val="20"/>
+          <w:szCs w:val="20"/>
+        </w:rPr>
+        <w:t xml:space="preserve">type the employee share (EE) and the employer share</w:t>
+      </w:r>
+      <w:r>
+        <w:rPr>
+          <w:rFonts w:ascii="Arial" w:cs="Arial" w:eastAsia="Arial" w:hAnsi="Arial"/>
+          <w:sz w:val="20"/>
+          <w:szCs w:val="20"/>
+        </w:rPr>
+        <w:t xml:space="preserve"> of one line yourself: the line keeps your figures and net pay follows; </w:t>
+      </w:r>
+      <w:r>
+        <w:rPr>
+          <w:rFonts w:ascii="Arial" w:cs="Arial" w:eastAsia="Arial" w:hAnsi="Arial"/>
+          <w:i/>
+          <w:iCs/>
+          <w:sz w:val="20"/>
+          <w:szCs w:val="20"/>
+        </w:rPr>
+        <w:t xml:space="preserve">back to the table</w:t>
+      </w:r>
+      <w:r>
+        <w:rPr>
+          <w:rFonts w:ascii="Arial" w:cs="Arial" w:eastAsia="Arial" w:hAnsi="Arial"/>
+          <w:sz w:val="20"/>
+          <w:szCs w:val="20"/>
+        </w:rPr>
+        <w:t xml:space="preserve"> returns to the table figures. If you change the basic of a line you did not type, its contributions are recomputed from the tables.</w:t>
+      </w:r>
+    </w:p>
+    <w:p>
+      <w:pPr>
+        <w:pStyle w:val="ListParagraph"/>
+        <w:numPr>
+          <w:ilvl w:val="0"/>
+          <w:numId w:val="60"/>
+        </w:numPr>
+        <w:spacing w:after="50" w:line="270"/>
+      </w:pPr>
+      <w:r>
+        <w:rPr>
+          <w:rFonts w:ascii="Arial" w:cs="Arial" w:eastAsia="Arial" w:hAnsi="Arial"/>
+          <w:b/>
+          <w:bCs/>
+          <w:sz w:val="20"/>
+          <w:szCs w:val="20"/>
+        </w:rPr>
+        <w:t xml:space="preserve">Contribution tables</w:t>
+      </w:r>
+      <w:r>
+        <w:rPr>
+          <w:rFonts w:ascii="Arial" w:cs="Arial" w:eastAsia="Arial" w:hAnsi="Arial"/>
+          <w:sz w:val="20"/>
+          <w:szCs w:val="20"/>
+        </w:rPr>
+        <w:t xml:space="preserve"> (Payroll page): shows the SSS, PhilHealth and Pag-IBIG table in use and when it started. If a table is missing, a red warning says payroll computes ₱0 for it: press </w:t>
+      </w:r>
+      <w:r>
+        <w:rPr>
+          <w:rFonts w:ascii="Arial" w:cs="Arial" w:eastAsia="Arial" w:hAnsi="Arial"/>
+          <w:b/>
+          <w:bCs/>
+          <w:sz w:val="20"/>
+          <w:szCs w:val="20"/>
+        </w:rPr>
+        <w:t xml:space="preserve">Load the standard tables</w:t>
+      </w:r>
+      <w:r>
+        <w:rPr>
+          <w:rFonts w:ascii="Arial" w:cs="Arial" w:eastAsia="Arial" w:hAnsi="Arial"/>
+          <w:sz w:val="20"/>
+          <w:szCs w:val="20"/>
+        </w:rPr>
+        <w:t xml:space="preserve">. </w:t>
+      </w:r>
+      <w:r>
+        <w:rPr>
+          <w:rFonts w:ascii="Arial" w:cs="Arial" w:eastAsia="Arial" w:hAnsi="Arial"/>
+          <w:b/>
+          <w:bCs/>
+          <w:sz w:val="20"/>
+          <w:szCs w:val="20"/>
+        </w:rPr>
+        <w:t xml:space="preserve">Replace with a new table</w:t>
+      </w:r>
+      <w:r>
+        <w:rPr>
+          <w:rFonts w:ascii="Arial" w:cs="Arial" w:eastAsia="Arial" w:hAnsi="Arial"/>
+          <w:sz w:val="20"/>
+          <w:szCs w:val="20"/>
+        </w:rPr>
+        <w:t xml:space="preserve"> to put in new rates from a date.</w:t>
       </w:r>
     </w:p>
     <w:p>
@@ -12361,7 +13007,7 @@
           <w:sz w:val="30"/>
           <w:szCs w:val="30"/>
         </w:rPr>
-        <w:t xml:space="preserve">HR notices (Notice to Explain)</w:t>
+        <w:t xml:space="preserve">HR notices and Notice to Explain (NTE)</w:t>
       </w:r>
     </w:p>
     <w:p>
@@ -12381,15 +13027,51 @@
           <w:sz w:val="20"/>
           <w:szCs w:val="20"/>
         </w:rPr>
-        <w:t xml:space="preserve">HR Notices (NTE)</w:t>
-      </w:r>
-      <w:r>
-        <w:rPr>
-          <w:rFonts w:ascii="Arial" w:cs="Arial" w:eastAsia="Arial" w:hAnsi="Arial"/>
-          <w:sz w:val="20"/>
-          <w:szCs w:val="20"/>
-        </w:rPr>
-        <w:t xml:space="preserve"> lists situations HR must act on, such as cash not deposited on time. Each notice shows the amount, the sales day, the deadline and the staff on duty.</w:t>
+        <w:t xml:space="preserve">HR Notices</w:t>
+      </w:r>
+      <w:r>
+        <w:rPr>
+          <w:rFonts w:ascii="Arial" w:cs="Arial" w:eastAsia="Arial" w:hAnsi="Arial"/>
+          <w:sz w:val="20"/>
+          <w:szCs w:val="20"/>
+        </w:rPr>
+        <w:t xml:space="preserve"> has two tabs. </w:t>
+      </w:r>
+      <w:r>
+        <w:rPr>
+          <w:rFonts w:ascii="Arial" w:cs="Arial" w:eastAsia="Arial" w:hAnsi="Arial"/>
+          <w:b/>
+          <w:bCs/>
+          <w:sz w:val="20"/>
+          <w:szCs w:val="20"/>
+        </w:rPr>
+        <w:t xml:space="preserve">Notices (what may need an NTE)</w:t>
+      </w:r>
+      <w:r>
+        <w:rPr>
+          <w:rFonts w:ascii="Arial" w:cs="Arial" w:eastAsia="Arial" w:hAnsi="Arial"/>
+          <w:sz w:val="20"/>
+          <w:szCs w:val="20"/>
+        </w:rPr>
+        <w:t xml:space="preserve"> lists the situations HR must act on: cash not deposited on time (late deposit), too many post-close edits by one person, and transfer differences. </w:t>
+      </w:r>
+      <w:r>
+        <w:rPr>
+          <w:rFonts w:ascii="Arial" w:cs="Arial" w:eastAsia="Arial" w:hAnsi="Arial"/>
+          <w:b/>
+          <w:bCs/>
+          <w:sz w:val="20"/>
+          <w:szCs w:val="20"/>
+        </w:rPr>
+        <w:t xml:space="preserve">NTEs issued</w:t>
+      </w:r>
+      <w:r>
+        <w:rPr>
+          <w:rFonts w:ascii="Arial" w:cs="Arial" w:eastAsia="Arial" w:hAnsi="Arial"/>
+          <w:sz w:val="20"/>
+          <w:szCs w:val="20"/>
+        </w:rPr>
+        <w:t xml:space="preserve"> lists every Notice to Explain.</w:t>
       </w:r>
     </w:p>
     <w:p>
@@ -12404,28 +13086,420 @@
       <w:r>
         <w:rPr>
           <w:rFonts w:ascii="Arial" w:cs="Arial" w:eastAsia="Arial" w:hAnsi="Arial"/>
-          <w:sz w:val="20"/>
-          <w:szCs w:val="20"/>
-        </w:rPr>
-        <w:t xml:space="preserve">Issue the NTE, press </w:t>
-      </w:r>
-      <w:r>
-        <w:rPr>
-          <w:rFonts w:ascii="Arial" w:cs="Arial" w:eastAsia="Arial" w:hAnsi="Arial"/>
-          <w:b/>
-          <w:bCs/>
-          <w:sz w:val="20"/>
-          <w:szCs w:val="20"/>
-        </w:rPr>
-        <w:t xml:space="preserve">Mark NTE issued</w:t>
-      </w:r>
-      <w:r>
-        <w:rPr>
-          <w:rFonts w:ascii="Arial" w:cs="Arial" w:eastAsia="Arial" w:hAnsi="Arial"/>
-          <w:sz w:val="20"/>
-          <w:szCs w:val="20"/>
-        </w:rPr>
-        <w:t xml:space="preserve"> and write a note; </w:t>
+          <w:b/>
+          <w:bCs/>
+          <w:sz w:val="20"/>
+          <w:szCs w:val="20"/>
+        </w:rPr>
+        <w:t xml:space="preserve">These notices are the cases for an NTE.</w:t>
+      </w:r>
+      <w:r>
+        <w:rPr>
+          <w:rFonts w:ascii="Arial" w:cs="Arial" w:eastAsia="Arial" w:hAnsi="Arial"/>
+          <w:sz w:val="20"/>
+          <w:szCs w:val="20"/>
+        </w:rPr>
+        <w:t xml:space="preserve"> For a late deposit the notice lists </w:t>
+      </w:r>
+      <w:r>
+        <w:rPr>
+          <w:rFonts w:ascii="Arial" w:cs="Arial" w:eastAsia="Arial" w:hAnsi="Arial"/>
+          <w:i/>
+          <w:iCs/>
+          <w:sz w:val="20"/>
+          <w:szCs w:val="20"/>
+        </w:rPr>
+        <w:t xml:space="preserve">all the sales associates of that branch</w:t>
+      </w:r>
+      <w:r>
+        <w:rPr>
+          <w:rFonts w:ascii="Arial" w:cs="Arial" w:eastAsia="Arial" w:hAnsi="Arial"/>
+          <w:sz w:val="20"/>
+          <w:szCs w:val="20"/>
+        </w:rPr>
+        <w:t xml:space="preserve"> (not only who was on duty): HR decides who must explain. Press </w:t>
+      </w:r>
+      <w:r>
+        <w:rPr>
+          <w:rFonts w:ascii="Arial" w:cs="Arial" w:eastAsia="Arial" w:hAnsi="Arial"/>
+          <w:b/>
+          <w:bCs/>
+          <w:sz w:val="20"/>
+          <w:szCs w:val="20"/>
+        </w:rPr>
+        <w:t xml:space="preserve">Issue an NTE…</w:t>
+      </w:r>
+      <w:r>
+        <w:rPr>
+          <w:rFonts w:ascii="Arial" w:cs="Arial" w:eastAsia="Arial" w:hAnsi="Arial"/>
+          <w:sz w:val="20"/>
+          <w:szCs w:val="20"/>
+        </w:rPr>
+        <w:t xml:space="preserve">, </w:t>
+      </w:r>
+      <w:r>
+        <w:rPr>
+          <w:rFonts w:ascii="Arial" w:cs="Arial" w:eastAsia="Arial" w:hAnsi="Arial"/>
+          <w:b/>
+          <w:bCs/>
+          <w:sz w:val="20"/>
+          <w:szCs w:val="20"/>
+        </w:rPr>
+        <w:t xml:space="preserve">tick the person or persons</w:t>
+      </w:r>
+      <w:r>
+        <w:rPr>
+          <w:rFonts w:ascii="Arial" w:cs="Arial" w:eastAsia="Arial" w:hAnsi="Arial"/>
+          <w:sz w:val="20"/>
+          <w:szCs w:val="20"/>
+        </w:rPr>
+        <w:t xml:space="preserve">, add words if you wish, and </w:t>
+      </w:r>
+      <w:r>
+        <w:rPr>
+          <w:rFonts w:ascii="Arial" w:cs="Arial" w:eastAsia="Arial" w:hAnsi="Arial"/>
+          <w:b/>
+          <w:bCs/>
+          <w:sz w:val="20"/>
+          <w:szCs w:val="20"/>
+        </w:rPr>
+        <w:t xml:space="preserve">Issue</w:t>
+      </w:r>
+      <w:r>
+        <w:rPr>
+          <w:rFonts w:ascii="Arial" w:cs="Arial" w:eastAsia="Arial" w:hAnsi="Arial"/>
+          <w:sz w:val="20"/>
+          <w:szCs w:val="20"/>
+        </w:rPr>
+        <w:t xml:space="preserve">. One numbered NTE (NTE-2026-001) is made for each person, with the notice details already in it, and the notice becomes </w:t>
+      </w:r>
+      <w:r>
+        <w:rPr>
+          <w:rFonts w:ascii="Arial" w:cs="Arial" w:eastAsia="Arial" w:hAnsi="Arial"/>
+          <w:i/>
+          <w:iCs/>
+          <w:sz w:val="20"/>
+          <w:szCs w:val="20"/>
+        </w:rPr>
+        <w:t xml:space="preserve">NTE issued</w:t>
+      </w:r>
+      <w:r>
+        <w:rPr>
+          <w:rFonts w:ascii="Arial" w:cs="Arial" w:eastAsia="Arial" w:hAnsi="Arial"/>
+          <w:sz w:val="20"/>
+          <w:szCs w:val="20"/>
+        </w:rPr>
+        <w:t xml:space="preserve">. A person who has no employee record cannot receive an NTE (add them under Payroll first).</w:t>
+      </w:r>
+    </w:p>
+    <w:p>
+      <w:pPr>
+        <w:pStyle w:val="ListParagraph"/>
+        <w:numPr>
+          <w:ilvl w:val="0"/>
+          <w:numId w:val="75"/>
+        </w:numPr>
+        <w:spacing w:after="50" w:line="270"/>
+      </w:pPr>
+      <w:r>
+        <w:rPr>
+          <w:rFonts w:ascii="Arial" w:cs="Arial" w:eastAsia="Arial" w:hAnsi="Arial"/>
+          <w:b/>
+          <w:bCs/>
+          <w:sz w:val="20"/>
+          <w:szCs w:val="20"/>
+        </w:rPr>
+        <w:t xml:space="preserve">NTE to any employee, without a notice:</w:t>
+      </w:r>
+      <w:r>
+        <w:rPr>
+          <w:rFonts w:ascii="Arial" w:cs="Arial" w:eastAsia="Arial" w:hAnsi="Arial"/>
+          <w:sz w:val="20"/>
+          <w:szCs w:val="20"/>
+        </w:rPr>
+        <w:t xml:space="preserve"> NTEs issued → </w:t>
+      </w:r>
+      <w:r>
+        <w:rPr>
+          <w:rFonts w:ascii="Arial" w:cs="Arial" w:eastAsia="Arial" w:hAnsi="Arial"/>
+          <w:b/>
+          <w:bCs/>
+          <w:sz w:val="20"/>
+          <w:szCs w:val="20"/>
+        </w:rPr>
+        <w:t xml:space="preserve">Issue an NTE to an employee</w:t>
+      </w:r>
+      <w:r>
+        <w:rPr>
+          <w:rFonts w:ascii="Arial" w:cs="Arial" w:eastAsia="Arial" w:hAnsi="Arial"/>
+          <w:sz w:val="20"/>
+          <w:szCs w:val="20"/>
+        </w:rPr>
+        <w:t xml:space="preserve">, or open the employee under Payroll → </w:t>
+      </w:r>
+      <w:r>
+        <w:rPr>
+          <w:rFonts w:ascii="Arial" w:cs="Arial" w:eastAsia="Arial" w:hAnsi="Arial"/>
+          <w:b/>
+          <w:bCs/>
+          <w:sz w:val="20"/>
+          <w:szCs w:val="20"/>
+        </w:rPr>
+        <w:t xml:space="preserve">Issue a Notice to Explain</w:t>
+      </w:r>
+      <w:r>
+        <w:rPr>
+          <w:rFonts w:ascii="Arial" w:cs="Arial" w:eastAsia="Arial" w:hAnsi="Arial"/>
+          <w:sz w:val="20"/>
+          <w:szCs w:val="20"/>
+        </w:rPr>
+        <w:t xml:space="preserve">. Choose the employee, the subject, what happened, the date, and the reply date (default 5 days).</w:t>
+      </w:r>
+    </w:p>
+    <w:p>
+      <w:pPr>
+        <w:pStyle w:val="ListParagraph"/>
+        <w:numPr>
+          <w:ilvl w:val="0"/>
+          <w:numId w:val="75"/>
+        </w:numPr>
+        <w:spacing w:after="50" w:line="270"/>
+      </w:pPr>
+      <w:r>
+        <w:rPr>
+          <w:rFonts w:ascii="Arial" w:cs="Arial" w:eastAsia="Arial" w:hAnsi="Arial"/>
+          <w:b/>
+          <w:bCs/>
+          <w:sz w:val="20"/>
+          <w:szCs w:val="20"/>
+        </w:rPr>
+        <w:t xml:space="preserve">Print</w:t>
+      </w:r>
+      <w:r>
+        <w:rPr>
+          <w:rFonts w:ascii="Arial" w:cs="Arial" w:eastAsia="Arial" w:hAnsi="Arial"/>
+          <w:sz w:val="20"/>
+          <w:szCs w:val="20"/>
+        </w:rPr>
+        <w:t xml:space="preserve"> the NTE (letterhead, number, facts, reply date, boxes for the reply and the decision, signatures). An employee who has a login is notified and finds it in </w:t>
+      </w:r>
+      <w:r>
+        <w:rPr>
+          <w:rFonts w:ascii="Arial" w:cs="Arial" w:eastAsia="Arial" w:hAnsi="Arial"/>
+          <w:b/>
+          <w:bCs/>
+          <w:sz w:val="20"/>
+          <w:szCs w:val="20"/>
+        </w:rPr>
+        <w:t xml:space="preserve">My Pay &amp; Charges</w:t>
+      </w:r>
+      <w:r>
+        <w:rPr>
+          <w:rFonts w:ascii="Arial" w:cs="Arial" w:eastAsia="Arial" w:hAnsi="Arial"/>
+          <w:sz w:val="20"/>
+          <w:szCs w:val="20"/>
+        </w:rPr>
+        <w:t xml:space="preserve">, where they can type the explanation; otherwise HR types the reply received on paper (</w:t>
+      </w:r>
+      <w:r>
+        <w:rPr>
+          <w:rFonts w:ascii="Arial" w:cs="Arial" w:eastAsia="Arial" w:hAnsi="Arial"/>
+          <w:i/>
+          <w:iCs/>
+          <w:sz w:val="20"/>
+          <w:szCs w:val="20"/>
+        </w:rPr>
+        <w:t xml:space="preserve">Type the reply received on paper</w:t>
+      </w:r>
+      <w:r>
+        <w:rPr>
+          <w:rFonts w:ascii="Arial" w:cs="Arial" w:eastAsia="Arial" w:hAnsi="Arial"/>
+          <w:sz w:val="20"/>
+          <w:szCs w:val="20"/>
+        </w:rPr>
+        <w:t xml:space="preserve">).</w:t>
+      </w:r>
+    </w:p>
+    <w:p>
+      <w:pPr>
+        <w:pStyle w:val="ListParagraph"/>
+        <w:numPr>
+          <w:ilvl w:val="0"/>
+          <w:numId w:val="75"/>
+        </w:numPr>
+        <w:spacing w:after="50" w:line="270"/>
+      </w:pPr>
+      <w:r>
+        <w:rPr>
+          <w:rFonts w:ascii="Arial" w:cs="Arial" w:eastAsia="Arial" w:hAnsi="Arial"/>
+          <w:b/>
+          <w:bCs/>
+          <w:sz w:val="20"/>
+          <w:szCs w:val="20"/>
+        </w:rPr>
+        <w:t xml:space="preserve">Decision:</w:t>
+      </w:r>
+      <w:r>
+        <w:rPr>
+          <w:rFonts w:ascii="Arial" w:cs="Arial" w:eastAsia="Arial" w:hAnsi="Arial"/>
+          <w:sz w:val="20"/>
+          <w:szCs w:val="20"/>
+        </w:rPr>
+        <w:t xml:space="preserve"> after the reply, HR records </w:t>
+      </w:r>
+      <w:r>
+        <w:rPr>
+          <w:rFonts w:ascii="Arial" w:cs="Arial" w:eastAsia="Arial" w:hAnsi="Arial"/>
+          <w:i/>
+          <w:iCs/>
+          <w:sz w:val="20"/>
+          <w:szCs w:val="20"/>
+        </w:rPr>
+        <w:t xml:space="preserve">no action</w:t>
+      </w:r>
+      <w:r>
+        <w:rPr>
+          <w:rFonts w:ascii="Arial" w:cs="Arial" w:eastAsia="Arial" w:hAnsi="Arial"/>
+          <w:sz w:val="20"/>
+          <w:szCs w:val="20"/>
+        </w:rPr>
+        <w:t xml:space="preserve">, </w:t>
+      </w:r>
+      <w:r>
+        <w:rPr>
+          <w:rFonts w:ascii="Arial" w:cs="Arial" w:eastAsia="Arial" w:hAnsi="Arial"/>
+          <w:i/>
+          <w:iCs/>
+          <w:sz w:val="20"/>
+          <w:szCs w:val="20"/>
+        </w:rPr>
+        <w:t xml:space="preserve">written warning</w:t>
+      </w:r>
+      <w:r>
+        <w:rPr>
+          <w:rFonts w:ascii="Arial" w:cs="Arial" w:eastAsia="Arial" w:hAnsi="Arial"/>
+          <w:sz w:val="20"/>
+          <w:szCs w:val="20"/>
+        </w:rPr>
+        <w:t xml:space="preserve">, </w:t>
+      </w:r>
+      <w:r>
+        <w:rPr>
+          <w:rFonts w:ascii="Arial" w:cs="Arial" w:eastAsia="Arial" w:hAnsi="Arial"/>
+          <w:i/>
+          <w:iCs/>
+          <w:sz w:val="20"/>
+          <w:szCs w:val="20"/>
+        </w:rPr>
+        <w:t xml:space="preserve">suspension</w:t>
+      </w:r>
+      <w:r>
+        <w:rPr>
+          <w:rFonts w:ascii="Arial" w:cs="Arial" w:eastAsia="Arial" w:hAnsi="Arial"/>
+          <w:sz w:val="20"/>
+          <w:szCs w:val="20"/>
+        </w:rPr>
+        <w:t xml:space="preserve">, </w:t>
+      </w:r>
+      <w:r>
+        <w:rPr>
+          <w:rFonts w:ascii="Arial" w:cs="Arial" w:eastAsia="Arial" w:hAnsi="Arial"/>
+          <w:i/>
+          <w:iCs/>
+          <w:sz w:val="20"/>
+          <w:szCs w:val="20"/>
+        </w:rPr>
+        <w:t xml:space="preserve">charge / salary deduction</w:t>
+      </w:r>
+      <w:r>
+        <w:rPr>
+          <w:rFonts w:ascii="Arial" w:cs="Arial" w:eastAsia="Arial" w:hAnsi="Arial"/>
+          <w:sz w:val="20"/>
+          <w:szCs w:val="20"/>
+        </w:rPr>
+        <w:t xml:space="preserve"> or </w:t>
+      </w:r>
+      <w:r>
+        <w:rPr>
+          <w:rFonts w:ascii="Arial" w:cs="Arial" w:eastAsia="Arial" w:hAnsi="Arial"/>
+          <w:i/>
+          <w:iCs/>
+          <w:sz w:val="20"/>
+          <w:szCs w:val="20"/>
+        </w:rPr>
+        <w:t xml:space="preserve">other</w:t>
+      </w:r>
+      <w:r>
+        <w:rPr>
+          <w:rFonts w:ascii="Arial" w:cs="Arial" w:eastAsia="Arial" w:hAnsi="Arial"/>
+          <w:sz w:val="20"/>
+          <w:szCs w:val="20"/>
+        </w:rPr>
+        <w:t xml:space="preserve">, with a note. The employee is told. A mistaken NTE can be </w:t>
+      </w:r>
+      <w:r>
+        <w:rPr>
+          <w:rFonts w:ascii="Arial" w:cs="Arial" w:eastAsia="Arial" w:hAnsi="Arial"/>
+          <w:b/>
+          <w:bCs/>
+          <w:sz w:val="20"/>
+          <w:szCs w:val="20"/>
+        </w:rPr>
+        <w:t xml:space="preserve">cancelled</w:t>
+      </w:r>
+      <w:r>
+        <w:rPr>
+          <w:rFonts w:ascii="Arial" w:cs="Arial" w:eastAsia="Arial" w:hAnsi="Arial"/>
+          <w:sz w:val="20"/>
+          <w:szCs w:val="20"/>
+        </w:rPr>
+        <w:t xml:space="preserve"> with a reason.</w:t>
+      </w:r>
+    </w:p>
+    <w:p>
+      <w:pPr>
+        <w:pStyle w:val="ListParagraph"/>
+        <w:numPr>
+          <w:ilvl w:val="0"/>
+          <w:numId w:val="75"/>
+        </w:numPr>
+        <w:spacing w:after="50" w:line="270"/>
+      </w:pPr>
+      <w:r>
+        <w:rPr>
+          <w:rFonts w:ascii="Arial" w:cs="Arial" w:eastAsia="Arial" w:hAnsi="Arial"/>
+          <w:b/>
+          <w:bCs/>
+          <w:sz w:val="20"/>
+          <w:szCs w:val="20"/>
+        </w:rPr>
+        <w:t xml:space="preserve">Mark issued on paper</w:t>
+      </w:r>
+      <w:r>
+        <w:rPr>
+          <w:rFonts w:ascii="Arial" w:cs="Arial" w:eastAsia="Arial" w:hAnsi="Arial"/>
+          <w:sz w:val="20"/>
+          <w:szCs w:val="20"/>
+        </w:rPr>
+        <w:t xml:space="preserve"> (the old button) is still there for an NTE served outside the system. </w:t>
+      </w:r>
+      <w:r>
+        <w:rPr>
+          <w:rFonts w:ascii="Arial" w:cs="Arial" w:eastAsia="Arial" w:hAnsi="Arial"/>
+          <w:b/>
+          <w:bCs/>
+          <w:sz w:val="20"/>
+          <w:szCs w:val="20"/>
+        </w:rPr>
+        <w:t xml:space="preserve">Refer to the Owner</w:t>
+      </w:r>
+      <w:r>
+        <w:rPr>
+          <w:rFonts w:ascii="Arial" w:cs="Arial" w:eastAsia="Arial" w:hAnsi="Arial"/>
+          <w:sz w:val="20"/>
+          <w:szCs w:val="20"/>
+        </w:rPr>
+        <w:t xml:space="preserve"> and </w:t>
       </w:r>
       <w:r>
         <w:rPr>
@@ -12443,7 +13517,7 @@
           <w:sz w:val="20"/>
           <w:szCs w:val="20"/>
         </w:rPr>
-        <w:t xml:space="preserve"> it when settled.</w:t>
+        <w:t xml:space="preserve"> work as before.</w:t>
       </w:r>
     </w:p>
     <w:p>
@@ -20174,6 +21248,101 @@
           <w:szCs w:val="20"/>
         </w:rPr>
         <w:t xml:space="preserve"> gives the company layout. The Owner's memos always carry AL MARVIN VINLUAN (President) and MICAH VINLUAN (Manager).</w:t>
+      </w:r>
+    </w:p>
+    <w:p>
+      <w:pPr>
+        <w:spacing w:after="80" w:before="40" w:line="276"/>
+      </w:pPr>
+      <w:r>
+        <w:rPr>
+          <w:rFonts w:ascii="Arial" w:cs="Arial" w:eastAsia="Arial" w:hAnsi="Arial"/>
+          <w:b/>
+          <w:bCs/>
+          <w:sz w:val="20"/>
+          <w:szCs w:val="20"/>
+        </w:rPr>
+        <w:t xml:space="preserve">Memo to one employee.</w:t>
+      </w:r>
+      <w:r>
+        <w:rPr>
+          <w:rFonts w:ascii="Arial" w:cs="Arial" w:eastAsia="Arial" w:hAnsi="Arial"/>
+          <w:sz w:val="20"/>
+          <w:szCs w:val="20"/>
+        </w:rPr>
+        <w:t xml:space="preserve"> In </w:t>
+      </w:r>
+      <w:r>
+        <w:rPr>
+          <w:rFonts w:ascii="Arial" w:cs="Arial" w:eastAsia="Arial" w:hAnsi="Arial"/>
+          <w:b/>
+          <w:bCs/>
+          <w:sz w:val="20"/>
+          <w:szCs w:val="20"/>
+        </w:rPr>
+        <w:t xml:space="preserve">Write a memo</w:t>
+      </w:r>
+      <w:r>
+        <w:rPr>
+          <w:rFonts w:ascii="Arial" w:cs="Arial" w:eastAsia="Arial" w:hAnsi="Arial"/>
+          <w:sz w:val="20"/>
+          <w:szCs w:val="20"/>
+        </w:rPr>
+        <w:t xml:space="preserve">, under </w:t>
+      </w:r>
+      <w:r>
+        <w:rPr>
+          <w:rFonts w:ascii="Arial" w:cs="Arial" w:eastAsia="Arial" w:hAnsi="Arial"/>
+          <w:i/>
+          <w:iCs/>
+          <w:sz w:val="20"/>
+          <w:szCs w:val="20"/>
+        </w:rPr>
+        <w:t xml:space="preserve">Who is it for?</w:t>
+      </w:r>
+      <w:r>
+        <w:rPr>
+          <w:rFonts w:ascii="Arial" w:cs="Arial" w:eastAsia="Arial" w:hAnsi="Arial"/>
+          <w:sz w:val="20"/>
+          <w:szCs w:val="20"/>
+        </w:rPr>
+        <w:t xml:space="preserve">, type a name or employee no. in the box </w:t>
+      </w:r>
+      <w:r>
+        <w:rPr>
+          <w:rFonts w:ascii="Arial" w:cs="Arial" w:eastAsia="Arial" w:hAnsi="Arial"/>
+          <w:i/>
+          <w:iCs/>
+          <w:sz w:val="20"/>
+          <w:szCs w:val="20"/>
+        </w:rPr>
+        <w:t xml:space="preserve">an employee from the staff list</w:t>
+      </w:r>
+      <w:r>
+        <w:rPr>
+          <w:rFonts w:ascii="Arial" w:cs="Arial" w:eastAsia="Arial" w:hAnsi="Arial"/>
+          <w:sz w:val="20"/>
+          <w:szCs w:val="20"/>
+        </w:rPr>
+        <w:t xml:space="preserve">: the memo is addressed to that employee. If the employee has a login, they are notified and press </w:t>
+      </w:r>
+      <w:r>
+        <w:rPr>
+          <w:rFonts w:ascii="Arial" w:cs="Arial" w:eastAsia="Arial" w:hAnsi="Arial"/>
+          <w:i/>
+          <w:iCs/>
+          <w:sz w:val="20"/>
+          <w:szCs w:val="20"/>
+        </w:rPr>
+        <w:t xml:space="preserve">I have read this memo</w:t>
+      </w:r>
+      <w:r>
+        <w:rPr>
+          <w:rFonts w:ascii="Arial" w:cs="Arial" w:eastAsia="Arial" w:hAnsi="Arial"/>
+          <w:sz w:val="20"/>
+          <w:szCs w:val="20"/>
+        </w:rPr>
+        <w:t xml:space="preserve">; if not (for example a staff member without an account), the memo is only printed with their name on the TO line.</w:t>
       </w:r>
     </w:p>
     <w:p>
@@ -29535,6 +30704,65 @@
     </w:p>
     <w:p>
       <w:pPr>
+        <w:spacing w:after="80" w:before="40" w:line="276"/>
+      </w:pPr>
+      <w:r>
+        <w:rPr>
+          <w:rFonts w:ascii="Arial" w:cs="Arial" w:eastAsia="Arial" w:hAnsi="Arial"/>
+          <w:b/>
+          <w:bCs/>
+          <w:sz w:val="20"/>
+          <w:szCs w:val="20"/>
+        </w:rPr>
+        <w:t xml:space="preserve">Charges and NTE:</w:t>
+      </w:r>
+      <w:r>
+        <w:rPr>
+          <w:rFonts w:ascii="Arial" w:cs="Arial" w:eastAsia="Arial" w:hAnsi="Arial"/>
+          <w:sz w:val="20"/>
+          <w:szCs w:val="20"/>
+        </w:rPr>
+        <w:t xml:space="preserve"> </w:t>
+      </w:r>
+      <w:r>
+        <w:rPr>
+          <w:rFonts w:ascii="Arial" w:cs="Arial" w:eastAsia="Arial" w:hAnsi="Arial"/>
+          <w:i/>
+          <w:iCs/>
+          <w:sz w:val="20"/>
+          <w:szCs w:val="20"/>
+        </w:rPr>
+        <w:t xml:space="preserve">My Pay &amp; Charges</w:t>
+      </w:r>
+      <w:r>
+        <w:rPr>
+          <w:rFonts w:ascii="Arial" w:cs="Arial" w:eastAsia="Arial" w:hAnsi="Arial"/>
+          <w:sz w:val="20"/>
+          <w:szCs w:val="20"/>
+        </w:rPr>
+        <w:t xml:space="preserve"> shows </w:t>
+      </w:r>
+      <w:r>
+        <w:rPr>
+          <w:rFonts w:ascii="Arial" w:cs="Arial" w:eastAsia="Arial" w:hAnsi="Arial"/>
+          <w:i/>
+          <w:iCs/>
+          <w:sz w:val="20"/>
+          <w:szCs w:val="20"/>
+        </w:rPr>
+        <w:t xml:space="preserve">Charges at my branch</w:t>
+      </w:r>
+      <w:r>
+        <w:rPr>
+          <w:rFonts w:ascii="Arial" w:cs="Arial" w:eastAsia="Arial" w:hAnsi="Arial"/>
+          <w:sz w:val="20"/>
+          <w:szCs w:val="20"/>
+        </w:rPr>
+        <w:t xml:space="preserve"> (form, who, what for, how much) and, if HR issued a Notice to Explain to you, the NTE: read it, type your explanation by the reply date and print it.</w:t>
+      </w:r>
+    </w:p>
+    <w:p>
+      <w:pPr>
         <w:pStyle w:val="Heading2"/>
         <w:keepNext/>
         <w:pageBreakBefore/>
@@ -30454,6 +31682,65 @@
     </w:p>
     <w:p>
       <w:pPr>
+        <w:spacing w:after="80" w:before="40" w:line="276"/>
+      </w:pPr>
+      <w:r>
+        <w:rPr>
+          <w:rFonts w:ascii="Arial" w:cs="Arial" w:eastAsia="Arial" w:hAnsi="Arial"/>
+          <w:b/>
+          <w:bCs/>
+          <w:sz w:val="20"/>
+          <w:szCs w:val="20"/>
+        </w:rPr>
+        <w:t xml:space="preserve">Charges and NTE:</w:t>
+      </w:r>
+      <w:r>
+        <w:rPr>
+          <w:rFonts w:ascii="Arial" w:cs="Arial" w:eastAsia="Arial" w:hAnsi="Arial"/>
+          <w:sz w:val="20"/>
+          <w:szCs w:val="20"/>
+        </w:rPr>
+        <w:t xml:space="preserve"> </w:t>
+      </w:r>
+      <w:r>
+        <w:rPr>
+          <w:rFonts w:ascii="Arial" w:cs="Arial" w:eastAsia="Arial" w:hAnsi="Arial"/>
+          <w:i/>
+          <w:iCs/>
+          <w:sz w:val="20"/>
+          <w:szCs w:val="20"/>
+        </w:rPr>
+        <w:t xml:space="preserve">My Pay &amp; Charges</w:t>
+      </w:r>
+      <w:r>
+        <w:rPr>
+          <w:rFonts w:ascii="Arial" w:cs="Arial" w:eastAsia="Arial" w:hAnsi="Arial"/>
+          <w:sz w:val="20"/>
+          <w:szCs w:val="20"/>
+        </w:rPr>
+        <w:t xml:space="preserve"> shows </w:t>
+      </w:r>
+      <w:r>
+        <w:rPr>
+          <w:rFonts w:ascii="Arial" w:cs="Arial" w:eastAsia="Arial" w:hAnsi="Arial"/>
+          <w:i/>
+          <w:iCs/>
+          <w:sz w:val="20"/>
+          <w:szCs w:val="20"/>
+        </w:rPr>
+        <w:t xml:space="preserve">Charges at my branch</w:t>
+      </w:r>
+      <w:r>
+        <w:rPr>
+          <w:rFonts w:ascii="Arial" w:cs="Arial" w:eastAsia="Arial" w:hAnsi="Arial"/>
+          <w:sz w:val="20"/>
+          <w:szCs w:val="20"/>
+        </w:rPr>
+        <w:t xml:space="preserve"> and any Notice to Explain issued to you (type your explanation there).</w:t>
+      </w:r>
+    </w:p>
+    <w:p>
+      <w:pPr>
         <w:pStyle w:val="Heading2"/>
         <w:keepNext/>
         <w:pageBreakBefore/>
@@ -31693,6 +32980,65 @@
     </w:p>
     <w:p>
       <w:pPr>
+        <w:spacing w:after="80" w:before="40" w:line="276"/>
+      </w:pPr>
+      <w:r>
+        <w:rPr>
+          <w:rFonts w:ascii="Arial" w:cs="Arial" w:eastAsia="Arial" w:hAnsi="Arial"/>
+          <w:b/>
+          <w:bCs/>
+          <w:sz w:val="20"/>
+          <w:szCs w:val="20"/>
+        </w:rPr>
+        <w:t xml:space="preserve">Charges and NTE:</w:t>
+      </w:r>
+      <w:r>
+        <w:rPr>
+          <w:rFonts w:ascii="Arial" w:cs="Arial" w:eastAsia="Arial" w:hAnsi="Arial"/>
+          <w:sz w:val="20"/>
+          <w:szCs w:val="20"/>
+        </w:rPr>
+        <w:t xml:space="preserve"> </w:t>
+      </w:r>
+      <w:r>
+        <w:rPr>
+          <w:rFonts w:ascii="Arial" w:cs="Arial" w:eastAsia="Arial" w:hAnsi="Arial"/>
+          <w:i/>
+          <w:iCs/>
+          <w:sz w:val="20"/>
+          <w:szCs w:val="20"/>
+        </w:rPr>
+        <w:t xml:space="preserve">My Pay &amp; Charges</w:t>
+      </w:r>
+      <w:r>
+        <w:rPr>
+          <w:rFonts w:ascii="Arial" w:cs="Arial" w:eastAsia="Arial" w:hAnsi="Arial"/>
+          <w:sz w:val="20"/>
+          <w:szCs w:val="20"/>
+        </w:rPr>
+        <w:t xml:space="preserve"> shows </w:t>
+      </w:r>
+      <w:r>
+        <w:rPr>
+          <w:rFonts w:ascii="Arial" w:cs="Arial" w:eastAsia="Arial" w:hAnsi="Arial"/>
+          <w:i/>
+          <w:iCs/>
+          <w:sz w:val="20"/>
+          <w:szCs w:val="20"/>
+        </w:rPr>
+        <w:t xml:space="preserve">Charges at my branch</w:t>
+      </w:r>
+      <w:r>
+        <w:rPr>
+          <w:rFonts w:ascii="Arial" w:cs="Arial" w:eastAsia="Arial" w:hAnsi="Arial"/>
+          <w:sz w:val="20"/>
+          <w:szCs w:val="20"/>
+        </w:rPr>
+        <w:t xml:space="preserve"> and any Notice to Explain issued to you (type your explanation there).</w:t>
+      </w:r>
+    </w:p>
+    <w:p>
+      <w:pPr>
         <w:pStyle w:val="Heading2"/>
         <w:keepNext/>
         <w:pageBreakBefore/>
@@ -37545,6 +38891,173 @@
     </w:p>
     <w:p>
       <w:pPr>
+        <w:spacing w:after="80" w:before="40" w:line="276"/>
+      </w:pPr>
+      <w:r>
+        <w:rPr>
+          <w:rFonts w:ascii="Arial" w:cs="Arial" w:eastAsia="Arial" w:hAnsi="Arial"/>
+          <w:b/>
+          <w:bCs/>
+          <w:sz w:val="20"/>
+          <w:szCs w:val="20"/>
+        </w:rPr>
+        <w:t xml:space="preserve">Notice to Explain (NTE):</w:t>
+      </w:r>
+      <w:r>
+        <w:rPr>
+          <w:rFonts w:ascii="Arial" w:cs="Arial" w:eastAsia="Arial" w:hAnsi="Arial"/>
+          <w:sz w:val="20"/>
+          <w:szCs w:val="20"/>
+        </w:rPr>
+        <w:t xml:space="preserve"> HR Notices → </w:t>
+      </w:r>
+      <w:r>
+        <w:rPr>
+          <w:rFonts w:ascii="Arial" w:cs="Arial" w:eastAsia="Arial" w:hAnsi="Arial"/>
+          <w:i/>
+          <w:iCs/>
+          <w:sz w:val="20"/>
+          <w:szCs w:val="20"/>
+        </w:rPr>
+        <w:t xml:space="preserve">Issue an NTE…</w:t>
+      </w:r>
+      <w:r>
+        <w:rPr>
+          <w:rFonts w:ascii="Arial" w:cs="Arial" w:eastAsia="Arial" w:hAnsi="Arial"/>
+          <w:sz w:val="20"/>
+          <w:szCs w:val="20"/>
+        </w:rPr>
+        <w:t xml:space="preserve"> on a notice (tick the person or persons: for a late deposit the list is all the sales associates of the branch), or </w:t>
+      </w:r>
+      <w:r>
+        <w:rPr>
+          <w:rFonts w:ascii="Arial" w:cs="Arial" w:eastAsia="Arial" w:hAnsi="Arial"/>
+          <w:i/>
+          <w:iCs/>
+          <w:sz w:val="20"/>
+          <w:szCs w:val="20"/>
+        </w:rPr>
+        <w:t xml:space="preserve">NTEs issued → Issue an NTE to an employee</w:t>
+      </w:r>
+      <w:r>
+        <w:rPr>
+          <w:rFonts w:ascii="Arial" w:cs="Arial" w:eastAsia="Arial" w:hAnsi="Arial"/>
+          <w:sz w:val="20"/>
+          <w:szCs w:val="20"/>
+        </w:rPr>
+        <w:t xml:space="preserve">. The NTE is numbered, printed on the letterhead, the employee replies (or you type the paper reply), and you record the decision. </w:t>
+      </w:r>
+      <w:r>
+        <w:rPr>
+          <w:rFonts w:ascii="Arial" w:cs="Arial" w:eastAsia="Arial" w:hAnsi="Arial"/>
+          <w:b/>
+          <w:bCs/>
+          <w:sz w:val="20"/>
+          <w:szCs w:val="20"/>
+        </w:rPr>
+        <w:t xml:space="preserve">Memo to one employee:</w:t>
+      </w:r>
+      <w:r>
+        <w:rPr>
+          <w:rFonts w:ascii="Arial" w:cs="Arial" w:eastAsia="Arial" w:hAnsi="Arial"/>
+          <w:sz w:val="20"/>
+          <w:szCs w:val="20"/>
+        </w:rPr>
+        <w:t xml:space="preserve"> Memorandums → Write a memo → pick the employee by name or employee no. </w:t>
+      </w:r>
+      <w:r>
+        <w:rPr>
+          <w:rFonts w:ascii="Arial" w:cs="Arial" w:eastAsia="Arial" w:hAnsi="Arial"/>
+          <w:b/>
+          <w:bCs/>
+          <w:sz w:val="20"/>
+          <w:szCs w:val="20"/>
+        </w:rPr>
+        <w:t xml:space="preserve">Charge forms:</w:t>
+      </w:r>
+      <w:r>
+        <w:rPr>
+          <w:rFonts w:ascii="Arial" w:cs="Arial" w:eastAsia="Arial" w:hAnsi="Arial"/>
+          <w:sz w:val="20"/>
+          <w:szCs w:val="20"/>
+        </w:rPr>
+        <w:t xml:space="preserve"> every charge is charged to named employees; when you finalize, the branch is told too. </w:t>
+      </w:r>
+      <w:r>
+        <w:rPr>
+          <w:rFonts w:ascii="Arial" w:cs="Arial" w:eastAsia="Arial" w:hAnsi="Arial"/>
+          <w:b/>
+          <w:bCs/>
+          <w:sz w:val="20"/>
+          <w:szCs w:val="20"/>
+        </w:rPr>
+        <w:t xml:space="preserve">Employee page (Payroll → click the employee):</w:t>
+      </w:r>
+      <w:r>
+        <w:rPr>
+          <w:rFonts w:ascii="Arial" w:cs="Arial" w:eastAsia="Arial" w:hAnsi="Arial"/>
+          <w:sz w:val="20"/>
+          <w:szCs w:val="20"/>
+        </w:rPr>
+        <w:t xml:space="preserve"> profile, </w:t>
+      </w:r>
+      <w:r>
+        <w:rPr>
+          <w:rFonts w:ascii="Arial" w:cs="Arial" w:eastAsia="Arial" w:hAnsi="Arial"/>
+          <w:b/>
+          <w:bCs/>
+          <w:sz w:val="20"/>
+          <w:szCs w:val="20"/>
+        </w:rPr>
+        <w:t xml:space="preserve">staff ID number change (the Owner approves)</w:t>
+      </w:r>
+      <w:r>
+        <w:rPr>
+          <w:rFonts w:ascii="Arial" w:cs="Arial" w:eastAsia="Arial" w:hAnsi="Arial"/>
+          <w:sz w:val="20"/>
+          <w:szCs w:val="20"/>
+        </w:rPr>
+        <w:t xml:space="preserve">, loans and cash advances (they are deducted by payroll), charges, NTEs and memos. Add employees once with the Excel import; a blank employee no. becomes GWS-0001, GWS-0002… </w:t>
+      </w:r>
+      <w:r>
+        <w:rPr>
+          <w:rFonts w:ascii="Arial" w:cs="Arial" w:eastAsia="Arial" w:hAnsi="Arial"/>
+          <w:b/>
+          <w:bCs/>
+          <w:sz w:val="20"/>
+          <w:szCs w:val="20"/>
+        </w:rPr>
+        <w:t xml:space="preserve">Government contributions:</w:t>
+      </w:r>
+      <w:r>
+        <w:rPr>
+          <w:rFonts w:ascii="Arial" w:cs="Arial" w:eastAsia="Arial" w:hAnsi="Arial"/>
+          <w:sz w:val="20"/>
+          <w:szCs w:val="20"/>
+        </w:rPr>
+        <w:t xml:space="preserve"> type the employee and employer shares of a draft payroll line; check the </w:t>
+      </w:r>
+      <w:r>
+        <w:rPr>
+          <w:rFonts w:ascii="Arial" w:cs="Arial" w:eastAsia="Arial" w:hAnsi="Arial"/>
+          <w:i/>
+          <w:iCs/>
+          <w:sz w:val="20"/>
+          <w:szCs w:val="20"/>
+        </w:rPr>
+        <w:t xml:space="preserve">Contribution tables</w:t>
+      </w:r>
+      <w:r>
+        <w:rPr>
+          <w:rFonts w:ascii="Arial" w:cs="Arial" w:eastAsia="Arial" w:hAnsi="Arial"/>
+          <w:sz w:val="20"/>
+          <w:szCs w:val="20"/>
+        </w:rPr>
+        <w:t xml:space="preserve"> card (load the standard tables if it says one is missing).</w:t>
+      </w:r>
+    </w:p>
+    <w:p>
+      <w:pPr>
         <w:pStyle w:val="Heading2"/>
         <w:keepNext/>
         <w:pageBreakBefore/>
@@ -39045,6 +40558,47 @@
           <w:szCs w:val="20"/>
         </w:rPr>
         <w:t xml:space="preserve"> quantity to see its DRs and open the Daily Sales Report of that date.</w:t>
+      </w:r>
+    </w:p>
+    <w:p>
+      <w:pPr>
+        <w:spacing w:after="80" w:before="40" w:line="276"/>
+      </w:pPr>
+      <w:r>
+        <w:rPr>
+          <w:rFonts w:ascii="Arial" w:cs="Arial" w:eastAsia="Arial" w:hAnsi="Arial"/>
+          <w:b/>
+          <w:bCs/>
+          <w:sz w:val="20"/>
+          <w:szCs w:val="20"/>
+        </w:rPr>
+        <w:t xml:space="preserve">Staff ID number changes:</w:t>
+      </w:r>
+      <w:r>
+        <w:rPr>
+          <w:rFonts w:ascii="Arial" w:cs="Arial" w:eastAsia="Arial" w:hAnsi="Arial"/>
+          <w:sz w:val="20"/>
+          <w:szCs w:val="20"/>
+        </w:rPr>
+        <w:t xml:space="preserve"> HR asks, you approve under My Approvals (the staff ID and the login Company ID change together). </w:t>
+      </w:r>
+      <w:r>
+        <w:rPr>
+          <w:rFonts w:ascii="Arial" w:cs="Arial" w:eastAsia="Arial" w:hAnsi="Arial"/>
+          <w:b/>
+          <w:bCs/>
+          <w:sz w:val="20"/>
+          <w:szCs w:val="20"/>
+        </w:rPr>
+        <w:t xml:space="preserve">NTEs:</w:t>
+      </w:r>
+      <w:r>
+        <w:rPr>
+          <w:rFonts w:ascii="Arial" w:cs="Arial" w:eastAsia="Arial" w:hAnsi="Arial"/>
+          <w:sz w:val="20"/>
+          <w:szCs w:val="20"/>
+        </w:rPr>
+        <w:t xml:space="preserve"> you are told when HR issues one; HR records the reply and decision.</w:t>
       </w:r>
     </w:p>
     <w:p>

--- a/docs/printable/GWS-ERP-User-Guide.docx
+++ b/docs/printable/GWS-ERP-User-Guide.docx
@@ -73,7 +73,7 @@
           <w:sz w:val="20"/>
           <w:szCs w:val="20"/>
         </w:rPr>
-        <w:t xml:space="preserve">Version of 2026-10-16</w:t>
+        <w:t xml:space="preserve">Version of 2026-10-19</w:t>
       </w:r>
     </w:p>
     <w:p>
@@ -9438,6 +9438,70 @@
       <w:r>
         <w:rPr>
           <w:rFonts w:ascii="Arial" w:cs="Arial" w:eastAsia="Arial" w:hAnsi="Arial"/>
+          <w:b/>
+          <w:bCs/>
+          <w:sz w:val="20"/>
+          <w:szCs w:val="20"/>
+        </w:rPr>
+        <w:t xml:space="preserve">Add several names</w:t>
+      </w:r>
+      <w:r>
+        <w:rPr>
+          <w:rFonts w:ascii="Arial" w:cs="Arial" w:eastAsia="Arial" w:hAnsi="Arial"/>
+          <w:sz w:val="20"/>
+          <w:szCs w:val="20"/>
+        </w:rPr>
+        <w:t xml:space="preserve"> (Payroll → Employees): one row per person with name, position, branch and monthly basic; one Owner approval creates them all. </w:t>
+      </w:r>
+      <w:r>
+        <w:rPr>
+          <w:rFonts w:ascii="Arial" w:cs="Arial" w:eastAsia="Arial" w:hAnsi="Arial"/>
+          <w:b/>
+          <w:bCs/>
+          <w:sz w:val="20"/>
+          <w:szCs w:val="20"/>
+        </w:rPr>
+        <w:t xml:space="preserve">Changing a name, position, branch or monthly basic</w:t>
+      </w:r>
+      <w:r>
+        <w:rPr>
+          <w:rFonts w:ascii="Arial" w:cs="Arial" w:eastAsia="Arial" w:hAnsi="Arial"/>
+          <w:sz w:val="20"/>
+          <w:szCs w:val="20"/>
+        </w:rPr>
+        <w:t xml:space="preserve"> of an employee also waits for the Owner (the employee page says what is waiting); government numbers, bank account and active are saved at once. People are shown as </w:t>
+      </w:r>
+      <w:r>
+        <w:rPr>
+          <w:rFonts w:ascii="Arial" w:cs="Arial" w:eastAsia="Arial" w:hAnsi="Arial"/>
+          <w:i/>
+          <w:iCs/>
+          <w:sz w:val="20"/>
+          <w:szCs w:val="20"/>
+        </w:rPr>
+        <w:t xml:space="preserve">Name · Position</w:t>
+      </w:r>
+      <w:r>
+        <w:rPr>
+          <w:rFonts w:ascii="Arial" w:cs="Arial" w:eastAsia="Arial" w:hAnsi="Arial"/>
+          <w:sz w:val="20"/>
+          <w:szCs w:val="20"/>
+        </w:rPr>
+        <w:t xml:space="preserve"> in every list.</w:t>
+      </w:r>
+    </w:p>
+    <w:p>
+      <w:pPr>
+        <w:pStyle w:val="ListParagraph"/>
+        <w:numPr>
+          <w:ilvl w:val="0"/>
+          <w:numId w:val="51"/>
+        </w:numPr>
+        <w:spacing w:after="50" w:line="270"/>
+      </w:pPr>
+      <w:r>
+        <w:rPr>
+          <w:rFonts w:ascii="Arial" w:cs="Arial" w:eastAsia="Arial" w:hAnsi="Arial"/>
           <w:sz w:val="20"/>
           <w:szCs w:val="20"/>
         </w:rPr>
@@ -10522,6 +10586,70 @@
       <w:r>
         <w:rPr>
           <w:rFonts w:ascii="Arial" w:cs="Arial" w:eastAsia="Arial" w:hAnsi="Arial"/>
+          <w:b/>
+          <w:bCs/>
+          <w:sz w:val="20"/>
+          <w:szCs w:val="20"/>
+        </w:rPr>
+        <w:t xml:space="preserve">Linked to (what caused the charge):</w:t>
+      </w:r>
+      <w:r>
+        <w:rPr>
+          <w:rFonts w:ascii="Arial" w:cs="Arial" w:eastAsia="Arial" w:hAnsi="Arial"/>
+          <w:sz w:val="20"/>
+          <w:szCs w:val="20"/>
+        </w:rPr>
+        <w:t xml:space="preserve"> in the new form choose </w:t>
+      </w:r>
+      <w:r>
+        <w:rPr>
+          <w:rFonts w:ascii="Arial" w:cs="Arial" w:eastAsia="Arial" w:hAnsi="Arial"/>
+          <w:i/>
+          <w:iCs/>
+          <w:sz w:val="20"/>
+          <w:szCs w:val="20"/>
+        </w:rPr>
+        <w:t xml:space="preserve">Linked to</w:t>
+      </w:r>
+      <w:r>
+        <w:rPr>
+          <w:rFonts w:ascii="Arial" w:cs="Arial" w:eastAsia="Arial" w:hAnsi="Arial"/>
+          <w:sz w:val="20"/>
+          <w:szCs w:val="20"/>
+        </w:rPr>
+        <w:t xml:space="preserve"> and pick the cause from the automatic list of that branch: count discrepancy, transfer difference, BO / write-off, marketing pull-out, cash shortage, branch expense, DR / SI, receiving shortage, replacement ticket, e-commerce return or overdue AR. The branch, the reason, the items (at the franchise price, never the cost) and the staff named on the document are filled in, and you can still change them. The list and the form show a </w:t>
+      </w:r>
+      <w:r>
+        <w:rPr>
+          <w:rFonts w:ascii="Arial" w:cs="Arial" w:eastAsia="Arial" w:hAnsi="Arial"/>
+          <w:b/>
+          <w:bCs/>
+          <w:sz w:val="20"/>
+          <w:szCs w:val="20"/>
+        </w:rPr>
+        <w:t xml:space="preserve">Linked to</w:t>
+      </w:r>
+      <w:r>
+        <w:rPr>
+          <w:rFonts w:ascii="Arial" w:cs="Arial" w:eastAsia="Arial" w:hAnsi="Arial"/>
+          <w:sz w:val="20"/>
+          <w:szCs w:val="20"/>
+        </w:rPr>
+        <w:t xml:space="preserve"> link that opens the document.</w:t>
+      </w:r>
+    </w:p>
+    <w:p>
+      <w:pPr>
+        <w:pStyle w:val="ListParagraph"/>
+        <w:numPr>
+          <w:ilvl w:val="0"/>
+          <w:numId w:val="59"/>
+        </w:numPr>
+        <w:spacing w:after="50" w:line="270"/>
+      </w:pPr>
+      <w:r>
+        <w:rPr>
+          <w:rFonts w:ascii="Arial" w:cs="Arial" w:eastAsia="Arial" w:hAnsi="Arial"/>
           <w:sz w:val="20"/>
           <w:szCs w:val="20"/>
         </w:rPr>
@@ -13099,7 +13227,43 @@
           <w:sz w:val="20"/>
           <w:szCs w:val="20"/>
         </w:rPr>
-        <w:t xml:space="preserve"> For a late deposit the notice lists </w:t>
+        <w:t xml:space="preserve"> HR is notified (bell and dashboard card </w:t>
+      </w:r>
+      <w:r>
+        <w:rPr>
+          <w:rFonts w:ascii="Arial" w:cs="Arial" w:eastAsia="Arial" w:hAnsi="Arial"/>
+          <w:b/>
+          <w:bCs/>
+          <w:sz w:val="20"/>
+          <w:szCs w:val="20"/>
+        </w:rPr>
+        <w:t xml:space="preserve">Waiting for HR</w:t>
+      </w:r>
+      <w:r>
+        <w:rPr>
+          <w:rFonts w:ascii="Arial" w:cs="Arial" w:eastAsia="Arial" w:hAnsi="Arial"/>
+          <w:sz w:val="20"/>
+          <w:szCs w:val="20"/>
+        </w:rPr>
+        <w:t xml:space="preserve">) and the system prepares the NTE as a </w:t>
+      </w:r>
+      <w:r>
+        <w:rPr>
+          <w:rFonts w:ascii="Arial" w:cs="Arial" w:eastAsia="Arial" w:hAnsi="Arial"/>
+          <w:b/>
+          <w:bCs/>
+          <w:sz w:val="20"/>
+          <w:szCs w:val="20"/>
+        </w:rPr>
+        <w:t xml:space="preserve">draft</w:t>
+      </w:r>
+      <w:r>
+        <w:rPr>
+          <w:rFonts w:ascii="Arial" w:cs="Arial" w:eastAsia="Arial" w:hAnsi="Arial"/>
+          <w:sz w:val="20"/>
+          <w:szCs w:val="20"/>
+        </w:rPr>
+        <w:t xml:space="preserve"> for the person(s) concerned, shown as </w:t>
       </w:r>
       <w:r>
         <w:rPr>
@@ -13109,69 +13273,15 @@
           <w:sz w:val="20"/>
           <w:szCs w:val="20"/>
         </w:rPr>
-        <w:t xml:space="preserve">all the sales associates of that branch</w:t>
-      </w:r>
-      <w:r>
-        <w:rPr>
-          <w:rFonts w:ascii="Arial" w:cs="Arial" w:eastAsia="Arial" w:hAnsi="Arial"/>
-          <w:sz w:val="20"/>
-          <w:szCs w:val="20"/>
-        </w:rPr>
-        <w:t xml:space="preserve"> (not only who was on duty): HR decides who must explain. Press </w:t>
-      </w:r>
-      <w:r>
-        <w:rPr>
-          <w:rFonts w:ascii="Arial" w:cs="Arial" w:eastAsia="Arial" w:hAnsi="Arial"/>
-          <w:b/>
-          <w:bCs/>
-          <w:sz w:val="20"/>
-          <w:szCs w:val="20"/>
-        </w:rPr>
-        <w:t xml:space="preserve">Issue an NTE…</w:t>
-      </w:r>
-      <w:r>
-        <w:rPr>
-          <w:rFonts w:ascii="Arial" w:cs="Arial" w:eastAsia="Arial" w:hAnsi="Arial"/>
-          <w:sz w:val="20"/>
-          <w:szCs w:val="20"/>
-        </w:rPr>
-        <w:t xml:space="preserve">, </w:t>
-      </w:r>
-      <w:r>
-        <w:rPr>
-          <w:rFonts w:ascii="Arial" w:cs="Arial" w:eastAsia="Arial" w:hAnsi="Arial"/>
-          <w:b/>
-          <w:bCs/>
-          <w:sz w:val="20"/>
-          <w:szCs w:val="20"/>
-        </w:rPr>
-        <w:t xml:space="preserve">tick the person or persons</w:t>
-      </w:r>
-      <w:r>
-        <w:rPr>
-          <w:rFonts w:ascii="Arial" w:cs="Arial" w:eastAsia="Arial" w:hAnsi="Arial"/>
-          <w:sz w:val="20"/>
-          <w:szCs w:val="20"/>
-        </w:rPr>
-        <w:t xml:space="preserve">, add words if you wish, and </w:t>
-      </w:r>
-      <w:r>
-        <w:rPr>
-          <w:rFonts w:ascii="Arial" w:cs="Arial" w:eastAsia="Arial" w:hAnsi="Arial"/>
-          <w:b/>
-          <w:bCs/>
-          <w:sz w:val="20"/>
-          <w:szCs w:val="20"/>
-        </w:rPr>
-        <w:t xml:space="preserve">Issue</w:t>
-      </w:r>
-      <w:r>
-        <w:rPr>
-          <w:rFonts w:ascii="Arial" w:cs="Arial" w:eastAsia="Arial" w:hAnsi="Arial"/>
-          <w:sz w:val="20"/>
-          <w:szCs w:val="20"/>
-        </w:rPr>
-        <w:t xml:space="preserve">. One numbered NTE (NTE-2026-001) is made for each person, with the notice details already in it, and the notice becomes </w:t>
+        <w:t xml:space="preserve">name · position</w:t>
+      </w:r>
+      <w:r>
+        <w:rPr>
+          <w:rFonts w:ascii="Arial" w:cs="Arial" w:eastAsia="Arial" w:hAnsi="Arial"/>
+          <w:sz w:val="20"/>
+          <w:szCs w:val="20"/>
+        </w:rPr>
+        <w:t xml:space="preserve">. For a late deposit these are the people who recorded the day's cash sales, submitted the Daily Sales Report, counted the cash or made a partial deposit; if nobody can be told, the notice says </w:t>
       </w:r>
       <w:r>
         <w:rPr>
@@ -13181,15 +13291,133 @@
           <w:sz w:val="20"/>
           <w:szCs w:val="20"/>
         </w:rPr>
-        <w:t xml:space="preserve">NTE issued</w:t>
-      </w:r>
-      <w:r>
-        <w:rPr>
-          <w:rFonts w:ascii="Arial" w:cs="Arial" w:eastAsia="Arial" w:hAnsi="Arial"/>
-          <w:sz w:val="20"/>
-          <w:szCs w:val="20"/>
-        </w:rPr>
-        <w:t xml:space="preserve">. A person who has no employee record cannot receive an NTE (add them under Payroll first).</w:t>
+        <w:t xml:space="preserve">choose who</w:t>
+      </w:r>
+      <w:r>
+        <w:rPr>
+          <w:rFonts w:ascii="Arial" w:cs="Arial" w:eastAsia="Arial" w:hAnsi="Arial"/>
+          <w:sz w:val="20"/>
+          <w:szCs w:val="20"/>
+        </w:rPr>
+        <w:t xml:space="preserve"> and lists the branch's sales associates. Count discrepancies (after the explanation deadline), transfer differences and post-close edits also arrive here.</w:t>
+      </w:r>
+    </w:p>
+    <w:p>
+      <w:pPr>
+        <w:pStyle w:val="ListParagraph"/>
+        <w:numPr>
+          <w:ilvl w:val="0"/>
+          <w:numId w:val="75"/>
+        </w:numPr>
+        <w:spacing w:after="50" w:line="270"/>
+      </w:pPr>
+      <w:r>
+        <w:rPr>
+          <w:rFonts w:ascii="Arial" w:cs="Arial" w:eastAsia="Arial" w:hAnsi="Arial"/>
+          <w:b/>
+          <w:bCs/>
+          <w:sz w:val="20"/>
+          <w:szCs w:val="20"/>
+        </w:rPr>
+        <w:t xml:space="preserve">Create NTE:</w:t>
+      </w:r>
+      <w:r>
+        <w:rPr>
+          <w:rFonts w:ascii="Arial" w:cs="Arial" w:eastAsia="Arial" w:hAnsi="Arial"/>
+          <w:sz w:val="20"/>
+          <w:szCs w:val="20"/>
+        </w:rPr>
+        <w:t xml:space="preserve"> press the button on the notification, on the dashboard card or in the notice (</w:t>
+      </w:r>
+      <w:r>
+        <w:rPr>
+          <w:rFonts w:ascii="Arial" w:cs="Arial" w:eastAsia="Arial" w:hAnsi="Arial"/>
+          <w:b/>
+          <w:bCs/>
+          <w:sz w:val="20"/>
+          <w:szCs w:val="20"/>
+        </w:rPr>
+        <w:t xml:space="preserve">Generate NTE…</w:t>
+      </w:r>
+      <w:r>
+        <w:rPr>
+          <w:rFonts w:ascii="Arial" w:cs="Arial" w:eastAsia="Arial" w:hAnsi="Arial"/>
+          <w:sz w:val="20"/>
+          <w:szCs w:val="20"/>
+        </w:rPr>
+        <w:t xml:space="preserve">). Read the text, change it if needed, tick the people and </w:t>
+      </w:r>
+      <w:r>
+        <w:rPr>
+          <w:rFonts w:ascii="Arial" w:cs="Arial" w:eastAsia="Arial" w:hAnsi="Arial"/>
+          <w:b/>
+          <w:bCs/>
+          <w:sz w:val="20"/>
+          <w:szCs w:val="20"/>
+        </w:rPr>
+        <w:t xml:space="preserve">Issue</w:t>
+      </w:r>
+      <w:r>
+        <w:rPr>
+          <w:rFonts w:ascii="Arial" w:cs="Arial" w:eastAsia="Arial" w:hAnsi="Arial"/>
+          <w:sz w:val="20"/>
+          <w:szCs w:val="20"/>
+        </w:rPr>
+        <w:t xml:space="preserve">. Only then does the NTE get its number (NTE-2026-001) and the employee is told; a draft is never sent by itself. The notice also has </w:t>
+      </w:r>
+      <w:r>
+        <w:rPr>
+          <w:rFonts w:ascii="Arial" w:cs="Arial" w:eastAsia="Arial" w:hAnsi="Arial"/>
+          <w:b/>
+          <w:bCs/>
+          <w:sz w:val="20"/>
+          <w:szCs w:val="20"/>
+        </w:rPr>
+        <w:t xml:space="preserve">Create a charge form…</w:t>
+      </w:r>
+      <w:r>
+        <w:rPr>
+          <w:rFonts w:ascii="Arial" w:cs="Arial" w:eastAsia="Arial" w:hAnsi="Arial"/>
+          <w:sz w:val="20"/>
+          <w:szCs w:val="20"/>
+        </w:rPr>
+        <w:t xml:space="preserve">, </w:t>
+      </w:r>
+      <w:r>
+        <w:rPr>
+          <w:rFonts w:ascii="Arial" w:cs="Arial" w:eastAsia="Arial" w:hAnsi="Arial"/>
+          <w:b/>
+          <w:bCs/>
+          <w:sz w:val="20"/>
+          <w:szCs w:val="20"/>
+        </w:rPr>
+        <w:t xml:space="preserve">Refer to the Owner</w:t>
+      </w:r>
+      <w:r>
+        <w:rPr>
+          <w:rFonts w:ascii="Arial" w:cs="Arial" w:eastAsia="Arial" w:hAnsi="Arial"/>
+          <w:sz w:val="20"/>
+          <w:szCs w:val="20"/>
+        </w:rPr>
+        <w:t xml:space="preserve"> and </w:t>
+      </w:r>
+      <w:r>
+        <w:rPr>
+          <w:rFonts w:ascii="Arial" w:cs="Arial" w:eastAsia="Arial" w:hAnsi="Arial"/>
+          <w:b/>
+          <w:bCs/>
+          <w:sz w:val="20"/>
+          <w:szCs w:val="20"/>
+        </w:rPr>
+        <w:t xml:space="preserve">Close</w:t>
+      </w:r>
+      <w:r>
+        <w:rPr>
+          <w:rFonts w:ascii="Arial" w:cs="Arial" w:eastAsia="Arial" w:hAnsi="Arial"/>
+          <w:sz w:val="20"/>
+          <w:szCs w:val="20"/>
+        </w:rPr>
+        <w:t xml:space="preserve">, and lists the NTEs and charge forms made from it. A person who has no employee record cannot receive an NTE (add them under Payroll first).</w:t>
       </w:r>
     </w:p>
     <w:p>
@@ -38052,6 +38280,80 @@
         <w:pStyle w:val="ListParagraph"/>
         <w:numPr>
           <w:ilvl w:val="0"/>
+          <w:numId w:val="192"/>
+        </w:numPr>
+        <w:spacing w:after="40" w:line="264"/>
+      </w:pPr>
+      <w:r>
+        <w:rPr>
+          <w:rFonts w:ascii="Arial" w:cs="Arial" w:eastAsia="Arial" w:hAnsi="Arial"/>
+          <w:b/>
+          <w:bCs/>
+          <w:sz w:val="20"/>
+          <w:szCs w:val="20"/>
+        </w:rPr>
+        <w:t xml:space="preserve">Add several names:</w:t>
+      </w:r>
+      <w:r>
+        <w:rPr>
+          <w:rFonts w:ascii="Arial" w:cs="Arial" w:eastAsia="Arial" w:hAnsi="Arial"/>
+          <w:sz w:val="20"/>
+          <w:szCs w:val="20"/>
+        </w:rPr>
+        <w:t xml:space="preserve"> </w:t>
+      </w:r>
+      <w:r>
+        <w:rPr>
+          <w:rFonts w:ascii="Arial" w:cs="Arial" w:eastAsia="Arial" w:hAnsi="Arial"/>
+          <w:i/>
+          <w:iCs/>
+          <w:sz w:val="20"/>
+          <w:szCs w:val="20"/>
+        </w:rPr>
+        <w:t xml:space="preserve">Add several names</w:t>
+      </w:r>
+      <w:r>
+        <w:rPr>
+          <w:rFonts w:ascii="Arial" w:cs="Arial" w:eastAsia="Arial" w:hAnsi="Arial"/>
+          <w:sz w:val="20"/>
+          <w:szCs w:val="20"/>
+        </w:rPr>
+        <w:t xml:space="preserve"> → name, position, branch and monthly basic per row → one Owner approval.</w:t>
+      </w:r>
+    </w:p>
+    <w:p>
+      <w:pPr>
+        <w:pStyle w:val="ListParagraph"/>
+        <w:numPr>
+          <w:ilvl w:val="0"/>
+          <w:numId w:val="192"/>
+        </w:numPr>
+        <w:spacing w:after="40" w:line="264"/>
+      </w:pPr>
+      <w:r>
+        <w:rPr>
+          <w:rFonts w:ascii="Arial" w:cs="Arial" w:eastAsia="Arial" w:hAnsi="Arial"/>
+          <w:b/>
+          <w:bCs/>
+          <w:sz w:val="20"/>
+          <w:szCs w:val="20"/>
+        </w:rPr>
+        <w:t xml:space="preserve">Change a name, position, branch or monthly basic:</w:t>
+      </w:r>
+      <w:r>
+        <w:rPr>
+          <w:rFonts w:ascii="Arial" w:cs="Arial" w:eastAsia="Arial" w:hAnsi="Arial"/>
+          <w:sz w:val="20"/>
+          <w:szCs w:val="20"/>
+        </w:rPr>
+        <w:t xml:space="preserve"> it waits for the Owner (the employee page says so). Government numbers, bank and active are saved at once.</w:t>
+      </w:r>
+    </w:p>
+    <w:p>
+      <w:pPr>
+        <w:pStyle w:val="ListParagraph"/>
+        <w:numPr>
+          <w:ilvl w:val="0"/>
           <w:numId w:val="191"/>
         </w:numPr>
         <w:spacing w:after="50" w:line="270"/>
@@ -38381,6 +38683,52 @@
       <w:r>
         <w:rPr>
           <w:rFonts w:ascii="Arial" w:cs="Arial" w:eastAsia="Arial" w:hAnsi="Arial"/>
+          <w:b/>
+          <w:bCs/>
+          <w:sz w:val="20"/>
+          <w:szCs w:val="20"/>
+        </w:rPr>
+        <w:t xml:space="preserve">New charge form → Linked to:</w:t>
+      </w:r>
+      <w:r>
+        <w:rPr>
+          <w:rFonts w:ascii="Arial" w:cs="Arial" w:eastAsia="Arial" w:hAnsi="Arial"/>
+          <w:sz w:val="20"/>
+          <w:szCs w:val="20"/>
+        </w:rPr>
+        <w:t xml:space="preserve"> choose the cause (count discrepancy, transfer difference, BO / write-off, expense, DR, …) and pick it from the list; items and staff are filled in and the </w:t>
+      </w:r>
+      <w:r>
+        <w:rPr>
+          <w:rFonts w:ascii="Arial" w:cs="Arial" w:eastAsia="Arial" w:hAnsi="Arial"/>
+          <w:b/>
+          <w:bCs/>
+          <w:sz w:val="20"/>
+          <w:szCs w:val="20"/>
+        </w:rPr>
+        <w:t xml:space="preserve">Linked to</w:t>
+      </w:r>
+      <w:r>
+        <w:rPr>
+          <w:rFonts w:ascii="Arial" w:cs="Arial" w:eastAsia="Arial" w:hAnsi="Arial"/>
+          <w:sz w:val="20"/>
+          <w:szCs w:val="20"/>
+        </w:rPr>
+        <w:t xml:space="preserve"> column opens the document.</w:t>
+      </w:r>
+    </w:p>
+    <w:p>
+      <w:pPr>
+        <w:pStyle w:val="ListParagraph"/>
+        <w:numPr>
+          <w:ilvl w:val="0"/>
+          <w:numId w:val="195"/>
+        </w:numPr>
+        <w:spacing w:after="40" w:line="264"/>
+      </w:pPr>
+      <w:r>
+        <w:rPr>
+          <w:rFonts w:ascii="Arial" w:cs="Arial" w:eastAsia="Arial" w:hAnsi="Arial"/>
           <w:sz w:val="20"/>
           <w:szCs w:val="20"/>
         </w:rPr>
@@ -38412,7 +38760,7 @@
           <w:sz w:val="20"/>
           <w:szCs w:val="20"/>
         </w:rPr>
-        <w:t xml:space="preserve"> when a branch did not deposit its cash on time, a notice lists the amount, the dates and the staff on duty.</w:t>
+        <w:t xml:space="preserve"> when a branch did not deposit its cash on time, a count discrepancy passes its deadline, or a transfer differs, you are notified and a notice lists the amount, the dates and the people concerned (name · position).</w:t>
       </w:r>
     </w:p>
     <w:p>
@@ -38430,25 +38778,133 @@
           <w:sz w:val="20"/>
           <w:szCs w:val="20"/>
         </w:rPr>
-        <w:t xml:space="preserve">Issue the NTE, then </w:t>
-      </w:r>
-      <w:r>
-        <w:rPr>
-          <w:rFonts w:ascii="Arial" w:cs="Arial" w:eastAsia="Arial" w:hAnsi="Arial"/>
-          <w:b/>
-          <w:bCs/>
-          <w:sz w:val="20"/>
-          <w:szCs w:val="20"/>
-        </w:rPr>
-        <w:t xml:space="preserve">Mark NTE issued</w:t>
-      </w:r>
-      <w:r>
-        <w:rPr>
-          <w:rFonts w:ascii="Arial" w:cs="Arial" w:eastAsia="Arial" w:hAnsi="Arial"/>
-          <w:sz w:val="20"/>
-          <w:szCs w:val="20"/>
-        </w:rPr>
-        <w:t xml:space="preserve">; </w:t>
+        <w:t xml:space="preserve">The bell and the dashboard card </w:t>
+      </w:r>
+      <w:r>
+        <w:rPr>
+          <w:rFonts w:ascii="Arial" w:cs="Arial" w:eastAsia="Arial" w:hAnsi="Arial"/>
+          <w:b/>
+          <w:bCs/>
+          <w:sz w:val="20"/>
+          <w:szCs w:val="20"/>
+        </w:rPr>
+        <w:t xml:space="preserve">Waiting for HR</w:t>
+      </w:r>
+      <w:r>
+        <w:rPr>
+          <w:rFonts w:ascii="Arial" w:cs="Arial" w:eastAsia="Arial" w:hAnsi="Arial"/>
+          <w:sz w:val="20"/>
+          <w:szCs w:val="20"/>
+        </w:rPr>
+        <w:t xml:space="preserve"> show </w:t>
+      </w:r>
+      <w:r>
+        <w:rPr>
+          <w:rFonts w:ascii="Arial" w:cs="Arial" w:eastAsia="Arial" w:hAnsi="Arial"/>
+          <w:b/>
+          <w:bCs/>
+          <w:sz w:val="20"/>
+          <w:szCs w:val="20"/>
+        </w:rPr>
+        <w:t xml:space="preserve">Create NTE</w:t>
+      </w:r>
+      <w:r>
+        <w:rPr>
+          <w:rFonts w:ascii="Arial" w:cs="Arial" w:eastAsia="Arial" w:hAnsi="Arial"/>
+          <w:sz w:val="20"/>
+          <w:szCs w:val="20"/>
+        </w:rPr>
+        <w:t xml:space="preserve">: an NTE draft is already prepared; read it and </w:t>
+      </w:r>
+      <w:r>
+        <w:rPr>
+          <w:rFonts w:ascii="Arial" w:cs="Arial" w:eastAsia="Arial" w:hAnsi="Arial"/>
+          <w:b/>
+          <w:bCs/>
+          <w:sz w:val="20"/>
+          <w:szCs w:val="20"/>
+        </w:rPr>
+        <w:t xml:space="preserve">Issue</w:t>
+      </w:r>
+      <w:r>
+        <w:rPr>
+          <w:rFonts w:ascii="Arial" w:cs="Arial" w:eastAsia="Arial" w:hAnsi="Arial"/>
+          <w:sz w:val="20"/>
+          <w:szCs w:val="20"/>
+        </w:rPr>
+        <w:t xml:space="preserve"> (nothing reaches the employee before that).</w:t>
+      </w:r>
+    </w:p>
+    <w:p>
+      <w:pPr>
+        <w:pStyle w:val="ListParagraph"/>
+        <w:numPr>
+          <w:ilvl w:val="0"/>
+          <w:numId w:val="196"/>
+        </w:numPr>
+        <w:spacing w:after="40" w:line="264"/>
+      </w:pPr>
+      <w:r>
+        <w:rPr>
+          <w:rFonts w:ascii="Arial" w:cs="Arial" w:eastAsia="Arial" w:hAnsi="Arial"/>
+          <w:sz w:val="20"/>
+          <w:szCs w:val="20"/>
+        </w:rPr>
+        <w:t xml:space="preserve">In the notice: </w:t>
+      </w:r>
+      <w:r>
+        <w:rPr>
+          <w:rFonts w:ascii="Arial" w:cs="Arial" w:eastAsia="Arial" w:hAnsi="Arial"/>
+          <w:b/>
+          <w:bCs/>
+          <w:sz w:val="20"/>
+          <w:szCs w:val="20"/>
+        </w:rPr>
+        <w:t xml:space="preserve">Generate NTE…</w:t>
+      </w:r>
+      <w:r>
+        <w:rPr>
+          <w:rFonts w:ascii="Arial" w:cs="Arial" w:eastAsia="Arial" w:hAnsi="Arial"/>
+          <w:sz w:val="20"/>
+          <w:szCs w:val="20"/>
+        </w:rPr>
+        <w:t xml:space="preserve">, </w:t>
+      </w:r>
+      <w:r>
+        <w:rPr>
+          <w:rFonts w:ascii="Arial" w:cs="Arial" w:eastAsia="Arial" w:hAnsi="Arial"/>
+          <w:b/>
+          <w:bCs/>
+          <w:sz w:val="20"/>
+          <w:szCs w:val="20"/>
+        </w:rPr>
+        <w:t xml:space="preserve">Create a charge form…</w:t>
+      </w:r>
+      <w:r>
+        <w:rPr>
+          <w:rFonts w:ascii="Arial" w:cs="Arial" w:eastAsia="Arial" w:hAnsi="Arial"/>
+          <w:sz w:val="20"/>
+          <w:szCs w:val="20"/>
+        </w:rPr>
+        <w:t xml:space="preserve">, </w:t>
+      </w:r>
+      <w:r>
+        <w:rPr>
+          <w:rFonts w:ascii="Arial" w:cs="Arial" w:eastAsia="Arial" w:hAnsi="Arial"/>
+          <w:b/>
+          <w:bCs/>
+          <w:sz w:val="20"/>
+          <w:szCs w:val="20"/>
+        </w:rPr>
+        <w:t xml:space="preserve">Refer to the Owner</w:t>
+      </w:r>
+      <w:r>
+        <w:rPr>
+          <w:rFonts w:ascii="Arial" w:cs="Arial" w:eastAsia="Arial" w:hAnsi="Arial"/>
+          <w:sz w:val="20"/>
+          <w:szCs w:val="20"/>
+        </w:rPr>
+        <w:t xml:space="preserve">, </w:t>
       </w:r>
       <w:r>
         <w:rPr>
@@ -38466,7 +38922,25 @@
           <w:sz w:val="20"/>
           <w:szCs w:val="20"/>
         </w:rPr>
-        <w:t xml:space="preserve"> it when settled.</w:t>
+        <w:t xml:space="preserve">.</w:t>
+      </w:r>
+    </w:p>
+    <w:p>
+      <w:pPr>
+        <w:pStyle w:val="ListParagraph"/>
+        <w:numPr>
+          <w:ilvl w:val="0"/>
+          <w:numId w:val="196"/>
+        </w:numPr>
+        <w:spacing w:after="40" w:line="264"/>
+      </w:pPr>
+      <w:r>
+        <w:rPr>
+          <w:rFonts w:ascii="Arial" w:cs="Arial" w:eastAsia="Arial" w:hAnsi="Arial"/>
+          <w:sz w:val="20"/>
+          <w:szCs w:val="20"/>
+        </w:rPr>
+        <w:t xml:space="preserve">When nobody can be named, you choose from the branch's associates.</w:t>
       </w:r>
     </w:p>
     <w:p>

--- a/docs/printable/GWS-ERP-User-Guide.docx
+++ b/docs/printable/GWS-ERP-User-Guide.docx
@@ -2170,6 +2170,85 @@
     </w:p>
     <w:p>
       <w:pPr>
+        <w:pStyle w:val="ListParagraph"/>
+        <w:numPr>
+          <w:ilvl w:val="0"/>
+          <w:numId w:val="2"/>
+        </w:numPr>
+        <w:spacing w:after="50" w:line="270"/>
+      </w:pPr>
+      <w:r>
+        <w:rPr>
+          <w:rFonts w:ascii="Arial" w:cs="Arial" w:eastAsia="Arial" w:hAnsi="Arial"/>
+          <w:b/>
+          <w:bCs/>
+          <w:sz w:val="20"/>
+          <w:szCs w:val="20"/>
+        </w:rPr>
+        <w:t xml:space="preserve">Nobody can sign in, or the authenticator was lost?</w:t>
+      </w:r>
+      <w:r>
+        <w:rPr>
+          <w:rFonts w:ascii="Arial" w:cs="Arial" w:eastAsia="Arial" w:hAnsi="Arial"/>
+          <w:sz w:val="20"/>
+          <w:szCs w:val="20"/>
+        </w:rPr>
+        <w:t xml:space="preserve"> On the office Mac the Owner can run </w:t>
+      </w:r>
+      <w:r>
+        <w:rPr>
+          <w:rFonts w:ascii="Courier New" w:cs="Courier New" w:eastAsia="Courier New" w:hAnsi="Courier New"/>
+          <w:sz w:val="18"/>
+          <w:szCs w:val="18"/>
+          <w:shd w:fill="EEF1F6" w:color="auto" w:val="clear"/>
+        </w:rPr>
+        <w:t xml:space="preserve">pnpm reset-password &lt;username&gt;</w:t>
+      </w:r>
+      <w:r>
+        <w:rPr>
+          <w:rFonts w:ascii="Arial" w:cs="Arial" w:eastAsia="Arial" w:hAnsi="Arial"/>
+          <w:sz w:val="20"/>
+          <w:szCs w:val="20"/>
+        </w:rPr>
+        <w:t xml:space="preserve"> (add </w:t>
+      </w:r>
+      <w:r>
+        <w:rPr>
+          <w:rFonts w:ascii="Courier New" w:cs="Courier New" w:eastAsia="Courier New" w:hAnsi="Courier New"/>
+          <w:sz w:val="18"/>
+          <w:szCs w:val="18"/>
+          <w:shd w:fill="EEF1F6" w:color="auto" w:val="clear"/>
+        </w:rPr>
+        <w:t xml:space="preserve">--totp</w:t>
+      </w:r>
+      <w:r>
+        <w:rPr>
+          <w:rFonts w:ascii="Arial" w:cs="Arial" w:eastAsia="Arial" w:hAnsi="Arial"/>
+          <w:sz w:val="20"/>
+          <w:szCs w:val="20"/>
+        </w:rPr>
+        <w:t xml:space="preserve"> to clear the authenticator so it is set up again at the next sign-in; </w:t>
+      </w:r>
+      <w:r>
+        <w:rPr>
+          <w:rFonts w:ascii="Courier New" w:cs="Courier New" w:eastAsia="Courier New" w:hAnsi="Courier New"/>
+          <w:sz w:val="18"/>
+          <w:szCs w:val="18"/>
+          <w:shd w:fill="EEF1F6" w:color="auto" w:val="clear"/>
+        </w:rPr>
+        <w:t xml:space="preserve">pnpm reset-password --all-demo</w:t>
+      </w:r>
+      <w:r>
+        <w:rPr>
+          <w:rFonts w:ascii="Arial" w:cs="Arial" w:eastAsia="Arial" w:hAnsi="Arial"/>
+          <w:sz w:val="20"/>
+          <w:szCs w:val="20"/>
+        </w:rPr>
+        <w:t xml:space="preserve"> resets every demo account to the demo password).</w:t>
+      </w:r>
+    </w:p>
+    <w:p>
+      <w:pPr>
         <w:pStyle w:val="Heading2"/>
         <w:keepNext/>
         <w:spacing w:after="100" w:before="320"/>
@@ -2231,6 +2310,124 @@
           <w:sz w:val="20"/>
           <w:szCs w:val="20"/>
         </w:rPr>
+        <w:t xml:space="preserve">Search the menu:</w:t>
+      </w:r>
+      <w:r>
+        <w:rPr>
+          <w:rFonts w:ascii="Arial" w:cs="Arial" w:eastAsia="Arial" w:hAnsi="Arial"/>
+          <w:sz w:val="20"/>
+          <w:szCs w:val="20"/>
+        </w:rPr>
+        <w:t xml:space="preserve"> the box at the top of the Dashboard finds a screen by part of its name or by what it does (for example </w:t>
+      </w:r>
+      <w:r>
+        <w:rPr>
+          <w:rFonts w:ascii="Arial" w:cs="Arial" w:eastAsia="Arial" w:hAnsi="Arial"/>
+          <w:i/>
+          <w:iCs/>
+          <w:sz w:val="20"/>
+          <w:szCs w:val="20"/>
+        </w:rPr>
+        <w:t xml:space="preserve">cash fund</w:t>
+      </w:r>
+      <w:r>
+        <w:rPr>
+          <w:rFonts w:ascii="Arial" w:cs="Arial" w:eastAsia="Arial" w:hAnsi="Arial"/>
+          <w:sz w:val="20"/>
+          <w:szCs w:val="20"/>
+        </w:rPr>
+        <w:t xml:space="preserve">, </w:t>
+      </w:r>
+      <w:r>
+        <w:rPr>
+          <w:rFonts w:ascii="Arial" w:cs="Arial" w:eastAsia="Arial" w:hAnsi="Arial"/>
+          <w:i/>
+          <w:iCs/>
+          <w:sz w:val="20"/>
+          <w:szCs w:val="20"/>
+        </w:rPr>
+        <w:t xml:space="preserve">expense</w:t>
+      </w:r>
+      <w:r>
+        <w:rPr>
+          <w:rFonts w:ascii="Arial" w:cs="Arial" w:eastAsia="Arial" w:hAnsi="Arial"/>
+          <w:sz w:val="20"/>
+          <w:szCs w:val="20"/>
+        </w:rPr>
+        <w:t xml:space="preserve">, </w:t>
+      </w:r>
+      <w:r>
+        <w:rPr>
+          <w:rFonts w:ascii="Arial" w:cs="Arial" w:eastAsia="Arial" w:hAnsi="Arial"/>
+          <w:i/>
+          <w:iCs/>
+          <w:sz w:val="20"/>
+          <w:szCs w:val="20"/>
+        </w:rPr>
+        <w:t xml:space="preserve">DR</w:t>
+      </w:r>
+      <w:r>
+        <w:rPr>
+          <w:rFonts w:ascii="Arial" w:cs="Arial" w:eastAsia="Arial" w:hAnsi="Arial"/>
+          <w:sz w:val="20"/>
+          <w:szCs w:val="20"/>
+        </w:rPr>
+        <w:t xml:space="preserve">, </w:t>
+      </w:r>
+      <w:r>
+        <w:rPr>
+          <w:rFonts w:ascii="Arial" w:cs="Arial" w:eastAsia="Arial" w:hAnsi="Arial"/>
+          <w:i/>
+          <w:iCs/>
+          <w:sz w:val="20"/>
+          <w:szCs w:val="20"/>
+        </w:rPr>
+        <w:t xml:space="preserve">payroll</w:t>
+      </w:r>
+      <w:r>
+        <w:rPr>
+          <w:rFonts w:ascii="Arial" w:cs="Arial" w:eastAsia="Arial" w:hAnsi="Arial"/>
+          <w:sz w:val="20"/>
+          <w:szCs w:val="20"/>
+        </w:rPr>
+        <w:t xml:space="preserve">, </w:t>
+      </w:r>
+      <w:r>
+        <w:rPr>
+          <w:rFonts w:ascii="Arial" w:cs="Arial" w:eastAsia="Arial" w:hAnsi="Arial"/>
+          <w:i/>
+          <w:iCs/>
+          <w:sz w:val="20"/>
+          <w:szCs w:val="20"/>
+        </w:rPr>
+        <w:t xml:space="preserve">stock</w:t>
+      </w:r>
+      <w:r>
+        <w:rPr>
+          <w:rFonts w:ascii="Arial" w:cs="Arial" w:eastAsia="Arial" w:hAnsi="Arial"/>
+          <w:sz w:val="20"/>
+          <w:szCs w:val="20"/>
+        </w:rPr>
+        <w:t xml:space="preserve">). Only the screens your account may open are listed; press Enter to open the first one, or use the arrow keys.</w:t>
+      </w:r>
+    </w:p>
+    <w:p>
+      <w:pPr>
+        <w:pStyle w:val="ListParagraph"/>
+        <w:numPr>
+          <w:ilvl w:val="0"/>
+          <w:numId w:val="3"/>
+        </w:numPr>
+        <w:spacing w:after="50" w:line="270"/>
+      </w:pPr>
+      <w:r>
+        <w:rPr>
+          <w:rFonts w:ascii="Arial" w:cs="Arial" w:eastAsia="Arial" w:hAnsi="Arial"/>
+          <w:b/>
+          <w:bCs/>
+          <w:sz w:val="20"/>
+          <w:szCs w:val="20"/>
+        </w:rPr>
         <w:t xml:space="preserve">Red boxes need action now.</w:t>
       </w:r>
       <w:r>
@@ -4556,6 +4753,442 @@
     </w:p>
     <w:p>
       <w:pPr>
+        <w:pStyle w:val="ListParagraph"/>
+        <w:numPr>
+          <w:ilvl w:val="0"/>
+          <w:numId w:val="16"/>
+        </w:numPr>
+        <w:spacing w:after="50" w:line="270"/>
+      </w:pPr>
+      <w:r>
+        <w:rPr>
+          <w:rFonts w:ascii="Arial" w:cs="Arial" w:eastAsia="Arial" w:hAnsi="Arial"/>
+          <w:b/>
+          <w:bCs/>
+          <w:sz w:val="20"/>
+          <w:szCs w:val="20"/>
+        </w:rPr>
+        <w:t xml:space="preserve">The warehouse has two funds of its own (owner request 2026-10-23):</w:t>
+      </w:r>
+      <w:r>
+        <w:rPr>
+          <w:rFonts w:ascii="Arial" w:cs="Arial" w:eastAsia="Arial" w:hAnsi="Arial"/>
+          <w:sz w:val="20"/>
+          <w:szCs w:val="20"/>
+        </w:rPr>
+        <w:t xml:space="preserve"> </w:t>
+      </w:r>
+      <w:r>
+        <w:rPr>
+          <w:rFonts w:ascii="Arial" w:cs="Arial" w:eastAsia="Arial" w:hAnsi="Arial"/>
+          <w:b/>
+          <w:bCs/>
+          <w:sz w:val="20"/>
+          <w:szCs w:val="20"/>
+        </w:rPr>
+        <w:t xml:space="preserve">Warehouse – Office</w:t>
+      </w:r>
+      <w:r>
+        <w:rPr>
+          <w:rFonts w:ascii="Arial" w:cs="Arial" w:eastAsia="Arial" w:hAnsi="Arial"/>
+          <w:sz w:val="20"/>
+          <w:szCs w:val="20"/>
+        </w:rPr>
+        <w:t xml:space="preserve"> (the office and everyday warehouse expenses) and </w:t>
+      </w:r>
+      <w:r>
+        <w:rPr>
+          <w:rFonts w:ascii="Arial" w:cs="Arial" w:eastAsia="Arial" w:hAnsi="Arial"/>
+          <w:b/>
+          <w:bCs/>
+          <w:sz w:val="20"/>
+          <w:szCs w:val="20"/>
+        </w:rPr>
+        <w:t xml:space="preserve">Warehouse – Franchise</w:t>
+      </w:r>
+      <w:r>
+        <w:rPr>
+          <w:rFonts w:ascii="Arial" w:cs="Arial" w:eastAsia="Arial" w:hAnsi="Arial"/>
+          <w:sz w:val="20"/>
+          <w:szCs w:val="20"/>
+        </w:rPr>
+        <w:t xml:space="preserve"> (shipping and other money tied to </w:t>
+      </w:r>
+      <w:r>
+        <w:rPr>
+          <w:rFonts w:ascii="Arial" w:cs="Arial" w:eastAsia="Arial" w:hAnsi="Arial"/>
+          <w:b/>
+          <w:bCs/>
+          <w:sz w:val="20"/>
+          <w:szCs w:val="20"/>
+        </w:rPr>
+        <w:t xml:space="preserve">franchise DRs</w:t>
+      </w:r>
+      <w:r>
+        <w:rPr>
+          <w:rFonts w:ascii="Arial" w:cs="Arial" w:eastAsia="Arial" w:hAnsi="Arial"/>
+          <w:sz w:val="20"/>
+          <w:szCs w:val="20"/>
+        </w:rPr>
+        <w:t xml:space="preserve">). Each has its own balance and its own petty-cash account. They are kept by the </w:t>
+      </w:r>
+      <w:r>
+        <w:rPr>
+          <w:rFonts w:ascii="Arial" w:cs="Arial" w:eastAsia="Arial" w:hAnsi="Arial"/>
+          <w:b/>
+          <w:bCs/>
+          <w:sz w:val="20"/>
+          <w:szCs w:val="20"/>
+        </w:rPr>
+        <w:t xml:space="preserve">Warehouse Associate and the Warehouse In-Charge</w:t>
+      </w:r>
+      <w:r>
+        <w:rPr>
+          <w:rFonts w:ascii="Arial" w:cs="Arial" w:eastAsia="Arial" w:hAnsi="Arial"/>
+          <w:sz w:val="20"/>
+          <w:szCs w:val="20"/>
+        </w:rPr>
+        <w:t xml:space="preserve">, who spend from them; the Sales Associate at the warehouse store has no cash fund there. The warehouse has no cash sales, so </w:t>
+      </w:r>
+      <w:r>
+        <w:rPr>
+          <w:rFonts w:ascii="Arial" w:cs="Arial" w:eastAsia="Arial" w:hAnsi="Arial"/>
+          <w:b/>
+          <w:bCs/>
+          <w:sz w:val="20"/>
+          <w:szCs w:val="20"/>
+        </w:rPr>
+        <w:t xml:space="preserve">Accounting tops the funds up</w:t>
+      </w:r>
+      <w:r>
+        <w:rPr>
+          <w:rFonts w:ascii="Arial" w:cs="Arial" w:eastAsia="Arial" w:hAnsi="Arial"/>
+          <w:sz w:val="20"/>
+          <w:szCs w:val="20"/>
+        </w:rPr>
+        <w:t xml:space="preserve"> from a bank account (Cash Fund → </w:t>
+      </w:r>
+      <w:r>
+        <w:rPr>
+          <w:rFonts w:ascii="Arial" w:cs="Arial" w:eastAsia="Arial" w:hAnsi="Arial"/>
+          <w:i/>
+          <w:iCs/>
+          <w:sz w:val="20"/>
+          <w:szCs w:val="20"/>
+        </w:rPr>
+        <w:t xml:space="preserve">Top up from an account</w:t>
+      </w:r>
+      <w:r>
+        <w:rPr>
+          <w:rFonts w:ascii="Arial" w:cs="Arial" w:eastAsia="Arial" w:hAnsi="Arial"/>
+          <w:sz w:val="20"/>
+          <w:szCs w:val="20"/>
+        </w:rPr>
+        <w:t xml:space="preserve">); the Owner or Accounting Head sets them up under </w:t>
+      </w:r>
+      <w:r>
+        <w:rPr>
+          <w:rFonts w:ascii="Arial" w:cs="Arial" w:eastAsia="Arial" w:hAnsi="Arial"/>
+          <w:i/>
+          <w:iCs/>
+          <w:sz w:val="20"/>
+          <w:szCs w:val="20"/>
+        </w:rPr>
+        <w:t xml:space="preserve">Set up or change a cash fund</w:t>
+      </w:r>
+      <w:r>
+        <w:rPr>
+          <w:rFonts w:ascii="Arial" w:cs="Arial" w:eastAsia="Arial" w:hAnsi="Arial"/>
+          <w:sz w:val="20"/>
+          <w:szCs w:val="20"/>
+        </w:rPr>
+        <w:t xml:space="preserve"> (choose the kind).</w:t>
+      </w:r>
+    </w:p>
+    <w:p>
+      <w:pPr>
+        <w:pStyle w:val="ListParagraph"/>
+        <w:numPr>
+          <w:ilvl w:val="0"/>
+          <w:numId w:val="16"/>
+        </w:numPr>
+        <w:spacing w:after="50" w:line="270"/>
+      </w:pPr>
+      <w:r>
+        <w:rPr>
+          <w:rFonts w:ascii="Arial" w:cs="Arial" w:eastAsia="Arial" w:hAnsi="Arial"/>
+          <w:b/>
+          <w:bCs/>
+          <w:sz w:val="20"/>
+          <w:szCs w:val="20"/>
+        </w:rPr>
+        <w:t xml:space="preserve">Paying an expense from a warehouse fund:</w:t>
+      </w:r>
+      <w:r>
+        <w:rPr>
+          <w:rFonts w:ascii="Arial" w:cs="Arial" w:eastAsia="Arial" w:hAnsi="Arial"/>
+          <w:sz w:val="20"/>
+          <w:szCs w:val="20"/>
+        </w:rPr>
+        <w:t xml:space="preserve"> Expenses → Paid from </w:t>
+      </w:r>
+      <w:r>
+        <w:rPr>
+          <w:rFonts w:ascii="Arial" w:cs="Arial" w:eastAsia="Arial" w:hAnsi="Arial"/>
+          <w:b/>
+          <w:bCs/>
+          <w:sz w:val="20"/>
+          <w:szCs w:val="20"/>
+        </w:rPr>
+        <w:t xml:space="preserve">Cash fund</w:t>
+      </w:r>
+      <w:r>
+        <w:rPr>
+          <w:rFonts w:ascii="Arial" w:cs="Arial" w:eastAsia="Arial" w:hAnsi="Arial"/>
+          <w:sz w:val="20"/>
+          <w:szCs w:val="20"/>
+        </w:rPr>
+        <w:t xml:space="preserve"> → </w:t>
+      </w:r>
+      <w:r>
+        <w:rPr>
+          <w:rFonts w:ascii="Arial" w:cs="Arial" w:eastAsia="Arial" w:hAnsi="Arial"/>
+          <w:i/>
+          <w:iCs/>
+          <w:sz w:val="20"/>
+          <w:szCs w:val="20"/>
+        </w:rPr>
+        <w:t xml:space="preserve">Which cash fund</w:t>
+      </w:r>
+      <w:r>
+        <w:rPr>
+          <w:rFonts w:ascii="Arial" w:cs="Arial" w:eastAsia="Arial" w:hAnsi="Arial"/>
+          <w:sz w:val="20"/>
+          <w:szCs w:val="20"/>
+        </w:rPr>
+        <w:t xml:space="preserve"> (Office or Franchise). For the </w:t>
+      </w:r>
+      <w:r>
+        <w:rPr>
+          <w:rFonts w:ascii="Arial" w:cs="Arial" w:eastAsia="Arial" w:hAnsi="Arial"/>
+          <w:b/>
+          <w:bCs/>
+          <w:sz w:val="20"/>
+          <w:szCs w:val="20"/>
+        </w:rPr>
+        <w:t xml:space="preserve">Franchise</w:t>
+      </w:r>
+      <w:r>
+        <w:rPr>
+          <w:rFonts w:ascii="Arial" w:cs="Arial" w:eastAsia="Arial" w:hAnsi="Arial"/>
+          <w:sz w:val="20"/>
+          <w:szCs w:val="20"/>
+        </w:rPr>
+        <w:t xml:space="preserve"> fund you may also choose the </w:t>
+      </w:r>
+      <w:r>
+        <w:rPr>
+          <w:rFonts w:ascii="Arial" w:cs="Arial" w:eastAsia="Arial" w:hAnsi="Arial"/>
+          <w:b/>
+          <w:bCs/>
+          <w:sz w:val="20"/>
+          <w:szCs w:val="20"/>
+        </w:rPr>
+        <w:t xml:space="preserve">Franchise DR this is for</w:t>
+      </w:r>
+      <w:r>
+        <w:rPr>
+          <w:rFonts w:ascii="Arial" w:cs="Arial" w:eastAsia="Arial" w:hAnsi="Arial"/>
+          <w:sz w:val="20"/>
+          <w:szCs w:val="20"/>
+        </w:rPr>
+        <w:t xml:space="preserve"> (for example the courier paid for a franchise delivery): the payment is tied to that DR and shows in the fund's movements and on the DR page. A person who works at more than one branch now has a </w:t>
+      </w:r>
+      <w:r>
+        <w:rPr>
+          <w:rFonts w:ascii="Arial" w:cs="Arial" w:eastAsia="Arial" w:hAnsi="Arial"/>
+          <w:b/>
+          <w:bCs/>
+          <w:sz w:val="20"/>
+          <w:szCs w:val="20"/>
+        </w:rPr>
+        <w:t xml:space="preserve">Branch</w:t>
+      </w:r>
+      <w:r>
+        <w:rPr>
+          <w:rFonts w:ascii="Arial" w:cs="Arial" w:eastAsia="Arial" w:hAnsi="Arial"/>
+          <w:sz w:val="20"/>
+          <w:szCs w:val="20"/>
+        </w:rPr>
+        <w:t xml:space="preserve"> box on Expenses.</w:t>
+      </w:r>
+    </w:p>
+    <w:p>
+      <w:pPr>
+        <w:pStyle w:val="ListParagraph"/>
+        <w:numPr>
+          <w:ilvl w:val="0"/>
+          <w:numId w:val="16"/>
+        </w:numPr>
+        <w:spacing w:after="50" w:line="270"/>
+      </w:pPr>
+      <w:r>
+        <w:rPr>
+          <w:rFonts w:ascii="Arial" w:cs="Arial" w:eastAsia="Arial" w:hAnsi="Arial"/>
+          <w:b/>
+          <w:bCs/>
+          <w:sz w:val="20"/>
+          <w:szCs w:val="20"/>
+        </w:rPr>
+        <w:t xml:space="preserve">When a franchise pays the shipping charge in cash:</w:t>
+      </w:r>
+      <w:r>
+        <w:rPr>
+          <w:rFonts w:ascii="Arial" w:cs="Arial" w:eastAsia="Arial" w:hAnsi="Arial"/>
+          <w:sz w:val="20"/>
+          <w:szCs w:val="20"/>
+        </w:rPr>
+        <w:t xml:space="preserve"> Accounting opens Franchise AR → the </w:t>
+      </w:r>
+      <w:r>
+        <w:rPr>
+          <w:rFonts w:ascii="Arial" w:cs="Arial" w:eastAsia="Arial" w:hAnsi="Arial"/>
+          <w:i/>
+          <w:iCs/>
+          <w:sz w:val="20"/>
+          <w:szCs w:val="20"/>
+        </w:rPr>
+        <w:t xml:space="preserve">shipping charge</w:t>
+      </w:r>
+      <w:r>
+        <w:rPr>
+          <w:rFonts w:ascii="Arial" w:cs="Arial" w:eastAsia="Arial" w:hAnsi="Arial"/>
+          <w:sz w:val="20"/>
+          <w:szCs w:val="20"/>
+        </w:rPr>
+        <w:t xml:space="preserve"> invoice → </w:t>
+      </w:r>
+      <w:r>
+        <w:rPr>
+          <w:rFonts w:ascii="Arial" w:cs="Arial" w:eastAsia="Arial" w:hAnsi="Arial"/>
+          <w:b/>
+          <w:bCs/>
+          <w:sz w:val="20"/>
+          <w:szCs w:val="20"/>
+        </w:rPr>
+        <w:t xml:space="preserve">Record payment</w:t>
+      </w:r>
+      <w:r>
+        <w:rPr>
+          <w:rFonts w:ascii="Arial" w:cs="Arial" w:eastAsia="Arial" w:hAnsi="Arial"/>
+          <w:sz w:val="20"/>
+          <w:szCs w:val="20"/>
+        </w:rPr>
+        <w:t xml:space="preserve"> → Paid by </w:t>
+      </w:r>
+      <w:r>
+        <w:rPr>
+          <w:rFonts w:ascii="Arial" w:cs="Arial" w:eastAsia="Arial" w:hAnsi="Arial"/>
+          <w:b/>
+          <w:bCs/>
+          <w:sz w:val="20"/>
+          <w:szCs w:val="20"/>
+        </w:rPr>
+        <w:t xml:space="preserve">Cash</w:t>
+      </w:r>
+      <w:r>
+        <w:rPr>
+          <w:rFonts w:ascii="Arial" w:cs="Arial" w:eastAsia="Arial" w:hAnsi="Arial"/>
+          <w:sz w:val="20"/>
+          <w:szCs w:val="20"/>
+        </w:rPr>
+        <w:t xml:space="preserve"> → </w:t>
+      </w:r>
+      <w:r>
+        <w:rPr>
+          <w:rFonts w:ascii="Arial" w:cs="Arial" w:eastAsia="Arial" w:hAnsi="Arial"/>
+          <w:i/>
+          <w:iCs/>
+          <w:sz w:val="20"/>
+          <w:szCs w:val="20"/>
+        </w:rPr>
+        <w:t xml:space="preserve">Deposited to</w:t>
+      </w:r>
+      <w:r>
+        <w:rPr>
+          <w:rFonts w:ascii="Arial" w:cs="Arial" w:eastAsia="Arial" w:hAnsi="Arial"/>
+          <w:sz w:val="20"/>
+          <w:szCs w:val="20"/>
+        </w:rPr>
+        <w:t xml:space="preserve"> </w:t>
+      </w:r>
+      <w:r>
+        <w:rPr>
+          <w:rFonts w:ascii="Arial" w:cs="Arial" w:eastAsia="Arial" w:hAnsi="Arial"/>
+          <w:b/>
+          <w:bCs/>
+          <w:sz w:val="20"/>
+          <w:szCs w:val="20"/>
+        </w:rPr>
+        <w:t xml:space="preserve">Cash fund: Warehouse – Franchise</w:t>
+      </w:r>
+      <w:r>
+        <w:rPr>
+          <w:rFonts w:ascii="Arial" w:cs="Arial" w:eastAsia="Arial" w:hAnsi="Arial"/>
+          <w:sz w:val="20"/>
+          <w:szCs w:val="20"/>
+        </w:rPr>
+        <w:t xml:space="preserve">. The fund goes up, the movement carries the DR number, and the DR page shows who paid, when, and which fund received it. Bank or GCash payments still go to the bank or GCash account.</w:t>
+      </w:r>
+    </w:p>
+    <w:p>
+      <w:pPr>
+        <w:pStyle w:val="ListParagraph"/>
+        <w:numPr>
+          <w:ilvl w:val="0"/>
+          <w:numId w:val="16"/>
+        </w:numPr>
+        <w:spacing w:after="50" w:line="270"/>
+      </w:pPr>
+      <w:r>
+        <w:rPr>
+          <w:rFonts w:ascii="Arial" w:cs="Arial" w:eastAsia="Arial" w:hAnsi="Arial"/>
+          <w:b/>
+          <w:bCs/>
+          <w:sz w:val="20"/>
+          <w:szCs w:val="20"/>
+        </w:rPr>
+        <w:t xml:space="preserve">On the DR page</w:t>
+      </w:r>
+      <w:r>
+        <w:rPr>
+          <w:rFonts w:ascii="Arial" w:cs="Arial" w:eastAsia="Arial" w:hAnsi="Arial"/>
+          <w:sz w:val="20"/>
+          <w:szCs w:val="20"/>
+        </w:rPr>
+        <w:t xml:space="preserve"> a franchise DR now has a </w:t>
+      </w:r>
+      <w:r>
+        <w:rPr>
+          <w:rFonts w:ascii="Arial" w:cs="Arial" w:eastAsia="Arial" w:hAnsi="Arial"/>
+          <w:b/>
+          <w:bCs/>
+          <w:sz w:val="20"/>
+          <w:szCs w:val="20"/>
+        </w:rPr>
+        <w:t xml:space="preserve">Shipping of this DR</w:t>
+      </w:r>
+      <w:r>
+        <w:rPr>
+          <w:rFonts w:ascii="Arial" w:cs="Arial" w:eastAsia="Arial" w:hAnsi="Arial"/>
+          <w:sz w:val="20"/>
+          <w:szCs w:val="20"/>
+        </w:rPr>
+        <w:t xml:space="preserve"> box: the charge, what the franchise paid (and into which fund) and the courier money paid from the Franchise fund.</w:t>
+      </w:r>
+    </w:p>
+    <w:p>
+      <w:pPr>
         <w:pStyle w:val="Heading2"/>
         <w:keepNext/>
         <w:spacing w:after="100" w:before="320"/>
@@ -7134,25 +7767,43 @@
           <w:sz w:val="20"/>
           <w:szCs w:val="20"/>
         </w:rPr>
-        <w:t xml:space="preserve"> shows the quantity per product and location, the nearest expiry, and the </w:t>
-      </w:r>
-      <w:r>
-        <w:rPr>
-          <w:rFonts w:ascii="Arial" w:cs="Arial" w:eastAsia="Arial" w:hAnsi="Arial"/>
-          <w:b/>
-          <w:bCs/>
-          <w:sz w:val="20"/>
-          <w:szCs w:val="20"/>
-        </w:rPr>
-        <w:t xml:space="preserve">quantity per expiry date</w:t>
-      </w:r>
-      <w:r>
-        <w:rPr>
-          <w:rFonts w:ascii="Arial" w:cs="Arial" w:eastAsia="Arial" w:hAnsi="Arial"/>
-          <w:sz w:val="20"/>
-          <w:szCs w:val="20"/>
-        </w:rPr>
-        <w:t xml:space="preserve">. An item with more than one date is marked, so you can see the difference.</w:t>
+        <w:t xml:space="preserve"> shows the quantity per product and location, the nearest expiry, and two small tables with headings: </w:t>
+      </w:r>
+      <w:r>
+        <w:rPr>
+          <w:rFonts w:ascii="Arial" w:cs="Arial" w:eastAsia="Arial" w:hAnsi="Arial"/>
+          <w:b/>
+          <w:bCs/>
+          <w:sz w:val="20"/>
+          <w:szCs w:val="20"/>
+        </w:rPr>
+        <w:t xml:space="preserve">Quantity per flavor</w:t>
+      </w:r>
+      <w:r>
+        <w:rPr>
+          <w:rFonts w:ascii="Arial" w:cs="Arial" w:eastAsia="Arial" w:hAnsi="Arial"/>
+          <w:sz w:val="20"/>
+          <w:szCs w:val="20"/>
+        </w:rPr>
+        <w:t xml:space="preserve"> (one row per flavor with its quantity) and </w:t>
+      </w:r>
+      <w:r>
+        <w:rPr>
+          <w:rFonts w:ascii="Arial" w:cs="Arial" w:eastAsia="Arial" w:hAnsi="Arial"/>
+          <w:b/>
+          <w:bCs/>
+          <w:sz w:val="20"/>
+          <w:szCs w:val="20"/>
+        </w:rPr>
+        <w:t xml:space="preserve">Quantity per expiry date</w:t>
+      </w:r>
+      <w:r>
+        <w:rPr>
+          <w:rFonts w:ascii="Arial" w:cs="Arial" w:eastAsia="Arial" w:hAnsi="Arial"/>
+          <w:sz w:val="20"/>
+          <w:szCs w:val="20"/>
+        </w:rPr>
+        <w:t xml:space="preserve"> (one row per expiry date with its quantity in pcs; the nearest date is marked). Nothing is shown as an unlabelled "2027-08-30: 30" any more.</w:t>
       </w:r>
     </w:p>
     <w:p>
@@ -32598,15 +33249,87 @@
           <w:sz w:val="20"/>
           <w:szCs w:val="20"/>
         </w:rPr>
-        <w:t xml:space="preserve">Cash fund</w:t>
-      </w:r>
-      <w:r>
-        <w:rPr>
-          <w:rFonts w:ascii="Arial" w:cs="Arial" w:eastAsia="Arial" w:hAnsi="Arial"/>
-          <w:sz w:val="20"/>
-          <w:szCs w:val="20"/>
-        </w:rPr>
-        <w:t xml:space="preserve"> (the balance is shown; you spend it, Accounting / the cash fund holders replenish it), or choose cash on hand, a bank account or an owner advance.</w:t>
+        <w:t xml:space="preserve">cash funds</w:t>
+      </w:r>
+      <w:r>
+        <w:rPr>
+          <w:rFonts w:ascii="Arial" w:cs="Arial" w:eastAsia="Arial" w:hAnsi="Arial"/>
+          <w:sz w:val="20"/>
+          <w:szCs w:val="20"/>
+        </w:rPr>
+        <w:t xml:space="preserve"> (you keep them: </w:t>
+      </w:r>
+      <w:r>
+        <w:rPr>
+          <w:rFonts w:ascii="Arial" w:cs="Arial" w:eastAsia="Arial" w:hAnsi="Arial"/>
+          <w:b/>
+          <w:bCs/>
+          <w:sz w:val="20"/>
+          <w:szCs w:val="20"/>
+        </w:rPr>
+        <w:t xml:space="preserve">Warehouse – Office</w:t>
+      </w:r>
+      <w:r>
+        <w:rPr>
+          <w:rFonts w:ascii="Arial" w:cs="Arial" w:eastAsia="Arial" w:hAnsi="Arial"/>
+          <w:sz w:val="20"/>
+          <w:szCs w:val="20"/>
+        </w:rPr>
+        <w:t xml:space="preserve"> and </w:t>
+      </w:r>
+      <w:r>
+        <w:rPr>
+          <w:rFonts w:ascii="Arial" w:cs="Arial" w:eastAsia="Arial" w:hAnsi="Arial"/>
+          <w:b/>
+          <w:bCs/>
+          <w:sz w:val="20"/>
+          <w:szCs w:val="20"/>
+        </w:rPr>
+        <w:t xml:space="preserve">Warehouse – Franchise</w:t>
+      </w:r>
+      <w:r>
+        <w:rPr>
+          <w:rFonts w:ascii="Arial" w:cs="Arial" w:eastAsia="Arial" w:hAnsi="Arial"/>
+          <w:sz w:val="20"/>
+          <w:szCs w:val="20"/>
+        </w:rPr>
+        <w:t xml:space="preserve">; choose </w:t>
+      </w:r>
+      <w:r>
+        <w:rPr>
+          <w:rFonts w:ascii="Arial" w:cs="Arial" w:eastAsia="Arial" w:hAnsi="Arial"/>
+          <w:i/>
+          <w:iCs/>
+          <w:sz w:val="20"/>
+          <w:szCs w:val="20"/>
+        </w:rPr>
+        <w:t xml:space="preserve">Which cash fund</w:t>
+      </w:r>
+      <w:r>
+        <w:rPr>
+          <w:rFonts w:ascii="Arial" w:cs="Arial" w:eastAsia="Arial" w:hAnsi="Arial"/>
+          <w:sz w:val="20"/>
+          <w:szCs w:val="20"/>
+        </w:rPr>
+        <w:t xml:space="preserve">; for the Franchise fund pick the </w:t>
+      </w:r>
+      <w:r>
+        <w:rPr>
+          <w:rFonts w:ascii="Arial" w:cs="Arial" w:eastAsia="Arial" w:hAnsi="Arial"/>
+          <w:b/>
+          <w:bCs/>
+          <w:sz w:val="20"/>
+          <w:szCs w:val="20"/>
+        </w:rPr>
+        <w:t xml:space="preserve">franchise DR</w:t>
+      </w:r>
+      <w:r>
+        <w:rPr>
+          <w:rFonts w:ascii="Arial" w:cs="Arial" w:eastAsia="Arial" w:hAnsi="Arial"/>
+          <w:sz w:val="20"/>
+          <w:szCs w:val="20"/>
+        </w:rPr>
+        <w:t xml:space="preserve"> the money is for; Accounting tops the funds up), or choose cash on hand, a bank account or an owner advance.</w:t>
       </w:r>
     </w:p>
     <w:p>
@@ -33919,15 +34642,51 @@
           <w:sz w:val="20"/>
           <w:szCs w:val="20"/>
         </w:rPr>
-        <w:t xml:space="preserve">Cash fund:</w:t>
-      </w:r>
-      <w:r>
-        <w:rPr>
-          <w:rFonts w:ascii="Arial" w:cs="Arial" w:eastAsia="Arial" w:hAnsi="Arial"/>
-          <w:sz w:val="20"/>
-          <w:szCs w:val="20"/>
-        </w:rPr>
-        <w:t xml:space="preserve"> you and your associates can pay warehouse expenses from the warehouse cash fund (Expenses → Paid from Cash fund).</w:t>
+        <w:t xml:space="preserve">Cash funds:</w:t>
+      </w:r>
+      <w:r>
+        <w:rPr>
+          <w:rFonts w:ascii="Arial" w:cs="Arial" w:eastAsia="Arial" w:hAnsi="Arial"/>
+          <w:sz w:val="20"/>
+          <w:szCs w:val="20"/>
+        </w:rPr>
+        <w:t xml:space="preserve"> you and your associates keep the two warehouse funds, </w:t>
+      </w:r>
+      <w:r>
+        <w:rPr>
+          <w:rFonts w:ascii="Arial" w:cs="Arial" w:eastAsia="Arial" w:hAnsi="Arial"/>
+          <w:b/>
+          <w:bCs/>
+          <w:sz w:val="20"/>
+          <w:szCs w:val="20"/>
+        </w:rPr>
+        <w:t xml:space="preserve">Warehouse – Office</w:t>
+      </w:r>
+      <w:r>
+        <w:rPr>
+          <w:rFonts w:ascii="Arial" w:cs="Arial" w:eastAsia="Arial" w:hAnsi="Arial"/>
+          <w:sz w:val="20"/>
+          <w:szCs w:val="20"/>
+        </w:rPr>
+        <w:t xml:space="preserve"> and </w:t>
+      </w:r>
+      <w:r>
+        <w:rPr>
+          <w:rFonts w:ascii="Arial" w:cs="Arial" w:eastAsia="Arial" w:hAnsi="Arial"/>
+          <w:b/>
+          <w:bCs/>
+          <w:sz w:val="20"/>
+          <w:szCs w:val="20"/>
+        </w:rPr>
+        <w:t xml:space="preserve">Warehouse – Franchise</w:t>
+      </w:r>
+      <w:r>
+        <w:rPr>
+          <w:rFonts w:ascii="Arial" w:cs="Arial" w:eastAsia="Arial" w:hAnsi="Arial"/>
+          <w:sz w:val="20"/>
+          <w:szCs w:val="20"/>
+        </w:rPr>
+        <w:t xml:space="preserve">, and pay warehouse expenses from them (Expenses → Paid from Cash fund → Which cash fund; the Franchise fund can be tied to a franchise DR). Accounting tops them up; the Sales Associate at the warehouse store has no cash fund.</w:t>
       </w:r>
     </w:p>
     <w:p>
@@ -37445,6 +38204,142 @@
           <w:szCs w:val="20"/>
         </w:rPr>
         <w:t xml:space="preserve">Give the reason. The maker, the source document's maker and the Owner are notified, and the change is logged.</w:t>
+      </w:r>
+    </w:p>
+    <w:p>
+      <w:pPr>
+        <w:pStyle w:val="ListParagraph"/>
+        <w:numPr>
+          <w:ilvl w:val="0"/>
+          <w:numId w:val="187"/>
+        </w:numPr>
+        <w:spacing w:after="50" w:line="270"/>
+      </w:pPr>
+      <w:r>
+        <w:rPr>
+          <w:rFonts w:ascii="Arial" w:cs="Arial" w:eastAsia="Arial" w:hAnsi="Arial"/>
+          <w:b/>
+          <w:bCs/>
+          <w:sz w:val="20"/>
+          <w:szCs w:val="20"/>
+        </w:rPr>
+        <w:t xml:space="preserve">Cash funds of the warehouse:</w:t>
+      </w:r>
+      <w:r>
+        <w:rPr>
+          <w:rFonts w:ascii="Arial" w:cs="Arial" w:eastAsia="Arial" w:hAnsi="Arial"/>
+          <w:sz w:val="20"/>
+          <w:szCs w:val="20"/>
+        </w:rPr>
+        <w:t xml:space="preserve"> Cash Fund → </w:t>
+      </w:r>
+      <w:r>
+        <w:rPr>
+          <w:rFonts w:ascii="Arial" w:cs="Arial" w:eastAsia="Arial" w:hAnsi="Arial"/>
+          <w:i/>
+          <w:iCs/>
+          <w:sz w:val="20"/>
+          <w:szCs w:val="20"/>
+        </w:rPr>
+        <w:t xml:space="preserve">Set up or change a cash fund</w:t>
+      </w:r>
+      <w:r>
+        <w:rPr>
+          <w:rFonts w:ascii="Arial" w:cs="Arial" w:eastAsia="Arial" w:hAnsi="Arial"/>
+          <w:sz w:val="20"/>
+          <w:szCs w:val="20"/>
+        </w:rPr>
+        <w:t xml:space="preserve">: choose the warehouse and the kind (</w:t>
+      </w:r>
+      <w:r>
+        <w:rPr>
+          <w:rFonts w:ascii="Arial" w:cs="Arial" w:eastAsia="Arial" w:hAnsi="Arial"/>
+          <w:b/>
+          <w:bCs/>
+          <w:sz w:val="20"/>
+          <w:szCs w:val="20"/>
+        </w:rPr>
+        <w:t xml:space="preserve">Warehouse – Office</w:t>
+      </w:r>
+      <w:r>
+        <w:rPr>
+          <w:rFonts w:ascii="Arial" w:cs="Arial" w:eastAsia="Arial" w:hAnsi="Arial"/>
+          <w:sz w:val="20"/>
+          <w:szCs w:val="20"/>
+        </w:rPr>
+        <w:t xml:space="preserve">, </w:t>
+      </w:r>
+      <w:r>
+        <w:rPr>
+          <w:rFonts w:ascii="Arial" w:cs="Arial" w:eastAsia="Arial" w:hAnsi="Arial"/>
+          <w:b/>
+          <w:bCs/>
+          <w:sz w:val="20"/>
+          <w:szCs w:val="20"/>
+        </w:rPr>
+        <w:t xml:space="preserve">Warehouse – Franchise</w:t>
+      </w:r>
+      <w:r>
+        <w:rPr>
+          <w:rFonts w:ascii="Arial" w:cs="Arial" w:eastAsia="Arial" w:hAnsi="Arial"/>
+          <w:sz w:val="20"/>
+          <w:szCs w:val="20"/>
+        </w:rPr>
+        <w:t xml:space="preserve">) and the amount; top a fund up from the bank with </w:t>
+      </w:r>
+      <w:r>
+        <w:rPr>
+          <w:rFonts w:ascii="Arial" w:cs="Arial" w:eastAsia="Arial" w:hAnsi="Arial"/>
+          <w:i/>
+          <w:iCs/>
+          <w:sz w:val="20"/>
+          <w:szCs w:val="20"/>
+        </w:rPr>
+        <w:t xml:space="preserve">Top up from an account</w:t>
+      </w:r>
+      <w:r>
+        <w:rPr>
+          <w:rFonts w:ascii="Arial" w:cs="Arial" w:eastAsia="Arial" w:hAnsi="Arial"/>
+          <w:sz w:val="20"/>
+          <w:szCs w:val="20"/>
+        </w:rPr>
+        <w:t xml:space="preserve">. When a franchise pays a shipping charge in cash, record it in Franchise AR with </w:t>
+      </w:r>
+      <w:r>
+        <w:rPr>
+          <w:rFonts w:ascii="Arial" w:cs="Arial" w:eastAsia="Arial" w:hAnsi="Arial"/>
+          <w:i/>
+          <w:iCs/>
+          <w:sz w:val="20"/>
+          <w:szCs w:val="20"/>
+        </w:rPr>
+        <w:t xml:space="preserve">Deposited to</w:t>
+      </w:r>
+      <w:r>
+        <w:rPr>
+          <w:rFonts w:ascii="Arial" w:cs="Arial" w:eastAsia="Arial" w:hAnsi="Arial"/>
+          <w:sz w:val="20"/>
+          <w:szCs w:val="20"/>
+        </w:rPr>
+        <w:t xml:space="preserve"> </w:t>
+      </w:r>
+      <w:r>
+        <w:rPr>
+          <w:rFonts w:ascii="Arial" w:cs="Arial" w:eastAsia="Arial" w:hAnsi="Arial"/>
+          <w:b/>
+          <w:bCs/>
+          <w:sz w:val="20"/>
+          <w:szCs w:val="20"/>
+        </w:rPr>
+        <w:t xml:space="preserve">Cash fund: Warehouse – Franchise</w:t>
+      </w:r>
+      <w:r>
+        <w:rPr>
+          <w:rFonts w:ascii="Arial" w:cs="Arial" w:eastAsia="Arial" w:hAnsi="Arial"/>
+          <w:sz w:val="20"/>
+          <w:szCs w:val="20"/>
+        </w:rPr>
+        <w:t xml:space="preserve">.</w:t>
       </w:r>
     </w:p>
     <w:p>
